--- a/export/ch06_draft_v2.docx
+++ b/export/ch06_draft_v2.docx
@@ -31,9 +31,9 @@
       </w:r>
       <w:r>
         <w:rPr>
-          <w:vertAlign w:val="superscript"/>
-        </w:rPr>
-        <w:t>[web_01]</w:t>
+          <w:rStyle w:val="footnote reference"/>
+        </w:rPr>
+        <w:footnoteReference w:id="12"/>
       </w:r>
       <w:r>
         <w:t xml:space="preserve"> 1장부터 5장까지 각각 다루어진 모델, 컨텍스트, 도구, 메모리, 평가는 이 분해 구조 위에 다시 배치될 때 서로의 관계가 비로소 선명해진다.</w:t>
@@ -54,9 +54,9 @@
       </w:r>
       <w:r>
         <w:rPr>
-          <w:vertAlign w:val="superscript"/>
-        </w:rPr>
-        <w:t>[web_01]</w:t>
+          <w:rStyle w:val="footnote reference"/>
+        </w:rPr>
+        <w:footnoteReference w:id="13"/>
       </w:r>
     </w:p>
     <w:p>
@@ -256,7 +256,10 @@
         <w:pStyle w:val="afd"/>
       </w:pPr>
       <w:r>
-        <w:t>**표 6-1. 이전 장 개념과 에이전트 컴포넌트 레이어 대응**</w:t>
+        <w:rPr>
+          <w:b/>
+        </w:rPr>
+        <w:t>표 6-1. 이전 장 개념과 에이전트 컴포넌트 레이어 대응</w:t>
       </w:r>
     </w:p>
     <w:p>
@@ -388,9 +391,9 @@
       </w:r>
       <w:r>
         <w:rPr>
-          <w:vertAlign w:val="superscript"/>
-        </w:rPr>
-        <w:t>[web_03]</w:t>
+          <w:rStyle w:val="footnote reference"/>
+        </w:rPr>
+        <w:footnoteReference w:id="14"/>
       </w:r>
     </w:p>
     <w:p>
@@ -611,9 +614,9 @@
       </w:r>
       <w:r>
         <w:rPr>
-          <w:vertAlign w:val="superscript"/>
-        </w:rPr>
-        <w:t>[web_03]</w:t>
+          <w:rStyle w:val="footnote reference"/>
+        </w:rPr>
+        <w:footnoteReference w:id="15"/>
       </w:r>
     </w:p>
     <w:p>
@@ -623,9 +626,9 @@
       </w:r>
       <w:r>
         <w:rPr>
-          <w:vertAlign w:val="superscript"/>
-        </w:rPr>
-        <w:t>[web_02]</w:t>
+          <w:rStyle w:val="footnote reference"/>
+        </w:rPr>
+        <w:footnoteReference w:id="16"/>
       </w:r>
     </w:p>
     <w:p>
@@ -689,7 +692,13 @@
         <w:pStyle w:val="a8"/>
       </w:pPr>
       <w:r>
-        <w:t>Anthropic의 에이전트 설계 가이드는 시스템을 크게 두 유형으로 구분한다.[^web_02]</w:t>
+        <w:t>Anthropic의 에이전트 설계 가이드는 시스템을 크게 두 유형으로 구분한다.</w:t>
+      </w:r>
+      <w:r>
+        <w:rPr>
+          <w:rStyle w:val="footnote reference"/>
+        </w:rPr>
+        <w:footnoteReference w:id="17"/>
       </w:r>
     </w:p>
     <w:p>
@@ -697,7 +706,13 @@
         <w:pStyle w:val="a8"/>
       </w:pPr>
       <w:r>
-        <w:t>**워크플로우(Workflow)**: 실행 경로가 미리 정해진 시스템. 모델이 각 단계에서 판단을 내리지만, 어떤 단계를 거칠지는 개발자가 사전에 정의한다. 조건 분기도 명시적으로 코딩된다.</w:t>
+        <w:rPr>
+          <w:b/>
+        </w:rPr>
+        <w:t>워크플로우(Workflow)</w:t>
+      </w:r>
+      <w:r>
+        <w:t>: 실행 경로가 미리 정해진 시스템. 모델이 각 단계에서 판단을 내리지만, 어떤 단계를 거칠지는 개발자가 사전에 정의한다. 조건 분기도 명시적으로 코딩된다.</w:t>
       </w:r>
     </w:p>
     <w:p>
@@ -705,7 +720,13 @@
         <w:pStyle w:val="a8"/>
       </w:pPr>
       <w:r>
-        <w:t>**에이전트(Agent)**: 실행 경로가 모델의 판단에 따라 동적으로 결정되는 시스템. 어떤 도구를 몇 번 호출할지, 언제 멈출지를 모델이 스스로 결정한다.</w:t>
+        <w:rPr>
+          <w:b/>
+        </w:rPr>
+        <w:t>에이전트(Agent)</w:t>
+      </w:r>
+      <w:r>
+        <w:t>: 실행 경로가 모델의 판단에 따라 동적으로 결정되는 시스템. 어떤 도구를 몇 번 호출할지, 언제 멈출지를 모델이 스스로 결정한다.</w:t>
       </w:r>
     </w:p>
     <w:p>
@@ -760,9 +781,9 @@
       </w:r>
       <w:r>
         <w:rPr>
-          <w:vertAlign w:val="superscript"/>
-        </w:rPr>
-        <w:t>[web_05]</w:t>
+          <w:rStyle w:val="footnote reference"/>
+        </w:rPr>
+        <w:footnoteReference w:id="18"/>
       </w:r>
     </w:p>
     <w:p>
@@ -786,7 +807,34 @@
         <w:pStyle w:val="afd"/>
       </w:pPr>
       <w:r>
-        <w:t>- **입력 명세(precondition)**: 이 컴포넌트가 받을 수 있는 데이터의 형식과 값의 범위 - **출력 명세(postcondition)**: 정상 처리 후 반환하는 데이터의 형식과 보장 범위 - **예외 명세(exception contract)**: 입력이 기대에 벗어났을 때 어떻게 처리하는가 — 오류를 반환하는가, 기본값을 쓰는가, 중단하는가</w:t>
+        <w:t xml:space="preserve">- </w:t>
+      </w:r>
+      <w:r>
+        <w:rPr>
+          <w:b/>
+        </w:rPr>
+        <w:t>입력 명세(precondition)</w:t>
+      </w:r>
+      <w:r>
+        <w:t xml:space="preserve">: 이 컴포넌트가 받을 수 있는 데이터의 형식과 값의 범위 - </w:t>
+      </w:r>
+      <w:r>
+        <w:rPr>
+          <w:b/>
+        </w:rPr>
+        <w:t>출력 명세(postcondition)</w:t>
+      </w:r>
+      <w:r>
+        <w:t xml:space="preserve">: 정상 처리 후 반환하는 데이터의 형식과 보장 범위 - </w:t>
+      </w:r>
+      <w:r>
+        <w:rPr>
+          <w:b/>
+        </w:rPr>
+        <w:t>예외 명세(exception contract)</w:t>
+      </w:r>
+      <w:r>
+        <w:t>: 입력이 기대에 벗어났을 때 어떻게 처리하는가 — 오류를 반환하는가, 기본값을 쓰는가, 중단하는가</w:t>
       </w:r>
     </w:p>
     <w:p>
@@ -1041,9 +1089,9 @@
       </w:r>
       <w:r>
         <w:rPr>
-          <w:vertAlign w:val="superscript"/>
-        </w:rPr>
-        <w:t>[web_05]</w:t>
+          <w:rStyle w:val="footnote reference"/>
+        </w:rPr>
+        <w:footnoteReference w:id="19"/>
       </w:r>
       <w:r>
         <w:t xml:space="preserve"> 외부 API가 반환하는 데이터 형식은 에이전트 내부 설계자가 통제할 수 없다. 따라서 Planning → Tool Use 경계에서의 계약은 특히 엄밀하게 정의되어야 한다. "도구가 예상과 다른 형식을 반환할 경우 어떻게 처리하는가"를 명시하지 않으면, 외부 API의 사소한 변경이 에이전트 전체를 중단시킬 수 있다.</w:t>
@@ -1070,9 +1118,9 @@
       </w:r>
       <w:r>
         <w:rPr>
-          <w:vertAlign w:val="superscript"/>
-        </w:rPr>
-        <w:t>[web_08]</w:t>
+          <w:rStyle w:val="footnote reference"/>
+        </w:rPr>
+        <w:footnoteReference w:id="20"/>
       </w:r>
       <w:r>
         <w:t xml:space="preserve"> 오류는 시작점에서 끝나지 않고, 파이프라인을 따라 증폭된다.</w:t>
@@ -1179,9 +1227,9 @@
       </w:r>
       <w:r>
         <w:rPr>
-          <w:vertAlign w:val="superscript"/>
-        </w:rPr>
-        <w:t>[web_04]</w:t>
+          <w:rStyle w:val="footnote reference"/>
+        </w:rPr>
+        <w:footnoteReference w:id="21"/>
       </w:r>
     </w:p>
     <w:p>
@@ -1281,7 +1329,16 @@
         <w:pStyle w:val="a8"/>
       </w:pPr>
       <w:r>
-        <w:t>실배포 환경에서 이 진단 오류가 어떤 결과를 낳는지 보여주는 사례가 있다. Replit의 에이전트 개발 과정에서 나타난 실패 사례는 초기에 모델 성능 문제로 분류되었다.[^web_07] 더 강력한 모델로 교체하면 문제가 해결될 것이라는 가정이었다.</w:t>
+        <w:t>실배포 환경에서 이 진단 오류가 어떤 결과를 낳는지 보여주는 사례가 있다. Replit의 에이전트 개발 과정에서 나타난 실패 사례는 초기에 모델 성능 문제로 분류되었다.</w:t>
+      </w:r>
+      <w:r>
+        <w:rPr>
+          <w:rStyle w:val="footnote reference"/>
+        </w:rPr>
+        <w:footnoteReference w:id="22"/>
+      </w:r>
+      <w:r>
+        <w:t xml:space="preserve"> 더 강력한 모델로 교체하면 문제가 해결될 것이라는 가정이었다.</w:t>
       </w:r>
     </w:p>
     <w:p>
@@ -1297,7 +1354,16 @@
         <w:pStyle w:val="a8"/>
       </w:pPr>
       <w:r>
-        <w:t>'models propose, architectures dispose'라는 명제가 실무에서 의미하는 바는 이것이다.[^web_05] 모델의 출력 품질과 시스템의 신뢰성은 별개의 문제다. 모델이 개별 추론을 잘 수행하더라도, 그 추론의 전제가 되는 컨텍스트가 오염되어 있거나 컴포넌트 간 계약이 지켜지지 않으면 시스템 전체는 신뢰할 수 없는 결과를 낸다.</w:t>
+        <w:t>'models propose, architectures dispose'라는 명제가 실무에서 의미하는 바는 이것이다.</w:t>
+      </w:r>
+      <w:r>
+        <w:rPr>
+          <w:rStyle w:val="footnote reference"/>
+        </w:rPr>
+        <w:footnoteReference w:id="23"/>
+      </w:r>
+      <w:r>
+        <w:t xml:space="preserve"> 모델의 출력 품질과 시스템의 신뢰성은 별개의 문제다. 모델이 개별 추론을 잘 수행하더라도, 그 추론의 전제가 되는 컨텍스트가 오염되어 있거나 컴포넌트 간 계약이 지켜지지 않으면 시스템 전체는 신뢰할 수 없는 결과를 낸다.</w:t>
       </w:r>
     </w:p>
     <w:p>
@@ -1347,7 +1413,13 @@
         <w:pStyle w:val="afd"/>
       </w:pPr>
       <w:r>
-        <w:t>에이전트 시스템이 직접 통제하는 컴포넌트(내부)와 그 바깥에 위치한 외부 서비스·저장소·사용자 인터페이스(외부) 사이의 구분선. 이 경계를 명시하는 것은 책임 소재 분석의 전제 조건이다.[^web_02]</w:t>
+        <w:t>에이전트 시스템이 직접 통제하는 컴포넌트(내부)와 그 바깥에 위치한 외부 서비스·저장소·사용자 인터페이스(외부) 사이의 구분선. 이 경계를 명시하는 것은 책임 소재 분석의 전제 조건이다.</w:t>
+      </w:r>
+      <w:r>
+        <w:rPr>
+          <w:rStyle w:val="footnote reference"/>
+        </w:rPr>
+        <w:footnoteReference w:id="24"/>
       </w:r>
     </w:p>
     <w:p>
@@ -1547,9 +1619,9 @@
       </w:r>
       <w:r>
         <w:rPr>
-          <w:vertAlign w:val="superscript"/>
-        </w:rPr>
-        <w:t>[web_02]</w:t>
+          <w:rStyle w:val="footnote reference"/>
+        </w:rPr>
+        <w:footnoteReference w:id="25"/>
       </w:r>
     </w:p>
     <w:p>
@@ -1559,9 +1631,9 @@
       </w:r>
       <w:r>
         <w:rPr>
-          <w:vertAlign w:val="superscript"/>
-        </w:rPr>
-        <w:t>[web_02]</w:t>
+          <w:rStyle w:val="footnote reference"/>
+        </w:rPr>
+        <w:footnoteReference w:id="26"/>
       </w:r>
       <w:r>
         <w:t xml:space="preserve"> 이는 단순한 아키텍처 기술이 아니라, 실패 대응 시 어디부터 점검할지를 사전에 합의해 두는 작업이다.</w:t>
@@ -1582,9 +1654,9 @@
       </w:r>
       <w:r>
         <w:rPr>
-          <w:vertAlign w:val="superscript"/>
-        </w:rPr>
-        <w:t>[web_05]</w:t>
+          <w:rStyle w:val="footnote reference"/>
+        </w:rPr>
+        <w:footnoteReference w:id="27"/>
       </w:r>
     </w:p>
     <w:p>
@@ -1677,9 +1749,9 @@
       </w:r>
       <w:r>
         <w:rPr>
-          <w:vertAlign w:val="superscript"/>
-        </w:rPr>
-        <w:t>[web_06]</w:t>
+          <w:rStyle w:val="footnote reference"/>
+        </w:rPr>
+        <w:footnoteReference w:id="28"/>
       </w:r>
       <w:r>
         <w:t xml:space="preserve"> 시스템 프롬프트, 도구 스펙, 메모리에서 끌어온 컨텍스트는 guides에 해당한다. 로그, 트레이스, 스팬은 sensors에 해당한다. 이 구분이 유용한 이유는, 시스템에 문제가 생겼을 때 guides 쪽을 고쳐야 하는지 sensors 쪽을 보강해야 하는지를 먼저 분리해서 생각하게 만들기 때문이다.</w:t>
@@ -1808,18 +1880,18 @@
       </w:r>
       <w:r>
         <w:rPr>
-          <w:vertAlign w:val="superscript"/>
-        </w:rPr>
-        <w:t>[web_05]</w:t>
+          <w:rStyle w:val="footnote reference"/>
+        </w:rPr>
+        <w:footnoteReference w:id="29"/>
       </w:r>
       <w:r>
         <w:t xml:space="preserve"> MAST의 태스크 검증 범주 — 특정 단계의 출력이 다음 단계의 입력 조건을 충족하는지 확인하지 않는 실패 — 가 드러나지 않는 경우도 마찬가지다. 중간 단계의 출력을 기록하지 않으면, 태스크 검증 실패는 최종 출력의 이상 증상으로만 나타나고 그 원인은 보이지 않는다.</w:t>
       </w:r>
       <w:r>
         <w:rPr>
-          <w:vertAlign w:val="superscript"/>
-        </w:rPr>
-        <w:t>[web_04]</w:t>
+          <w:rStyle w:val="footnote reference"/>
+        </w:rPr>
+        <w:footnoteReference w:id="30"/>
       </w:r>
     </w:p>
     <w:p>
@@ -1843,7 +1915,34 @@
         <w:pStyle w:val="afd"/>
       </w:pPr>
       <w:r>
-        <w:t>1. **컴포넌트 경계 진입·이탈 시**: 각 컴포넌트가 무엇을 입력으로 받았고 무엇을 출력으로 냈는지를 기록한다. 이것만 있어도 갈림점 탐색이 가능하다. 2. **외부 의존 호출 시**: 도구 호출이나 외부 API 요청의 파라미터와 응답을 기록한다. 내부 오류와 외부 오류를 분리하는 데 필수적이다. 3. **상태 변경 시**: Memory 레이어에 무언가가 쓰이거나 읽힐 때 기록한다. 상태 오염에 의한 전파를 추적하는 기반이 된다.</w:t>
+        <w:t xml:space="preserve">1. </w:t>
+      </w:r>
+      <w:r>
+        <w:rPr>
+          <w:b/>
+        </w:rPr>
+        <w:t>컴포넌트 경계 진입·이탈 시</w:t>
+      </w:r>
+      <w:r>
+        <w:t xml:space="preserve">: 각 컴포넌트가 무엇을 입력으로 받았고 무엇을 출력으로 냈는지를 기록한다. 이것만 있어도 갈림점 탐색이 가능하다. 2. </w:t>
+      </w:r>
+      <w:r>
+        <w:rPr>
+          <w:b/>
+        </w:rPr>
+        <w:t>외부 의존 호출 시</w:t>
+      </w:r>
+      <w:r>
+        <w:t xml:space="preserve">: 도구 호출이나 외부 API 요청의 파라미터와 응답을 기록한다. 내부 오류와 외부 오류를 분리하는 데 필수적이다. 3. </w:t>
+      </w:r>
+      <w:r>
+        <w:rPr>
+          <w:b/>
+        </w:rPr>
+        <w:t>상태 변경 시</w:t>
+      </w:r>
+      <w:r>
+        <w:t>: Memory 레이어에 무언가가 쓰이거나 읽힐 때 기록한다. 상태 오염에 의한 전파를 추적하는 기반이 된다.</w:t>
       </w:r>
     </w:p>
     <w:p>
@@ -1912,9 +2011,9 @@
       </w:r>
       <w:r>
         <w:rPr>
-          <w:vertAlign w:val="superscript"/>
-        </w:rPr>
-        <w:t>[web_06]</w:t>
+          <w:rStyle w:val="footnote reference"/>
+        </w:rPr>
+        <w:footnoteReference w:id="31"/>
       </w:r>
       <w:r>
         <w:t xml:space="preserve"> 이 공식에서 모델이 추론의 주체라면, 하네스는 모델이 올바른 방향으로 작동하도록 입력을 공급하고 그 결과를 수집하는 구조 전체다. 하네스는 두 채널로 나뉜다.</w:t>
@@ -2362,18 +2461,18 @@
       </w:r>
       <w:r>
         <w:rPr>
-          <w:vertAlign w:val="superscript"/>
-        </w:rPr>
-        <w:t>[web_04]</w:t>
+          <w:rStyle w:val="footnote reference"/>
+        </w:rPr>
+        <w:footnoteReference w:id="32"/>
       </w:r>
       <w:r>
         <w:t xml:space="preserve"> 태스크 검증 실패는 최종 출력에서 이상 증상으로만 나타나기 때문에, 중간 단계의 출력을 외부에서 독립적으로 기록하고 판단하는 구조가 없으면 어느 단계에서 검증이 깨졌는지 역추적하지 못한다. 폴트 격리가 작동하고 있는지 확인하는 것도 마찬가지다. 외부에서 반복 실행하며 격리 경계가 유지되는지를 체계적으로 관찰해야 격리 설계가 실제로 의도대로 작동하는지 알 수 있다.</w:t>
       </w:r>
       <w:r>
         <w:rPr>
-          <w:vertAlign w:val="superscript"/>
-        </w:rPr>
-        <w:t>[web_05]</w:t>
+          <w:rStyle w:val="footnote reference"/>
+        </w:rPr>
+        <w:footnoteReference w:id="33"/>
       </w:r>
     </w:p>
     <w:p>
@@ -2443,7 +2542,34 @@
         <w:pStyle w:val="afd"/>
       </w:pPr>
       <w:r>
-        <w:t>1. **초기 상태 주입 인터페이스**: 각 실행 전에 Memory 레이어 및 세션 상태를 외부에서 지정할 수 있어야 한다. 이것이 없으면 반복 가능성을 보장할 수 없다. 2. **실행 결과 수집 인터페이스**: 최종 출력뿐 아니라 중간 단계 출력과 도구 호출 이력을 외부에서 수집할 수 있어야 한다. 이것이 없으면 태스크 검증 실패를 역추적하지 못한다. 3. **guides 주입 인터페이스**: 시스템 프롬프트와 도구 스펙을 외부에서 교체할 수 있어야 한다. 이것이 없으면 실험 조건을 바꿀 때마다 시스템 코드를 수정해야 한다.</w:t>
+        <w:t xml:space="preserve">1. </w:t>
+      </w:r>
+      <w:r>
+        <w:rPr>
+          <w:b/>
+        </w:rPr>
+        <w:t>초기 상태 주입 인터페이스</w:t>
+      </w:r>
+      <w:r>
+        <w:t xml:space="preserve">: 각 실행 전에 Memory 레이어 및 세션 상태를 외부에서 지정할 수 있어야 한다. 이것이 없으면 반복 가능성을 보장할 수 없다. 2. </w:t>
+      </w:r>
+      <w:r>
+        <w:rPr>
+          <w:b/>
+        </w:rPr>
+        <w:t>실행 결과 수집 인터페이스</w:t>
+      </w:r>
+      <w:r>
+        <w:t xml:space="preserve">: 최종 출력뿐 아니라 중간 단계 출력과 도구 호출 이력을 외부에서 수집할 수 있어야 한다. 이것이 없으면 태스크 검증 실패를 역추적하지 못한다. 3. </w:t>
+      </w:r>
+      <w:r>
+        <w:rPr>
+          <w:b/>
+        </w:rPr>
+        <w:t>guides 주입 인터페이스</w:t>
+      </w:r>
+      <w:r>
+        <w:t>: 시스템 프롬프트와 도구 스펙을 외부에서 교체할 수 있어야 한다. 이것이 없으면 실험 조건을 바꿀 때마다 시스템 코드를 수정해야 한다.</w:t>
       </w:r>
     </w:p>
     <w:p>
@@ -2519,9 +2645,9 @@
       </w:r>
       <w:r>
         <w:rPr>
-          <w:vertAlign w:val="superscript"/>
-        </w:rPr>
-        <w:t>[web_05]</w:t>
+          <w:rStyle w:val="footnote reference"/>
+        </w:rPr>
+        <w:footnoteReference w:id="34"/>
       </w:r>
       <w:r>
         <w:t xml:space="preserve"> 모델이 제안하는 것과, 시스템이 그 제안을 어떻게 처리하는가는 별개의 책임 영역이다. 모델 품질이 올라간다고 시스템이 자동으로 더 안정적으로 동작하지 않는 이유가 여기에 있다. 시스템 설계가 모델의 출력을 신뢰 가능한 방식으로 처리하도록 구성되어 있지 않으면, 더 좋은 모델을 연결해도 전체 결과의 신뢰성은 올라가지 않는다.</w:t>
@@ -2548,9 +2674,9 @@
       </w:r>
       <w:r>
         <w:rPr>
-          <w:vertAlign w:val="superscript"/>
-        </w:rPr>
-        <w:t>[web_02]</w:t>
+          <w:rStyle w:val="footnote reference"/>
+        </w:rPr>
+        <w:footnoteReference w:id="35"/>
       </w:r>
       <w:r>
         <w:t xml:space="preserve"> 도구를 추가하면 실패 경로도 추가된다. 새로운 실패 경로를 추적하지 않은 채 도구만 붙이는 것은 시스템을 설계하는 것이 아니라 시스템을 확대하는 것이다.</w:t>
@@ -2731,7 +2857,34 @@
         <w:pStyle w:val="afd"/>
       </w:pPr>
       <w:r>
-        <w:t>1. **이 컴포넌트가 받아야 하는 입력과 돌려주어야 하는 출력을 먼저 적는다.** 구현 방식은 이 계약이 확정된 이후에 결정한다. 2. **이 컴포넌트가 실패했을 때 시스템이 받아야 할 신호를 정의한다.** 예외 유형, 타임아웃 한계, 재시도 가능 여부를 명시한다. 3. **계약을 만족하는 가장 단순한 구현으로 시작한다.** 교체 가능성은 처음부터 정교한 구현을 요구하지 않는다. 계약이 고정되어 있으면 나중에 구현을 교체해도 나머지 시스템은 영향을 받지 않는다.</w:t>
+        <w:t xml:space="preserve">1. </w:t>
+      </w:r>
+      <w:r>
+        <w:rPr>
+          <w:b/>
+        </w:rPr>
+        <w:t>이 컴포넌트가 받아야 하는 입력과 돌려주어야 하는 출력을 먼저 적는다.</w:t>
+      </w:r>
+      <w:r>
+        <w:t xml:space="preserve"> 구현 방식은 이 계약이 확정된 이후에 결정한다. 2. </w:t>
+      </w:r>
+      <w:r>
+        <w:rPr>
+          <w:b/>
+        </w:rPr>
+        <w:t>이 컴포넌트가 실패했을 때 시스템이 받아야 할 신호를 정의한다.</w:t>
+      </w:r>
+      <w:r>
+        <w:t xml:space="preserve"> 예외 유형, 타임아웃 한계, 재시도 가능 여부를 명시한다. 3. </w:t>
+      </w:r>
+      <w:r>
+        <w:rPr>
+          <w:b/>
+        </w:rPr>
+        <w:t>계약을 만족하는 가장 단순한 구현으로 시작한다.</w:t>
+      </w:r>
+      <w:r>
+        <w:t xml:space="preserve"> 교체 가능성은 처음부터 정교한 구현을 요구하지 않는다. 계약이 고정되어 있으면 나중에 구현을 교체해도 나머지 시스템은 영향을 받지 않는다.</w:t>
       </w:r>
     </w:p>
     <w:p>
@@ -2769,9 +2922,9 @@
       </w:r>
       <w:r>
         <w:rPr>
-          <w:vertAlign w:val="superscript"/>
-        </w:rPr>
-        <w:t>[web_01]</w:t>
+          <w:rStyle w:val="footnote reference"/>
+        </w:rPr>
+        <w:footnoteReference w:id="36"/>
       </w:r>
       <w:r>
         <w:t xml:space="preserve"> 단일 에이전트에서 확립한 시스템 경계 사고가 없으면, 에이전트를 추가하는 것이 시스템을 확장하는 것인지 복잡성을 증가시키는 것인지 구분하지 못한다.</w:t>
@@ -2784,9 +2937,9 @@
       </w:r>
       <w:r>
         <w:rPr>
-          <w:vertAlign w:val="superscript"/>
-        </w:rPr>
-        <w:t>[web_02]</w:t>
+          <w:rStyle w:val="footnote reference"/>
+        </w:rPr>
+        <w:footnoteReference w:id="37"/>
       </w:r>
       <w:r>
         <w:t xml:space="preserve"> 멀티 에이전트 구성도 마찬가지다. 에이전트를 추가하는 결정은 "이 태스크가 단일 에이전트로 해결할 수 없는가"가 아니라 "이 추가가 시스템 경계를 명확하게 재정의할 수 있는가"로 판단해야 한다.</w:t>
@@ -2807,9 +2960,9 @@
       </w:r>
       <w:r>
         <w:rPr>
-          <w:vertAlign w:val="superscript"/>
-        </w:rPr>
-        <w:t>[web_06]</w:t>
+          <w:rStyle w:val="footnote reference"/>
+        </w:rPr>
+        <w:footnoteReference w:id="38"/>
       </w:r>
       <w:r>
         <w:t xml:space="preserve"> 개발 단계에서 관찰 가능성 인터페이스를 열어 두지 않으면, 운영 단계에서 이를 추가하기 위해 시스템 내부를 다시 수정해야 한다.</w:t>
@@ -4292,6 +4445,519 @@
       </w:r>
       <w:r>
         <w:t>. 2024. </w:t>
+      </w:r>
+    </w:p>
+  </w:footnote>
+  <w:footnote w:id="12">
+    <w:p>
+      <w:pPr>
+        <w:pStyle w:val="footnote text"/>
+      </w:pPr>
+      <w:r>
+        <w:rPr>
+          <w:rStyle w:val="footnote reference"/>
+        </w:rPr>
+        <w:footnoteRef/>
+      </w:r>
+      <w:r>
+        <w:t xml:space="preserve"> </w:t>
+      </w:r>
+      <w:r>
+        <w:t xml:space="preserve">Lilian Weng, "LLM Powered Autonomous Agents", lilianweng.github.io, 2023. Planning·Memory·Tool Use 컴포넌트 분류.</w:t>
+      </w:r>
+    </w:p>
+  </w:footnote>
+  <w:footnote w:id="13">
+    <w:p>
+      <w:pPr>
+        <w:pStyle w:val="footnote text"/>
+      </w:pPr>
+      <w:r>
+        <w:rPr>
+          <w:rStyle w:val="footnote reference"/>
+        </w:rPr>
+        <w:footnoteRef/>
+      </w:r>
+      <w:r>
+        <w:t xml:space="preserve"> </w:t>
+      </w:r>
+      <w:r>
+        <w:t xml:space="preserve">Lilian Weng, "LLM Powered Autonomous Agents", lilianweng.github.io, 2023. Planning·Memory·Tool Use 컴포넌트 분류.</w:t>
+      </w:r>
+    </w:p>
+  </w:footnote>
+  <w:footnote w:id="14">
+    <w:p>
+      <w:pPr>
+        <w:pStyle w:val="footnote text"/>
+      </w:pPr>
+      <w:r>
+        <w:rPr>
+          <w:rStyle w:val="footnote reference"/>
+        </w:rPr>
+        <w:footnoteRef/>
+      </w:r>
+      <w:r>
+        <w:t xml:space="preserve"> </w:t>
+      </w:r>
+      <w:r>
+        <w:t xml:space="preserve">Yao et al., "ReAct: Synergizing Reasoning and Acting in Language Models", arXiv:2210.03629, 2022. Thought→Action→Observation 사이클의 출처.</w:t>
+      </w:r>
+    </w:p>
+  </w:footnote>
+  <w:footnote w:id="15">
+    <w:p>
+      <w:pPr>
+        <w:pStyle w:val="footnote text"/>
+      </w:pPr>
+      <w:r>
+        <w:rPr>
+          <w:rStyle w:val="footnote reference"/>
+        </w:rPr>
+        <w:footnoteRef/>
+      </w:r>
+      <w:r>
+        <w:t xml:space="preserve"> </w:t>
+      </w:r>
+      <w:r>
+        <w:t xml:space="preserve">Yao et al., "ReAct: Synergizing Reasoning and Acting in Language Models", arXiv:2210.03629, 2022. Thought→Action→Observation 사이클의 출처.</w:t>
+      </w:r>
+    </w:p>
+  </w:footnote>
+  <w:footnote w:id="16">
+    <w:p>
+      <w:pPr>
+        <w:pStyle w:val="footnote text"/>
+      </w:pPr>
+      <w:r>
+        <w:rPr>
+          <w:rStyle w:val="footnote reference"/>
+        </w:rPr>
+        <w:footnoteRef/>
+      </w:r>
+      <w:r>
+        <w:t xml:space="preserve"> </w:t>
+      </w:r>
+      <w:r>
+        <w:t xml:space="preserve">Anthropic, "Building Effective Agents", Anthropic documentation, 2024. 복잡성은 필요할 때만 도입한다는 설계 원칙, 워크플로우와 에이전트 구분.</w:t>
+      </w:r>
+    </w:p>
+  </w:footnote>
+  <w:footnote w:id="17">
+    <w:p>
+      <w:pPr>
+        <w:pStyle w:val="footnote text"/>
+      </w:pPr>
+      <w:r>
+        <w:rPr>
+          <w:rStyle w:val="footnote reference"/>
+        </w:rPr>
+        <w:footnoteRef/>
+      </w:r>
+      <w:r>
+        <w:t xml:space="preserve"> </w:t>
+      </w:r>
+      <w:r>
+        <w:t xml:space="preserve">Anthropic, "Building Effective Agents", Anthropic documentation, 2024. 복잡성은 필요할 때만 도입한다는 설계 원칙, 워크플로우와 에이전트 구분.</w:t>
+      </w:r>
+    </w:p>
+  </w:footnote>
+  <w:footnote w:id="18">
+    <w:p>
+      <w:pPr>
+        <w:pStyle w:val="footnote text"/>
+      </w:pPr>
+      <w:r>
+        <w:rPr>
+          <w:rStyle w:val="footnote reference"/>
+        </w:rPr>
+        <w:footnoteRef/>
+      </w:r>
+      <w:r>
+        <w:t xml:space="preserve"> </w:t>
+      </w:r>
+      <w:r>
+        <w:t xml:space="preserve">Lin &amp; Zhang, arXiv:2512.09458, 2024. 'models propose, architectures dispose' 명제, 컴포넌트화와 교체 가능성 처방.</w:t>
+      </w:r>
+    </w:p>
+  </w:footnote>
+  <w:footnote w:id="19">
+    <w:p>
+      <w:pPr>
+        <w:pStyle w:val="footnote text"/>
+      </w:pPr>
+      <w:r>
+        <w:rPr>
+          <w:rStyle w:val="footnote reference"/>
+        </w:rPr>
+        <w:footnoteRef/>
+      </w:r>
+      <w:r>
+        <w:t xml:space="preserve"> </w:t>
+      </w:r>
+      <w:r>
+        <w:t xml:space="preserve">Lin &amp; Zhang, arXiv:2512.09458, 2024. 'models propose, architectures dispose' 명제, 컴포넌트화와 교체 가능성 처방.</w:t>
+      </w:r>
+    </w:p>
+  </w:footnote>
+  <w:footnote w:id="20">
+    <w:p>
+      <w:pPr>
+        <w:pStyle w:val="footnote text"/>
+      </w:pPr>
+      <w:r>
+        <w:rPr>
+          <w:rStyle w:val="footnote reference"/>
+        </w:rPr>
+        <w:footnoteRef/>
+      </w:r>
+      <w:r>
+        <w:t xml:space="preserve"> </w:t>
+      </w:r>
+      <w:r>
+        <w:t xml:space="preserve">Zhu et al., 2024. memory→reflection→planning→action→system 순서의 오류 전파 분석.</w:t>
+      </w:r>
+    </w:p>
+  </w:footnote>
+  <w:footnote w:id="21">
+    <w:p>
+      <w:pPr>
+        <w:pStyle w:val="footnote text"/>
+      </w:pPr>
+      <w:r>
+        <w:rPr>
+          <w:rStyle w:val="footnote reference"/>
+        </w:rPr>
+        <w:footnoteRef/>
+      </w:r>
+      <w:r>
+        <w:t xml:space="preserve"> </w:t>
+      </w:r>
+      <w:r>
+        <w:t xml:space="preserve">Cemri et al., "MAST: Multi-Agent System Testing", 2024. 태스크 검증 범주 — 시스템 외부에서의 관찰이 없을 때 드러나지 않는 실패 유형.</w:t>
+      </w:r>
+    </w:p>
+  </w:footnote>
+  <w:footnote w:id="22">
+    <w:p>
+      <w:pPr>
+        <w:pStyle w:val="footnote text"/>
+      </w:pPr>
+      <w:r>
+        <w:rPr>
+          <w:rStyle w:val="footnote reference"/>
+        </w:rPr>
+        <w:footnoteRef/>
+      </w:r>
+      <w:r>
+        <w:t xml:space="preserve"> </w:t>
+      </w:r>
+      <w:r>
+        <w:t xml:space="preserve">AI Agent Reliability, 2024. Replit 사례 등 실배포 실패 사례.</w:t>
+      </w:r>
+    </w:p>
+  </w:footnote>
+  <w:footnote w:id="23">
+    <w:p>
+      <w:pPr>
+        <w:pStyle w:val="footnote text"/>
+      </w:pPr>
+      <w:r>
+        <w:rPr>
+          <w:rStyle w:val="footnote reference"/>
+        </w:rPr>
+        <w:footnoteRef/>
+      </w:r>
+      <w:r>
+        <w:t xml:space="preserve"> </w:t>
+      </w:r>
+      <w:r>
+        <w:t xml:space="preserve">Lin &amp; Zhang, arXiv:2512.09458, 2024. 'models propose, architectures dispose' 명제, 컴포넌트화와 교체 가능성 처방.</w:t>
+      </w:r>
+    </w:p>
+  </w:footnote>
+  <w:footnote w:id="24">
+    <w:p>
+      <w:pPr>
+        <w:pStyle w:val="footnote text"/>
+      </w:pPr>
+      <w:r>
+        <w:rPr>
+          <w:rStyle w:val="footnote reference"/>
+        </w:rPr>
+        <w:footnoteRef/>
+      </w:r>
+      <w:r>
+        <w:t xml:space="preserve"> </w:t>
+      </w:r>
+      <w:r>
+        <w:t xml:space="preserve">Anthropic, "Building Effective Agents", Anthropic documentation, 2024. 복잡성은 필요할 때만 도입한다는 설계 원칙, 워크플로우와 에이전트 구분.</w:t>
+      </w:r>
+    </w:p>
+  </w:footnote>
+  <w:footnote w:id="25">
+    <w:p>
+      <w:pPr>
+        <w:pStyle w:val="footnote text"/>
+      </w:pPr>
+      <w:r>
+        <w:rPr>
+          <w:rStyle w:val="footnote reference"/>
+        </w:rPr>
+        <w:footnoteRef/>
+      </w:r>
+      <w:r>
+        <w:t xml:space="preserve"> </w:t>
+      </w:r>
+      <w:r>
+        <w:t xml:space="preserve">Anthropic, "Building Effective Agents", Anthropic documentation, 2024. 복잡성은 필요할 때만 도입한다는 설계 원칙, 워크플로우와 에이전트 구분.</w:t>
+      </w:r>
+    </w:p>
+  </w:footnote>
+  <w:footnote w:id="26">
+    <w:p>
+      <w:pPr>
+        <w:pStyle w:val="footnote text"/>
+      </w:pPr>
+      <w:r>
+        <w:rPr>
+          <w:rStyle w:val="footnote reference"/>
+        </w:rPr>
+        <w:footnoteRef/>
+      </w:r>
+      <w:r>
+        <w:t xml:space="preserve"> </w:t>
+      </w:r>
+      <w:r>
+        <w:t xml:space="preserve">Anthropic, "Building Effective Agents", Anthropic documentation, 2024. 복잡성은 필요할 때만 도입한다는 설계 원칙, 워크플로우와 에이전트 구분.</w:t>
+      </w:r>
+    </w:p>
+  </w:footnote>
+  <w:footnote w:id="27">
+    <w:p>
+      <w:pPr>
+        <w:pStyle w:val="footnote text"/>
+      </w:pPr>
+      <w:r>
+        <w:rPr>
+          <w:rStyle w:val="footnote reference"/>
+        </w:rPr>
+        <w:footnoteRef/>
+      </w:r>
+      <w:r>
+        <w:t xml:space="preserve"> </w:t>
+      </w:r>
+      <w:r>
+        <w:t xml:space="preserve">Lin &amp; Zhang, arXiv:2512.09458, 2024. 'models propose, architectures dispose' 명제, 컴포넌트화와 교체 가능성 처방.</w:t>
+      </w:r>
+    </w:p>
+  </w:footnote>
+  <w:footnote w:id="28">
+    <w:p>
+      <w:pPr>
+        <w:pStyle w:val="footnote text"/>
+      </w:pPr>
+      <w:r>
+        <w:rPr>
+          <w:rStyle w:val="footnote reference"/>
+        </w:rPr>
+        <w:footnoteRef/>
+      </w:r>
+      <w:r>
+        <w:t xml:space="preserve"> </w:t>
+      </w:r>
+      <w:r>
+        <w:t xml:space="preserve">Böckeler, "AI Agents", martinfowler.com, 2024. guides(피드포워드)와 sensors(피드백) 구분, 운영 환경에서의 관찰 가능성 요구사항.</w:t>
+      </w:r>
+    </w:p>
+  </w:footnote>
+  <w:footnote w:id="29">
+    <w:p>
+      <w:pPr>
+        <w:pStyle w:val="footnote text"/>
+      </w:pPr>
+      <w:r>
+        <w:rPr>
+          <w:rStyle w:val="footnote reference"/>
+        </w:rPr>
+        <w:footnoteRef/>
+      </w:r>
+      <w:r>
+        <w:t xml:space="preserve"> </w:t>
+      </w:r>
+      <w:r>
+        <w:t xml:space="preserve">Lin &amp; Zhang, arXiv:2512.09458, 2024. 'models propose, architectures dispose' 명제, 컴포넌트화와 교체 가능성 처방.</w:t>
+      </w:r>
+    </w:p>
+  </w:footnote>
+  <w:footnote w:id="30">
+    <w:p>
+      <w:pPr>
+        <w:pStyle w:val="footnote text"/>
+      </w:pPr>
+      <w:r>
+        <w:rPr>
+          <w:rStyle w:val="footnote reference"/>
+        </w:rPr>
+        <w:footnoteRef/>
+      </w:r>
+      <w:r>
+        <w:t xml:space="preserve"> </w:t>
+      </w:r>
+      <w:r>
+        <w:t xml:space="preserve">Cemri et al., "MAST: Multi-Agent System Testing", 2024. 태스크 검증 범주 — 시스템 외부에서의 관찰이 없을 때 드러나지 않는 실패 유형.</w:t>
+      </w:r>
+    </w:p>
+  </w:footnote>
+  <w:footnote w:id="31">
+    <w:p>
+      <w:pPr>
+        <w:pStyle w:val="footnote text"/>
+      </w:pPr>
+      <w:r>
+        <w:rPr>
+          <w:rStyle w:val="footnote reference"/>
+        </w:rPr>
+        <w:footnoteRef/>
+      </w:r>
+      <w:r>
+        <w:t xml:space="preserve"> </w:t>
+      </w:r>
+      <w:r>
+        <w:t xml:space="preserve">Böckeler, "AI Agents", martinfowler.com, 2024. guides(피드포워드)와 sensors(피드백) 구분, 운영 환경에서의 관찰 가능성 요구사항.</w:t>
+      </w:r>
+    </w:p>
+  </w:footnote>
+  <w:footnote w:id="32">
+    <w:p>
+      <w:pPr>
+        <w:pStyle w:val="footnote text"/>
+      </w:pPr>
+      <w:r>
+        <w:rPr>
+          <w:rStyle w:val="footnote reference"/>
+        </w:rPr>
+        <w:footnoteRef/>
+      </w:r>
+      <w:r>
+        <w:t xml:space="preserve"> </w:t>
+      </w:r>
+      <w:r>
+        <w:t xml:space="preserve">Cemri et al., "MAST: Multi-Agent System Testing", 2024. 태스크 검증 범주 — 시스템 외부에서의 관찰이 없을 때 드러나지 않는 실패 유형.</w:t>
+      </w:r>
+    </w:p>
+  </w:footnote>
+  <w:footnote w:id="33">
+    <w:p>
+      <w:pPr>
+        <w:pStyle w:val="footnote text"/>
+      </w:pPr>
+      <w:r>
+        <w:rPr>
+          <w:rStyle w:val="footnote reference"/>
+        </w:rPr>
+        <w:footnoteRef/>
+      </w:r>
+      <w:r>
+        <w:t xml:space="preserve"> </w:t>
+      </w:r>
+      <w:r>
+        <w:t xml:space="preserve">Lin &amp; Zhang, arXiv:2512.09458, 2024. 'models propose, architectures dispose' 명제, 컴포넌트화와 교체 가능성 처방.</w:t>
+      </w:r>
+    </w:p>
+  </w:footnote>
+  <w:footnote w:id="34">
+    <w:p>
+      <w:pPr>
+        <w:pStyle w:val="footnote text"/>
+      </w:pPr>
+      <w:r>
+        <w:rPr>
+          <w:rStyle w:val="footnote reference"/>
+        </w:rPr>
+        <w:footnoteRef/>
+      </w:r>
+      <w:r>
+        <w:t xml:space="preserve"> </w:t>
+      </w:r>
+      <w:r>
+        <w:t xml:space="preserve">Lin &amp; Zhang, arXiv:2512.09458, 2024. 'models propose, architectures dispose' 명제, 컴포넌트화와 교체 가능성 처방.</w:t>
+      </w:r>
+    </w:p>
+  </w:footnote>
+  <w:footnote w:id="35">
+    <w:p>
+      <w:pPr>
+        <w:pStyle w:val="footnote text"/>
+      </w:pPr>
+      <w:r>
+        <w:rPr>
+          <w:rStyle w:val="footnote reference"/>
+        </w:rPr>
+        <w:footnoteRef/>
+      </w:r>
+      <w:r>
+        <w:t xml:space="preserve"> </w:t>
+      </w:r>
+      <w:r>
+        <w:t xml:space="preserve">Anthropic, "Building Effective Agents", Anthropic documentation, 2024. 복잡성은 필요할 때만 도입한다는 설계 원칙, 워크플로우와 에이전트 구분.</w:t>
+      </w:r>
+    </w:p>
+  </w:footnote>
+  <w:footnote w:id="36">
+    <w:p>
+      <w:pPr>
+        <w:pStyle w:val="footnote text"/>
+      </w:pPr>
+      <w:r>
+        <w:rPr>
+          <w:rStyle w:val="footnote reference"/>
+        </w:rPr>
+        <w:footnoteRef/>
+      </w:r>
+      <w:r>
+        <w:t xml:space="preserve"> </w:t>
+      </w:r>
+      <w:r>
+        <w:t xml:space="preserve">Lilian Weng, "LLM Powered Autonomous Agents", lilianweng.github.io, 2023. Planning·Memory·Tool Use 컴포넌트 분류.</w:t>
+      </w:r>
+    </w:p>
+  </w:footnote>
+  <w:footnote w:id="37">
+    <w:p>
+      <w:pPr>
+        <w:pStyle w:val="footnote text"/>
+      </w:pPr>
+      <w:r>
+        <w:rPr>
+          <w:rStyle w:val="footnote reference"/>
+        </w:rPr>
+        <w:footnoteRef/>
+      </w:r>
+      <w:r>
+        <w:t xml:space="preserve"> </w:t>
+      </w:r>
+      <w:r>
+        <w:t xml:space="preserve">Anthropic, "Building Effective Agents", Anthropic documentation, 2024. 복잡성은 필요할 때만 도입한다는 설계 원칙, 워크플로우와 에이전트 구분.</w:t>
+      </w:r>
+    </w:p>
+  </w:footnote>
+  <w:footnote w:id="38">
+    <w:p>
+      <w:pPr>
+        <w:pStyle w:val="footnote text"/>
+      </w:pPr>
+      <w:r>
+        <w:rPr>
+          <w:rStyle w:val="footnote reference"/>
+        </w:rPr>
+        <w:footnoteRef/>
+      </w:r>
+      <w:r>
+        <w:t xml:space="preserve"> </w:t>
+      </w:r>
+      <w:r>
+        <w:t xml:space="preserve">Böckeler, "AI Agents", martinfowler.com, 2024. guides(피드포워드)와 sensors(피드백) 구분, 운영 환경에서의 관찰 가능성 요구사항.</w:t>
       </w:r>
     </w:p>
   </w:footnote>

--- a/export/ch06_draft_v2.docx
+++ b/export/ch06_draft_v2.docx
@@ -1885,7 +1885,7 @@
         <w:footnoteReference w:id="29"/>
       </w:r>
       <w:r>
-        <w:t xml:space="preserve"> MAST의 태스크 검증 범주 — 특정 단계의 출력이 다음 단계의 입력 조건을 충족하는지 확인하지 않는 실패 — 가 드러나지 않는 경우도 마찬가지다. 중간 단계의 출력을 기록하지 않으면, 태스크 검증 실패는 최종 출력의 이상 증상으로만 나타나고 그 원인은 보이지 않는다.</w:t>
+        <w:t xml:space="preserve"> MAST의 태스크 검증 범주, 즉 특정 단계의 출력이 다음 단계의 입력 조건을 충족하는지 확인하지 않아 발생하는 실패가 드러나지 않는 경우도 마찬가지다. 중간 단계의 출력을 기록하지 않으면, 태스크 검증 실패는 최종 출력의 이상 증상으로만 나타나고 그 원인은 보이지 않는다.</w:t>
       </w:r>
       <w:r>
         <w:rPr>
@@ -1954,7 +1954,7 @@
     <w:p>
       <w:pPr/>
       <w:r>
-        <w:t>이제 관찰 가능성이 확립되었다고 가정해 보자. 그러면 자연스럽게 다음 질문이 생긴다. 이 관찰 장치 — sensors 전체를 아우르는 구조 — 를 시스템 내부에 두어야 하는가, 외부에 두어야 하는가. 이 질문이 평가 하네스의 설계 위치를 결정하는 핵심 논거로 이어진다. 다음 절에서는 왜 평가 하네스가 시스템 외부에 놓여야 하는지를 구체적으로 살펴본다.</w:t>
+        <w:t>이제 관찰 가능성이 확립되었다고 가정해 보자. 그러면 자연스럽게 다음 질문이 생긴다. 이 관찰 장치, 즉 sensors 전체를 아우르는 구조를 시스템 내부에 두어야 하는가, 외부에 두어야 하는가. 이 질문이 평가 하네스의 설계 위치를 결정하는 핵심 논거로 이어진다. 다음 절에서는 왜 평가 하네스가 시스템 외부에 놓여야 하는지를 구체적으로 살펴본다.</w:t>
       </w:r>
     </w:p>
     <w:p>
@@ -1968,7 +1968,7 @@
     <w:p>
       <w:pPr/>
       <w:r>
-        <w:t xml:space="preserve">6.3에서는 시스템 내부 상태를 외부에서 읽을 수 있도록 만드는 관찰 가능성을 살펴보았다. sensors가 제자리에 배치되어야 컴포넌트 경계를 따라 전파되는 실패를 추적할 수 있다는 것이 그 핵심이었다. 그런데 여기서 한 가지 질문이 남는다. 이 sensors — 관찰 장치 전체를 아우르는 구조 — 를 누가, 어디서 운영해야 하는가. 이 절에서는 그 구조의 이름인 </w:t>
+        <w:t xml:space="preserve">6.3에서는 시스템 내부 상태를 외부에서 읽을 수 있도록 만드는 관찰 가능성을 살펴보았다. sensors가 제자리에 배치되어야 컴포넌트 경계를 따라 전파되는 실패를 추적할 수 있다는 것이 그 핵심이었다. 그런데 여기서 한 가지 질문이 남는다. 이 sensors, 관찰 장치 전체를 아우르는 구조를 누가, 어디서 운영해야 하는가. 이 절에서는 그 구조의 이름인 </w:t>
       </w:r>
       <w:r>
         <w:rPr>
@@ -2457,7 +2457,7 @@
     <w:p>
       <w:pPr/>
       <w:r>
-        <w:t>MAST의 태스크 검증 범주 — 특정 단계의 출력이 다음 단계의 입력 조건을 충족하는지 확인하지 않는 실패 — 는 외부 하네스 없이는 체계적으로 검출하기 어렵다.</w:t>
+        <w:t>MAST의 태스크 검증 범주, 즉 특정 단계의 출력이 다음 단계의 입력 조건을 충족하는지 확인하지 않아 발생하는 실패는 외부 하네스 없이는 체계적으로 검출하기 어렵다.</w:t>
       </w:r>
       <w:r>
         <w:rPr>
@@ -2478,7 +2478,7 @@
     <w:p>
       <w:pPr/>
       <w:r>
-        <w:t>5장에서 다룬 평가 방법론 — 단일 평가자, 모델 기반 평가, 참조 데이터와의 비교 등 — 이 일관되게 적용되려면 외부 하네스 구조가 전제되어야 한다. 평가 방법론은 "무엇을 어떻게 측정하는가"를 정의하지만, 그 측정이 매번 동일한 조건에서 이루어지도록 보장하는 것은 하네스의 몫이다. 하네스 없이 평가 방법론만 있다면, 방법론이 훌륭하더라도 결과의 비교 가능성이 담보되지 않는다.</w:t>
+        <w:t>5장에서 다룬 평가 방법론(단일 평가자, 모델 기반 평가, 참조 데이터와의 비교 등)이 일관되게 적용되려면 외부 하네스 구조가 전제되어야 한다. 평가 방법론은 "무엇을 어떻게 측정하는가"를 정의하지만, 그 측정이 매번 동일한 조건에서 이루어지도록 보장하는 것은 하네스의 몫이다. 하네스 없이 평가 방법론만 있다면, 방법론이 훌륭하더라도 결과의 비교 가능성이 담보되지 않는다.</w:t>
       </w:r>
     </w:p>
     <w:p>
@@ -2581,7 +2581,7 @@
     <w:p>
       <w:pPr/>
       <w:r>
-        <w:t>이제 하네스의 위치가 확정되었다면, 다음 질문은 자연스럽게 이어진다. 시스템을 이런 방식으로 — 경계를 명확히 하고, 관찰 가능성을 갖추고, 평가 하네스를 외부에 두는 방식으로 — 설계하면, 실제 컴포넌트 교체나 확장 결정을 내릴 때 무엇이 달라지는가. 그 판단의 차이를 다음 절에서 구체적으로 들여다보자.</w:t>
+        <w:t>이제 하네스의 위치가 확정되었다면, 다음 질문은 자연스럽게 이어진다. 경계를 명확히 하고, 관찰 가능성을 갖추고, 평가 하네스를 외부에 두는 방식으로 시스템을 설계하면, 실제 컴포넌트 교체나 확장 결정을 내릴 때 무엇이 달라지는가. 그 판단의 차이를 다음 절에서 구체적으로 들여다보자.</w:t>
       </w:r>
     </w:p>
     <w:p>

--- a/export/ch06_draft_v2.docx
+++ b/export/ch06_draft_v2.docx
@@ -56,6 +56,343 @@
         <w:rPr>
           <w:rStyle w:val="footnote reference"/>
         </w:rPr>
+        <w:footnoteReference w:id="12"/>
+      </w:r>
+    </w:p>
+    <w:p>
+      <w:pPr>
+        <w:pStyle w:val="ae"/>
+      </w:pPr>
+      <w:r>
+        <w:t>그림 6-1. 에이전트 컴포넌트 구조 — Planning·Memory·Tool Use와 모델 레이어의 위치 관계</w:t>
+      </w:r>
+    </w:p>
+    <w:p>
+      <w:pPr>
+        <w:pStyle w:val="a5"/>
+      </w:pPr>
+      <w:r>
+        <w:t>┌──────────────────────────────────────────────────┐</w:t>
+      </w:r>
+    </w:p>
+    <w:p>
+      <w:pPr>
+        <w:pStyle w:val="a5"/>
+      </w:pPr>
+      <w:r>
+        <w:t>│                     에이전트                      │</w:t>
+      </w:r>
+    </w:p>
+    <w:p>
+      <w:pPr>
+        <w:pStyle w:val="a5"/>
+      </w:pPr>
+      <w:r>
+        <w:t>│                                                  │</w:t>
+      </w:r>
+    </w:p>
+    <w:p>
+      <w:pPr>
+        <w:pStyle w:val="a5"/>
+      </w:pPr>
+      <w:r>
+        <w:t>│   ┌─────────────┐      ┌──────────────────────┐  │</w:t>
+      </w:r>
+    </w:p>
+    <w:p>
+      <w:pPr>
+        <w:pStyle w:val="a5"/>
+      </w:pPr>
+      <w:r>
+        <w:t>│   │  Planning   │─────▶│     Model Layer      │  │</w:t>
+      </w:r>
+    </w:p>
+    <w:p>
+      <w:pPr>
+        <w:pStyle w:val="a5"/>
+      </w:pPr>
+      <w:r>
+        <w:t>│   │   (계획)    │      │  (추론 · 생성 · 조율)  │  │</w:t>
+      </w:r>
+    </w:p>
+    <w:p>
+      <w:pPr>
+        <w:pStyle w:val="a5"/>
+      </w:pPr>
+      <w:r>
+        <w:t>│   └─────────────┘      └──────────┬───────────┘  │</w:t>
+      </w:r>
+    </w:p>
+    <w:p>
+      <w:pPr>
+        <w:pStyle w:val="a5"/>
+      </w:pPr>
+      <w:r>
+        <w:t>│          ▲                        │              │</w:t>
+      </w:r>
+    </w:p>
+    <w:p>
+      <w:pPr>
+        <w:pStyle w:val="a5"/>
+      </w:pPr>
+      <w:r>
+        <w:t>│          │                        ▼              │</w:t>
+      </w:r>
+    </w:p>
+    <w:p>
+      <w:pPr>
+        <w:pStyle w:val="a5"/>
+      </w:pPr>
+      <w:r>
+        <w:t>│   ┌──────┴──────┐      ┌──────────────────────┐  │</w:t>
+      </w:r>
+    </w:p>
+    <w:p>
+      <w:pPr>
+        <w:pStyle w:val="a5"/>
+      </w:pPr>
+      <w:r>
+        <w:t>│   │   Memory    │      │      Tool Use        │  │</w:t>
+      </w:r>
+    </w:p>
+    <w:p>
+      <w:pPr>
+        <w:pStyle w:val="a5"/>
+      </w:pPr>
+      <w:r>
+        <w:t>│   │  (기억·맥락) │      │   (외부 연산·검색)    │  │</w:t>
+      </w:r>
+    </w:p>
+    <w:p>
+      <w:pPr>
+        <w:pStyle w:val="a5"/>
+      </w:pPr>
+      <w:r>
+        <w:t>│   └─────────────┘      └──────────────────────┘  │</w:t>
+      </w:r>
+    </w:p>
+    <w:p>
+      <w:pPr>
+        <w:pStyle w:val="a5"/>
+      </w:pPr>
+      <w:r>
+        <w:t>└──────────────────────────────────────────────────┘</w:t>
+      </w:r>
+    </w:p>
+    <w:p>
+      <w:pPr>
+        <w:pStyle w:val="af5"/>
+      </w:pPr>
+      <w:r>
+        <w:rPr>
+          <w:b/>
+        </w:rPr>
+        <w:t>Planning 레이어</w:t>
+      </w:r>
+      <w:r>
+        <w:t>: 목표를 하위 태스크로 분해하고 실행 순서를 결정한다. 어떤 도구를 언제 호출할지, 결과가 불충분할 때 다시 시도할지도 여기서 결정된다.</w:t>
+      </w:r>
+    </w:p>
+    <w:p>
+      <w:pPr>
+        <w:pStyle w:val="af5"/>
+      </w:pPr>
+      <w:r>
+        <w:rPr>
+          <w:b/>
+        </w:rPr>
+        <w:t>Memory 레이어</w:t>
+      </w:r>
+      <w:r>
+        <w:t>: 현재 세션 내 컨텍스트(단기 기억), 과거 세션이나 외부 저장소의 정보(장기 기억), 그리고 검색 증강(RAG)으로 끌어오는 외부 지식을 포함한다. 4장에서 다룬 메모리 전략이 이 레이어에 해당한다.</w:t>
+      </w:r>
+    </w:p>
+    <w:p>
+      <w:pPr>
+        <w:pStyle w:val="af5"/>
+      </w:pPr>
+      <w:r>
+        <w:rPr>
+          <w:b/>
+        </w:rPr>
+        <w:t>Tool Use 레이어</w:t>
+      </w:r>
+      <w:r>
+        <w:t>: 검색 API, 코드 실행기, 데이터베이스 조회처럼 모델 외부에서 이루어지는 연산 전체를 담당한다. 3장의 도구 개념이 여기에 위치한다.</w:t>
+      </w:r>
+    </w:p>
+    <w:p>
+      <w:pPr>
+        <w:pStyle w:val="af5"/>
+      </w:pPr>
+      <w:r>
+        <w:rPr>
+          <w:b/>
+        </w:rPr>
+        <w:t>Model 레이어</w:t>
+      </w:r>
+      <w:r>
+        <w:t>: 위 세 컴포넌트의 입력을 받아 추론하고, 다음 행동을 결정하거나 최종 응답을 생성한다. 1장과 2장에서 다룬 모델과 컨텍스트 어셈블리가 이 레이어에서 작동한다.</w:t>
+      </w:r>
+    </w:p>
+    <w:p>
+      <w:pPr>
+        <w:pStyle w:val="afd"/>
+      </w:pPr>
+      <w:r>
+        <w:t>1–5장 개념과 컴포넌트의 대응 관계</w:t>
+      </w:r>
+    </w:p>
+    <w:p>
+      <w:pPr>
+        <w:pStyle w:val="afd"/>
+      </w:pPr>
+      <w:r>
+        <w:t>이전 장에서 다룬 개념들은 이 분해 구조 안에서 다음과 같이 배치된다.</w:t>
+      </w:r>
+    </w:p>
+    <w:p>
+      <w:pPr>
+        <w:pStyle w:val="afd"/>
+      </w:pPr>
+      <w:r>
+        <w:rPr>
+          <w:b/>
+        </w:rPr>
+        <w:t>표 6-1. 이전 장 개념과 에이전트 컴포넌트 레이어 대응</w:t>
+      </w:r>
+    </w:p>
+    <w:p>
+      <w:pPr>
+        <w:pStyle w:val="afd"/>
+      </w:pPr>
+      <w:r>
+        <w:t>| 이전 장 개념 | 해당 컴포넌트 레이어 | |---|---| | 모델 추론, 토큰 생성 (1장) | Model Layer | | 컨텍스트 윈도우, 시스템 프롬프트 (2장) | Model Layer / Memory | | 도구 정의, API 연결 (3장) | Tool Use | | 단기·장기 메모리, RAG (4장) | Memory | | 평가 설계, 하네스 (5장) | 시스템 외부 (harness) |</w:t>
+      </w:r>
+    </w:p>
+    <w:p>
+      <w:pPr>
+        <w:pStyle w:val="afd"/>
+      </w:pPr>
+      <w:r>
+        <w:t>평가 하네스(harness)는 어느 컴포넌트에도 속하지 않는다. 시스템 외부에서 시스템 전체를 반복 실행하고 관찰하는 구조이기 때문에, 특정 레이어 안에 두면 하네스의 독립성이 훼손된다. 이 배치 원칙은 6.4절에서 더 자세히 다룬다.</w:t>
+      </w:r>
+    </w:p>
+    <w:p>
+      <w:pPr/>
+      <w:r>
+        <w:t>컴포넌트 분해가 가져오는 실질적인 이점은 진단 범위를 좁혀 준다는 데 있다. "여행 일정을 짜 줘" 요청이 들어왔을 때 내부 흐름을 이 레이어 단위로 추적하면 다음과 같다.</w:t>
+      </w:r>
+    </w:p>
+    <w:p>
+      <w:pPr>
+        <w:pStyle w:val="af5"/>
+      </w:pPr>
+      <w:r>
+        <w:rPr>
+          <w:b/>
+        </w:rPr>
+        <w:t>Model → Planning</w:t>
+      </w:r>
+      <w:r>
+        <w:t>: 모델이 요청을 해석하고 "항공편 검색 → 숙소 검색 → 일정 조합" 순서를 계획한다.</w:t>
+      </w:r>
+    </w:p>
+    <w:p>
+      <w:pPr>
+        <w:pStyle w:val="af5"/>
+      </w:pPr>
+      <w:r>
+        <w:rPr>
+          <w:b/>
+        </w:rPr>
+        <w:t>Planning → Tool Use</w:t>
+      </w:r>
+      <w:r>
+        <w:t>: 계획에 따라 항공편 검색 API를 호출한다.</w:t>
+      </w:r>
+    </w:p>
+    <w:p>
+      <w:pPr>
+        <w:pStyle w:val="af5"/>
+      </w:pPr>
+      <w:r>
+        <w:rPr>
+          <w:b/>
+        </w:rPr>
+        <w:t>Tool Use → Memory</w:t>
+      </w:r>
+      <w:r>
+        <w:t>: 검색 결과를 세션 컨텍스트에 저장한다.</w:t>
+      </w:r>
+    </w:p>
+    <w:p>
+      <w:pPr>
+        <w:pStyle w:val="af5"/>
+      </w:pPr>
+      <w:r>
+        <w:rPr>
+          <w:b/>
+        </w:rPr>
+        <w:t>Memory → Model</w:t>
+      </w:r>
+      <w:r>
+        <w:t>: 사용자의 이전 선호도(창가 좌석 선호, 4성급 이상 숙소)를 컨텍스트에 포함해 모델에 전달한다.</w:t>
+      </w:r>
+    </w:p>
+    <w:p>
+      <w:pPr>
+        <w:pStyle w:val="af5"/>
+      </w:pPr>
+      <w:r>
+        <w:rPr>
+          <w:b/>
+        </w:rPr>
+        <w:t>Model</w:t>
+      </w:r>
+      <w:r>
+        <w:t>: 모든 입력을 종합해 최종 일정을 생성한다.</w:t>
+      </w:r>
+    </w:p>
+    <w:p>
+      <w:pPr/>
+      <w:r>
+        <w:t>이 흐름에서 응답이 어긋났다면 어디서 발생한 문제인지 컴포넌트 단위로 좁힐 수 있다. 항공편 정보가 틀렸다면 Tool Use 레이어의 API 호출이나 결과 파싱을 확인해야 하고, 선호도가 반영되지 않았다면 Memory 레이어의 컨텍스트 어셈블리를 점검해야 한다. "프롬프트를 고쳐야 한다"는 단일한 처방 대신 책임 범위가 분리된다.</w:t>
+      </w:r>
+    </w:p>
+    <w:p>
+      <w:pPr>
+        <w:pStyle w:val="afd"/>
+      </w:pPr>
+      <w:r>
+        <w:t>컴포넌트 분해는 설계 도구이기도 하다</w:t>
+      </w:r>
+    </w:p>
+    <w:p>
+      <w:pPr>
+        <w:pStyle w:val="afd"/>
+      </w:pPr>
+      <w:r>
+        <w:t>분해가 진단에만 쓰이는 것은 아니다. 항공편 검색 API를 다른 공급사의 API로 교체해야 할 때, 교체가 Tool Use 레이어 안에 국소화될 수 있다면 Planning이나 Memory에 손댈 필요가 없다. 컴포넌트 경계가 교체 범위도 결정한다.</w:t>
+      </w:r>
+    </w:p>
+    <w:p>
+      <w:pPr>
+        <w:pStyle w:val="3"/>
+      </w:pPr>
+      <w:r>
+        <w:t>6.1.2 Thought→Action→Observation 루프: 내부 흐름의 정형화</w:t>
+      </w:r>
+    </w:p>
+    <w:p>
+      <w:pPr/>
+      <w:r>
+        <w:t>컴포넌트를 나열하는 것만으로는 에이전트가 어떻게 움직이는지 보이지 않는다. 컴포넌트들이 어떤 순서로, 어떤 신호를 주고받으며 작동하는지를 이해하려면 내부 실행 흐름을 정형화한 모델이 필요하다. ReAct(Reasoning + Acting) 프레임워크는 이 흐름을 Thought(사고) → Action(행동) → Observation(관찰) 세 단계의 반복 사이클로 포착한다.</w:t>
+      </w:r>
+      <w:r>
+        <w:rPr>
+          <w:rStyle w:val="footnote reference"/>
+        </w:rPr>
         <w:footnoteReference w:id="13"/>
       </w:r>
     </w:p>
@@ -64,119 +401,234 @@
         <w:pStyle w:val="ae"/>
       </w:pPr>
       <w:r>
-        <w:t>그림 6-1. 에이전트 컴포넌트 구조 — Planning·Memory·Tool Use와 모델 레이어의 위치 관계</w:t>
-      </w:r>
-    </w:p>
-    <w:p>
-      <w:pPr>
-        <w:pStyle w:val="a5"/>
-      </w:pPr>
-      <w:r>
-        <w:t>┌──────────────────────────────────────────────────┐</w:t>
-      </w:r>
-    </w:p>
-    <w:p>
-      <w:pPr>
-        <w:pStyle w:val="a5"/>
-      </w:pPr>
-      <w:r>
-        <w:t>│                     에이전트                      │</w:t>
-      </w:r>
-    </w:p>
-    <w:p>
-      <w:pPr>
-        <w:pStyle w:val="a5"/>
-      </w:pPr>
-      <w:r>
-        <w:t>│                                                  │</w:t>
-      </w:r>
-    </w:p>
-    <w:p>
-      <w:pPr>
-        <w:pStyle w:val="a5"/>
-      </w:pPr>
-      <w:r>
-        <w:t>│   ┌─────────────┐      ┌──────────────────────┐  │</w:t>
-      </w:r>
-    </w:p>
-    <w:p>
-      <w:pPr>
-        <w:pStyle w:val="a5"/>
-      </w:pPr>
-      <w:r>
-        <w:t>│   │  Planning   │─────▶│     Model Layer      │  │</w:t>
-      </w:r>
-    </w:p>
-    <w:p>
-      <w:pPr>
-        <w:pStyle w:val="a5"/>
-      </w:pPr>
-      <w:r>
-        <w:t>│   │   (계획)    │      │  (추론 · 생성 · 조율)  │  │</w:t>
-      </w:r>
-    </w:p>
-    <w:p>
-      <w:pPr>
-        <w:pStyle w:val="a5"/>
-      </w:pPr>
-      <w:r>
-        <w:t>│   └─────────────┘      └──────────┬───────────┘  │</w:t>
-      </w:r>
-    </w:p>
-    <w:p>
-      <w:pPr>
-        <w:pStyle w:val="a5"/>
-      </w:pPr>
-      <w:r>
-        <w:t>│          ▲                        │              │</w:t>
-      </w:r>
-    </w:p>
-    <w:p>
-      <w:pPr>
-        <w:pStyle w:val="a5"/>
-      </w:pPr>
-      <w:r>
-        <w:t>│          │                        ▼              │</w:t>
-      </w:r>
-    </w:p>
-    <w:p>
-      <w:pPr>
-        <w:pStyle w:val="a5"/>
-      </w:pPr>
-      <w:r>
-        <w:t>│   ┌──────┴──────┐      ┌──────────────────────┐  │</w:t>
-      </w:r>
-    </w:p>
-    <w:p>
-      <w:pPr>
-        <w:pStyle w:val="a5"/>
-      </w:pPr>
-      <w:r>
-        <w:t>│   │   Memory    │      │      Tool Use        │  │</w:t>
-      </w:r>
-    </w:p>
-    <w:p>
-      <w:pPr>
-        <w:pStyle w:val="a5"/>
-      </w:pPr>
-      <w:r>
-        <w:t>│   │  (기억·맥락) │      │   (외부 연산·검색)    │  │</w:t>
-      </w:r>
-    </w:p>
-    <w:p>
-      <w:pPr>
-        <w:pStyle w:val="a5"/>
-      </w:pPr>
-      <w:r>
-        <w:t>│   └─────────────┘      └──────────────────────┘  │</w:t>
-      </w:r>
-    </w:p>
-    <w:p>
-      <w:pPr>
-        <w:pStyle w:val="a5"/>
-      </w:pPr>
-      <w:r>
-        <w:t>└──────────────────────────────────────────────────┘</w:t>
+        <w:t>그림 6-2. Thought→Action→Observation 반복 사이클과 컴포넌트 호출 순서</w:t>
+      </w:r>
+    </w:p>
+    <w:p>
+      <w:pPr>
+        <w:pStyle w:val="a5"/>
+      </w:pPr>
+      <w:r>
+        <w:t xml:space="preserve">         ┌─────────────────────────────────────────┐</w:t>
+      </w:r>
+    </w:p>
+    <w:p>
+      <w:pPr>
+        <w:pStyle w:val="a5"/>
+      </w:pPr>
+      <w:r>
+        <w:t xml:space="preserve">         │                                         │</w:t>
+      </w:r>
+    </w:p>
+    <w:p>
+      <w:pPr>
+        <w:pStyle w:val="a5"/>
+      </w:pPr>
+      <w:r>
+        <w:t xml:space="preserve">         ▼                                         │</w:t>
+      </w:r>
+    </w:p>
+    <w:p>
+      <w:pPr>
+        <w:pStyle w:val="a5"/>
+      </w:pPr>
+      <w:r>
+        <w:t xml:space="preserve">   ┌───────────┐    Planning + Model    </w:t>
+      </w:r>
+    </w:p>
+    <w:p>
+      <w:pPr>
+        <w:pStyle w:val="a5"/>
+      </w:pPr>
+      <w:r>
+        <w:t xml:space="preserve">   │  Thought  │◀──────────────────────────────┐   │</w:t>
+      </w:r>
+    </w:p>
+    <w:p>
+      <w:pPr>
+        <w:pStyle w:val="a5"/>
+      </w:pPr>
+      <w:r>
+        <w:t xml:space="preserve">   │  (사고)   │  목표 분해, 다음 행동 결정     │   │</w:t>
+      </w:r>
+    </w:p>
+    <w:p>
+      <w:pPr>
+        <w:pStyle w:val="a5"/>
+      </w:pPr>
+      <w:r>
+        <w:t xml:space="preserve">   └─────┬─────┘                               │   │</w:t>
+      </w:r>
+    </w:p>
+    <w:p>
+      <w:pPr>
+        <w:pStyle w:val="a5"/>
+      </w:pPr>
+      <w:r>
+        <w:t xml:space="preserve">         │                                     │   │</w:t>
+      </w:r>
+    </w:p>
+    <w:p>
+      <w:pPr>
+        <w:pStyle w:val="a5"/>
+      </w:pPr>
+      <w:r>
+        <w:t xml:space="preserve">         ▼                                     │   │</w:t>
+      </w:r>
+    </w:p>
+    <w:p>
+      <w:pPr>
+        <w:pStyle w:val="a5"/>
+      </w:pPr>
+      <w:r>
+        <w:t xml:space="preserve">   ┌───────────┐    Tool Use                   │   │</w:t>
+      </w:r>
+    </w:p>
+    <w:p>
+      <w:pPr>
+        <w:pStyle w:val="a5"/>
+      </w:pPr>
+      <w:r>
+        <w:t xml:space="preserve">   │  Action   │  외부 API 호출, 코드 실행      │   │</w:t>
+      </w:r>
+    </w:p>
+    <w:p>
+      <w:pPr>
+        <w:pStyle w:val="a5"/>
+      </w:pPr>
+      <w:r>
+        <w:t xml:space="preserve">   │  (행동)   │                               │   │</w:t>
+      </w:r>
+    </w:p>
+    <w:p>
+      <w:pPr>
+        <w:pStyle w:val="a5"/>
+      </w:pPr>
+      <w:r>
+        <w:t xml:space="preserve">   └─────┬─────┘                               │   │</w:t>
+      </w:r>
+    </w:p>
+    <w:p>
+      <w:pPr>
+        <w:pStyle w:val="a5"/>
+      </w:pPr>
+      <w:r>
+        <w:t xml:space="preserve">         │                                     │   │</w:t>
+      </w:r>
+    </w:p>
+    <w:p>
+      <w:pPr>
+        <w:pStyle w:val="a5"/>
+      </w:pPr>
+      <w:r>
+        <w:t xml:space="preserve">         ▼                                     │   │</w:t>
+      </w:r>
+    </w:p>
+    <w:p>
+      <w:pPr>
+        <w:pStyle w:val="a5"/>
+      </w:pPr>
+      <w:r>
+        <w:t xml:space="preserve">   ┌───────────┐    Memory                     │   │</w:t>
+      </w:r>
+    </w:p>
+    <w:p>
+      <w:pPr>
+        <w:pStyle w:val="a5"/>
+      </w:pPr>
+      <w:r>
+        <w:t xml:space="preserve">   │Observation│  결과를 컨텍스트에 저장        │   │</w:t>
+      </w:r>
+    </w:p>
+    <w:p>
+      <w:pPr>
+        <w:pStyle w:val="a5"/>
+      </w:pPr>
+      <w:r>
+        <w:t xml:space="preserve">   │  (관찰)   │─────────────────────────────▶─┘   │</w:t>
+      </w:r>
+    </w:p>
+    <w:p>
+      <w:pPr>
+        <w:pStyle w:val="a5"/>
+      </w:pPr>
+      <w:r>
+        <w:t xml:space="preserve">   └───────────┘                                   │</w:t>
+      </w:r>
+    </w:p>
+    <w:p>
+      <w:pPr>
+        <w:pStyle w:val="a5"/>
+      </w:pPr>
+      <w:r>
+        <w:t xml:space="preserve">         │              목표 달성 시               │</w:t>
+      </w:r>
+    </w:p>
+    <w:p>
+      <w:pPr>
+        <w:pStyle w:val="a5"/>
+      </w:pPr>
+      <w:r>
+        <w:t xml:space="preserve">         └─────────────────────────────────────────┘</w:t>
+      </w:r>
+    </w:p>
+    <w:p>
+      <w:pPr>
+        <w:pStyle w:val="a5"/>
+      </w:pPr>
+      <w:r>
+        <w:t xml:space="preserve">                       최종 응답 생성</w:t>
+      </w:r>
+    </w:p>
+    <w:p>
+      <w:pPr/>
+      <w:r>
+        <w:t xml:space="preserve">각 단계가 어떤 컴포넌트와 맞닿아 있는지 살펴보자. </w:t>
+      </w:r>
+      <w:r>
+        <w:rPr>
+          <w:b/>
+        </w:rPr>
+        <w:t>Thought</w:t>
+      </w:r>
+      <w:r>
+        <w:t xml:space="preserve"> 단계에서는 Model 레이어가 현재까지의 컨텍스트를 바탕으로 다음에 무엇을 해야 할지 추론한다. 이 추론이 Planning 레이어의 입력이 되어 구체적인 행동 계획으로 변환된다. </w:t>
+      </w:r>
+      <w:r>
+        <w:rPr>
+          <w:b/>
+        </w:rPr>
+        <w:t>Action</w:t>
+      </w:r>
+      <w:r>
+        <w:t xml:space="preserve"> 단계에서는 Tool Use 레이어가 외부 시스템을 호출한다. 검색 API를 실행하거나, 코드를 실행하거나, 데이터베이스에 질의한다. </w:t>
+      </w:r>
+      <w:r>
+        <w:rPr>
+          <w:b/>
+        </w:rPr>
+        <w:t>Observation</w:t>
+      </w:r>
+      <w:r>
+        <w:t xml:space="preserve"> 단계에서는 그 결과가 Memory 레이어에 저장되고, 다음 Thought 단계의 입력으로 흘러간다. 이 루프가 목표 달성 조건을 만족할 때까지 반복되며, 조건이 충족되면 Model 레이어가 최종 응답을 생성한다.</w:t>
+      </w:r>
+      <w:r>
+        <w:rPr>
+          <w:rStyle w:val="footnote reference"/>
+        </w:rPr>
+        <w:footnoteReference w:id="13"/>
+      </w:r>
+    </w:p>
+    <w:p>
+      <w:pPr/>
+      <w:r>
+        <w:t>단순해 보이는 에이전트에서도 이 루프는 존재한다. 단일 Q&amp;A 에이전트를 예로 들어 보자. 사용자의 질문을 받아 한 번에 답을 돌려주는 구조처럼 보이지만, 내부적으로는 다음과 같은 하위 단계가 있다.</w:t>
+      </w:r>
+      <w:r>
+        <w:rPr>
+          <w:rStyle w:val="footnote reference"/>
+        </w:rPr>
+        <w:footnoteReference w:id="14"/>
       </w:r>
     </w:p>
     <w:p>
@@ -187,10 +639,10 @@
         <w:rPr>
           <w:b/>
         </w:rPr>
-        <w:t>Planning 레이어</w:t>
-      </w:r>
-      <w:r>
-        <w:t>: 목표를 하위 태스크로 분해하고 실행 순서를 결정한다. 어떤 도구를 언제 호출할지, 결과가 불충분할 때 다시 시도할지도 여기서 결정된다.</w:t>
+        <w:t>컨텍스트 어셈블리</w:t>
+      </w:r>
+      <w:r>
+        <w:t>: 시스템 프롬프트와 사용자 메시지를 결합해 모델 입력을 구성한다. (Memory + Model)</w:t>
       </w:r>
     </w:p>
     <w:p>
@@ -201,10 +653,10 @@
         <w:rPr>
           <w:b/>
         </w:rPr>
-        <w:t>Memory 레이어</w:t>
-      </w:r>
-      <w:r>
-        <w:t>: 현재 세션 내 컨텍스트(단기 기억), 과거 세션이나 외부 저장소의 정보(장기 기억), 그리고 검색 증강(RAG)으로 끌어오는 외부 지식을 포함한다. 4장에서 다룬 메모리 전략이 이 레이어에 해당한다.</w:t>
+        <w:t>추론 및 생성</w:t>
+      </w:r>
+      <w:r>
+        <w:t>: 모델이 입력을 받아 응답 토큰을 생성한다. (Model)</w:t>
       </w:r>
     </w:p>
     <w:p>
@@ -215,575 +667,123 @@
         <w:rPr>
           <w:b/>
         </w:rPr>
-        <w:t>Tool Use 레이어</w:t>
-      </w:r>
-      <w:r>
-        <w:t>: 검색 API, 코드 실행기, 데이터베이스 조회처럼 모델 외부에서 이루어지는 연산 전체를 담당한다. 3장의 도구 개념이 여기에 위치한다.</w:t>
-      </w:r>
-    </w:p>
-    <w:p>
-      <w:pPr>
-        <w:pStyle w:val="af5"/>
+        <w:t>응답 파싱</w:t>
+      </w:r>
+      <w:r>
+        <w:t>: 생성된 텍스트를 구조화된 형식으로 변환하거나 후처리한다. (Tool Use의 경량 형태)</w:t>
+      </w:r>
+    </w:p>
+    <w:p>
+      <w:pPr/>
+      <w:r>
+        <w:t>루프가 한 번만 돌고 끝날 뿐, 세 단계의 구조는 그대로다. Thought→Action→Observation이 한 번의 사이클로 완결되는 것이지, 루프가 없는 것이 아니다.</w:t>
+      </w:r>
+    </w:p>
+    <w:p>
+      <w:pPr>
+        <w:pStyle w:val="a4"/>
+      </w:pPr>
+      <w:r>
+        <w:t>워크플로우와 에이전트의 경계 — Anthropic 가이드의 아키텍처 구분</w:t>
+      </w:r>
+    </w:p>
+    <w:p>
+      <w:pPr>
+        <w:pStyle w:val="a8"/>
+      </w:pPr>
+      <w:r>
+        <w:t>Anthropic의 에이전트 설계 가이드는 시스템을 크게 두 유형으로 구분한다.</w:t>
+      </w:r>
+      <w:r>
+        <w:rPr>
+          <w:rStyle w:val="footnote reference"/>
+        </w:rPr>
+        <w:footnoteReference w:id="14"/>
+      </w:r>
+    </w:p>
+    <w:p>
+      <w:pPr>
+        <w:pStyle w:val="a8"/>
       </w:pPr>
       <w:r>
         <w:rPr>
           <w:b/>
         </w:rPr>
-        <w:t>Model 레이어</w:t>
-      </w:r>
-      <w:r>
-        <w:t>: 위 세 컴포넌트의 입력을 받아 추론하고, 다음 행동을 결정하거나 최종 응답을 생성한다. 1장과 2장에서 다룬 모델과 컨텍스트 어셈블리가 이 레이어에서 작동한다.</w:t>
-      </w:r>
-    </w:p>
-    <w:p>
-      <w:pPr>
-        <w:pStyle w:val="afd"/>
-      </w:pPr>
-      <w:r>
-        <w:t>1–5장 개념과 컴포넌트의 대응 관계</w:t>
-      </w:r>
-    </w:p>
-    <w:p>
-      <w:pPr>
-        <w:pStyle w:val="afd"/>
-      </w:pPr>
-      <w:r>
-        <w:t>이전 장에서 다룬 개념들은 이 분해 구조 안에서 다음과 같이 배치된다.</w:t>
-      </w:r>
-    </w:p>
-    <w:p>
-      <w:pPr>
-        <w:pStyle w:val="afd"/>
+        <w:t>워크플로우(Workflow)</w:t>
+      </w:r>
+      <w:r>
+        <w:t>: 실행 경로가 미리 정해진 시스템. 모델이 각 단계에서 판단을 내리지만, 어떤 단계를 거칠지는 개발자가 사전에 정의한다. 조건 분기도 명시적으로 코딩된다.</w:t>
+      </w:r>
+    </w:p>
+    <w:p>
+      <w:pPr>
+        <w:pStyle w:val="a8"/>
       </w:pPr>
       <w:r>
         <w:rPr>
           <w:b/>
         </w:rPr>
-        <w:t>표 6-1. 이전 장 개념과 에이전트 컴포넌트 레이어 대응</w:t>
-      </w:r>
-    </w:p>
-    <w:p>
-      <w:pPr>
-        <w:pStyle w:val="afd"/>
-      </w:pPr>
-      <w:r>
-        <w:t>| 이전 장 개념 | 해당 컴포넌트 레이어 | |---|---| | 모델 추론, 토큰 생성 (1장) | Model Layer | | 컨텍스트 윈도우, 시스템 프롬프트 (2장) | Model Layer / Memory | | 도구 정의, API 연결 (3장) | Tool Use | | 단기·장기 메모리, RAG (4장) | Memory | | 평가 설계, 하네스 (5장) | 시스템 외부 (harness) |</w:t>
-      </w:r>
-    </w:p>
-    <w:p>
-      <w:pPr>
-        <w:pStyle w:val="afd"/>
-      </w:pPr>
-      <w:r>
-        <w:t>평가 하네스(harness)는 어느 컴포넌트에도 속하지 않는다. 시스템 외부에서 시스템 전체를 반복 실행하고 관찰하는 구조이기 때문에, 특정 레이어 안에 두면 하네스의 독립성이 훼손된다. 이 배치 원칙은 6.4절에서 더 자세히 다룬다.</w:t>
+        <w:t>에이전트(Agent)</w:t>
+      </w:r>
+      <w:r>
+        <w:t>: 실행 경로가 모델의 판단에 따라 동적으로 결정되는 시스템. 어떤 도구를 몇 번 호출할지, 언제 멈출지를 모델이 스스로 결정한다.</w:t>
+      </w:r>
+    </w:p>
+    <w:p>
+      <w:pPr>
+        <w:pStyle w:val="a8"/>
+      </w:pPr>
+      <w:r>
+        <w:t>이 구분이 중요한 이유는 두 시스템에서 실패가 발생하는 위치가 다르기 때문이다. 워크플로우에서는 실행 경로 자체가 잘못 설계되었을 때 실패한다. 에이전트에서는 모델의 판단이 불충분할 때, 또는 루프가 종료 조건을 찾지 못할 때 실패한다. Anthropic 가이드는 "복잡도는 필요할 때만 추가하라"고 권고하는데, 이는 에이전트 형태가 항상 더 낫다는 뜻이 아니라 두 유형의 실패 경로가 다르다는 것을 인식하고 선택하라는 의미다.</w:t>
       </w:r>
     </w:p>
     <w:p>
       <w:pPr/>
       <w:r>
-        <w:t>컴포넌트 분해가 가져오는 실질적인 이점은 진단 범위를 좁혀 준다는 데 있다. "여행 일정을 짜 줘" 요청이 들어왔을 때 내부 흐름을 이 레이어 단위로 추적하면 다음과 같다.</w:t>
-      </w:r>
-    </w:p>
-    <w:p>
-      <w:pPr>
-        <w:pStyle w:val="af5"/>
-      </w:pPr>
+        <w:t>이처럼 Thought→Action→Observation 루프는 에이전트의 규모나 복잡도와 무관하게 내부 흐름의 기본 단위로 적용된다. 중요한 것은 이 루프가 각 컴포넌트를 어떤 계약(contract, 컴포넌트 간에 서로 기대하는 입출력의 형식과 조건)으로 연결하느냐에 있다. 컴포넌트를 분리하는 것만으로 충분하지 않다. 분리된 컴포넌트들이 어떤 인터페이스로 연결되는지, 그리고 한 컴포넌트의 실패가 다른 컴포넌트로 어떻게 전파되는지가 시스템의 실제 동작을 결정한다. 다음 절에서는 바로 이 연결의 문제를 다룬다.</w:t>
+      </w:r>
+    </w:p>
+    <w:p>
+      <w:pPr>
+        <w:pStyle w:val="2"/>
+      </w:pPr>
+      <w:r>
+        <w:t>6.2 컴포넌트 간 계약과 실패의 전파</w:t>
+      </w:r>
+    </w:p>
+    <w:p>
+      <w:pPr/>
+      <w:r>
+        <w:t>앞에서 에이전트 내부를 Planning·Memory·Tool Use·Model 레이어로 분해하고, Thought→Action→Observation 루프가 어떻게 작동하는지 살펴보았다. 이제 그 컴포넌트들 사이를 잇는 연결선을 들여다볼 차례다. 컴포넌트를 나누는 것만으로는 충분하지 않다. 분리된 컴포넌트들이 어떤 약속으로 데이터를 주고받는지, 그리고 한 컴포넌트에서 발생한 문제가 나머지 컴포넌트로 어떻게 번져 나가는지를 이해해야 "원인은 모델에 있는가, 시스템에 있는가"라는 질문에 구조적으로 답할 수 있다.</w:t>
+      </w:r>
+    </w:p>
+    <w:p>
+      <w:pPr>
+        <w:pStyle w:val="3"/>
+      </w:pPr>
+      <w:r>
+        <w:t>6.2.1 컴포넌트 간 인터페이스 계약: 무엇이 명시되어야 하는가</w:t>
+      </w:r>
+    </w:p>
+    <w:p>
+      <w:pPr/>
+      <w:r>
+        <w:t xml:space="preserve">컴포넌트 사이에서 데이터가 오가는 경계를 </w:t>
+      </w:r>
       <w:r>
         <w:rPr>
           <w:b/>
         </w:rPr>
-        <w:t>Model → Planning</w:t>
-      </w:r>
-      <w:r>
-        <w:t>: 모델이 요청을 해석하고 "항공편 검색 → 숙소 검색 → 일정 조합" 순서를 계획한다.</w:t>
-      </w:r>
-    </w:p>
-    <w:p>
-      <w:pPr>
-        <w:pStyle w:val="af5"/>
-      </w:pPr>
-      <w:r>
-        <w:rPr>
-          <w:b/>
-        </w:rPr>
-        <w:t>Planning → Tool Use</w:t>
-      </w:r>
-      <w:r>
-        <w:t>: 계획에 따라 항공편 검색 API를 호출한다.</w:t>
-      </w:r>
-    </w:p>
-    <w:p>
-      <w:pPr>
-        <w:pStyle w:val="af5"/>
-      </w:pPr>
-      <w:r>
-        <w:rPr>
-          <w:b/>
-        </w:rPr>
-        <w:t>Tool Use → Memory</w:t>
-      </w:r>
-      <w:r>
-        <w:t>: 검색 결과를 세션 컨텍스트에 저장한다.</w:t>
-      </w:r>
-    </w:p>
-    <w:p>
-      <w:pPr>
-        <w:pStyle w:val="af5"/>
-      </w:pPr>
-      <w:r>
-        <w:rPr>
-          <w:b/>
-        </w:rPr>
-        <w:t>Memory → Model</w:t>
-      </w:r>
-      <w:r>
-        <w:t>: 사용자의 이전 선호도(창가 좌석 선호, 4성급 이상 숙소)를 컨텍스트에 포함해 모델에 전달한다.</w:t>
-      </w:r>
-    </w:p>
-    <w:p>
-      <w:pPr>
-        <w:pStyle w:val="af5"/>
-      </w:pPr>
-      <w:r>
-        <w:rPr>
-          <w:b/>
-        </w:rPr>
-        <w:t>Model</w:t>
-      </w:r>
-      <w:r>
-        <w:t>: 모든 입력을 종합해 최종 일정을 생성한다.</w:t>
-      </w:r>
-    </w:p>
-    <w:p>
-      <w:pPr/>
-      <w:r>
-        <w:t>이 흐름에서 응답이 어긋났다면 어디서 발생한 문제인지 컴포넌트 단위로 좁힐 수 있다. 항공편 정보가 틀렸다면 Tool Use 레이어의 API 호출이나 결과 파싱을 확인해야 하고, 선호도가 반영되지 않았다면 Memory 레이어의 컨텍스트 어셈블리를 점검해야 한다. "프롬프트를 고쳐야 한다"는 단일한 처방 대신 책임 범위가 분리된다.</w:t>
-      </w:r>
-    </w:p>
-    <w:p>
-      <w:pPr>
-        <w:pStyle w:val="afd"/>
-      </w:pPr>
-      <w:r>
-        <w:t>컴포넌트 분해는 설계 도구이기도 하다</w:t>
-      </w:r>
-    </w:p>
-    <w:p>
-      <w:pPr>
-        <w:pStyle w:val="afd"/>
-      </w:pPr>
-      <w:r>
-        <w:t>분해가 진단에만 쓰이는 것은 아니다. 항공편 검색 API를 다른 공급사의 API로 교체해야 할 때, 교체가 Tool Use 레이어 안에 국소화될 수 있다면 Planning이나 Memory에 손댈 필요가 없다. 컴포넌트 경계가 교체 범위도 결정한다.</w:t>
-      </w:r>
-    </w:p>
-    <w:p>
-      <w:pPr>
-        <w:pStyle w:val="3"/>
-      </w:pPr>
-      <w:r>
-        <w:t>6.1.2 Thought→Action→Observation 루프: 내부 흐름의 정형화</w:t>
-      </w:r>
-    </w:p>
-    <w:p>
-      <w:pPr/>
-      <w:r>
-        <w:t>컴포넌트를 나열하는 것만으로는 에이전트가 어떻게 움직이는지 보이지 않는다. 컴포넌트들이 어떤 순서로, 어떤 신호를 주고받으며 작동하는지를 이해하려면 내부 실행 흐름을 정형화한 모델이 필요하다. ReAct(Reasoning + Acting) 프레임워크는 이 흐름을 Thought(사고) → Action(행동) → Observation(관찰) 세 단계의 반복 사이클로 포착한다.</w:t>
+        <w:t>인터페이스 계약(interface contract)</w:t>
+      </w:r>
+      <w:r>
+        <w:t xml:space="preserve"> 이라고 부른다. 여기서 '계약'이란 법적 의미의 계약이 아니라, 두 컴포넌트가 서로에게 기대하는 입출력의 형식·타이밍·예외 처리 방식을 명시한 약속이다. 인터페이스 계약이 명시되어 있으면 한쪽이 기대와 다른 값을 내보냈을 때 즉시 감지할 수 있다. 명시되어 있지 않으면 문제가 발생해도 어느 쪽의 책임인지 구분하기 어렵다.</w:t>
       </w:r>
       <w:r>
         <w:rPr>
           <w:rStyle w:val="footnote reference"/>
         </w:rPr>
-        <w:footnoteReference w:id="14"/>
-      </w:r>
-    </w:p>
-    <w:p>
-      <w:pPr>
-        <w:pStyle w:val="ae"/>
-      </w:pPr>
-      <w:r>
-        <w:t>그림 6-2. Thought→Action→Observation 반복 사이클과 컴포넌트 호출 순서</w:t>
-      </w:r>
-    </w:p>
-    <w:p>
-      <w:pPr>
-        <w:pStyle w:val="a5"/>
-      </w:pPr>
-      <w:r>
-        <w:t xml:space="preserve">         ┌─────────────────────────────────────────┐</w:t>
-      </w:r>
-    </w:p>
-    <w:p>
-      <w:pPr>
-        <w:pStyle w:val="a5"/>
-      </w:pPr>
-      <w:r>
-        <w:t xml:space="preserve">         │                                         │</w:t>
-      </w:r>
-    </w:p>
-    <w:p>
-      <w:pPr>
-        <w:pStyle w:val="a5"/>
-      </w:pPr>
-      <w:r>
-        <w:t xml:space="preserve">         ▼                                         │</w:t>
-      </w:r>
-    </w:p>
-    <w:p>
-      <w:pPr>
-        <w:pStyle w:val="a5"/>
-      </w:pPr>
-      <w:r>
-        <w:t xml:space="preserve">   ┌───────────┐    Planning + Model    </w:t>
-      </w:r>
-    </w:p>
-    <w:p>
-      <w:pPr>
-        <w:pStyle w:val="a5"/>
-      </w:pPr>
-      <w:r>
-        <w:t xml:space="preserve">   │  Thought  │◀──────────────────────────────┐   │</w:t>
-      </w:r>
-    </w:p>
-    <w:p>
-      <w:pPr>
-        <w:pStyle w:val="a5"/>
-      </w:pPr>
-      <w:r>
-        <w:t xml:space="preserve">   │  (사고)   │  목표 분해, 다음 행동 결정     │   │</w:t>
-      </w:r>
-    </w:p>
-    <w:p>
-      <w:pPr>
-        <w:pStyle w:val="a5"/>
-      </w:pPr>
-      <w:r>
-        <w:t xml:space="preserve">   └─────┬─────┘                               │   │</w:t>
-      </w:r>
-    </w:p>
-    <w:p>
-      <w:pPr>
-        <w:pStyle w:val="a5"/>
-      </w:pPr>
-      <w:r>
-        <w:t xml:space="preserve">         │                                     │   │</w:t>
-      </w:r>
-    </w:p>
-    <w:p>
-      <w:pPr>
-        <w:pStyle w:val="a5"/>
-      </w:pPr>
-      <w:r>
-        <w:t xml:space="preserve">         ▼                                     │   │</w:t>
-      </w:r>
-    </w:p>
-    <w:p>
-      <w:pPr>
-        <w:pStyle w:val="a5"/>
-      </w:pPr>
-      <w:r>
-        <w:t xml:space="preserve">   ┌───────────┐    Tool Use                   │   │</w:t>
-      </w:r>
-    </w:p>
-    <w:p>
-      <w:pPr>
-        <w:pStyle w:val="a5"/>
-      </w:pPr>
-      <w:r>
-        <w:t xml:space="preserve">   │  Action   │  외부 API 호출, 코드 실행      │   │</w:t>
-      </w:r>
-    </w:p>
-    <w:p>
-      <w:pPr>
-        <w:pStyle w:val="a5"/>
-      </w:pPr>
-      <w:r>
-        <w:t xml:space="preserve">   │  (행동)   │                               │   │</w:t>
-      </w:r>
-    </w:p>
-    <w:p>
-      <w:pPr>
-        <w:pStyle w:val="a5"/>
-      </w:pPr>
-      <w:r>
-        <w:t xml:space="preserve">   └─────┬─────┘                               │   │</w:t>
-      </w:r>
-    </w:p>
-    <w:p>
-      <w:pPr>
-        <w:pStyle w:val="a5"/>
-      </w:pPr>
-      <w:r>
-        <w:t xml:space="preserve">         │                                     │   │</w:t>
-      </w:r>
-    </w:p>
-    <w:p>
-      <w:pPr>
-        <w:pStyle w:val="a5"/>
-      </w:pPr>
-      <w:r>
-        <w:t xml:space="preserve">         ▼                                     │   │</w:t>
-      </w:r>
-    </w:p>
-    <w:p>
-      <w:pPr>
-        <w:pStyle w:val="a5"/>
-      </w:pPr>
-      <w:r>
-        <w:t xml:space="preserve">   ┌───────────┐    Memory                     │   │</w:t>
-      </w:r>
-    </w:p>
-    <w:p>
-      <w:pPr>
-        <w:pStyle w:val="a5"/>
-      </w:pPr>
-      <w:r>
-        <w:t xml:space="preserve">   │Observation│  결과를 컨텍스트에 저장        │   │</w:t>
-      </w:r>
-    </w:p>
-    <w:p>
-      <w:pPr>
-        <w:pStyle w:val="a5"/>
-      </w:pPr>
-      <w:r>
-        <w:t xml:space="preserve">   │  (관찰)   │─────────────────────────────▶─┘   │</w:t>
-      </w:r>
-    </w:p>
-    <w:p>
-      <w:pPr>
-        <w:pStyle w:val="a5"/>
-      </w:pPr>
-      <w:r>
-        <w:t xml:space="preserve">   └───────────┘                                   │</w:t>
-      </w:r>
-    </w:p>
-    <w:p>
-      <w:pPr>
-        <w:pStyle w:val="a5"/>
-      </w:pPr>
-      <w:r>
-        <w:t xml:space="preserve">         │              목표 달성 시               │</w:t>
-      </w:r>
-    </w:p>
-    <w:p>
-      <w:pPr>
-        <w:pStyle w:val="a5"/>
-      </w:pPr>
-      <w:r>
-        <w:t xml:space="preserve">         └─────────────────────────────────────────┘</w:t>
-      </w:r>
-    </w:p>
-    <w:p>
-      <w:pPr>
-        <w:pStyle w:val="a5"/>
-      </w:pPr>
-      <w:r>
-        <w:t xml:space="preserve">                       최종 응답 생성</w:t>
-      </w:r>
-    </w:p>
-    <w:p>
-      <w:pPr/>
-      <w:r>
-        <w:t xml:space="preserve">각 단계가 어떤 컴포넌트와 맞닿아 있는지 살펴보자. </w:t>
-      </w:r>
-      <w:r>
-        <w:rPr>
-          <w:b/>
-        </w:rPr>
-        <w:t>Thought</w:t>
-      </w:r>
-      <w:r>
-        <w:t xml:space="preserve"> 단계에서는 Model 레이어가 현재까지의 컨텍스트를 바탕으로 다음에 무엇을 해야 할지 추론한다. 이 추론이 Planning 레이어의 입력이 되어 구체적인 행동 계획으로 변환된다. </w:t>
-      </w:r>
-      <w:r>
-        <w:rPr>
-          <w:b/>
-        </w:rPr>
-        <w:t>Action</w:t>
-      </w:r>
-      <w:r>
-        <w:t xml:space="preserve"> 단계에서는 Tool Use 레이어가 외부 시스템을 호출한다. 검색 API를 실행하거나, 코드를 실행하거나, 데이터베이스에 질의한다. </w:t>
-      </w:r>
-      <w:r>
-        <w:rPr>
-          <w:b/>
-        </w:rPr>
-        <w:t>Observation</w:t>
-      </w:r>
-      <w:r>
-        <w:t xml:space="preserve"> 단계에서는 그 결과가 Memory 레이어에 저장되고, 다음 Thought 단계의 입력으로 흘러간다. 이 루프가 목표 달성 조건을 만족할 때까지 반복되며, 조건이 충족되면 Model 레이어가 최종 응답을 생성한다.</w:t>
-      </w:r>
-      <w:r>
-        <w:rPr>
-          <w:rStyle w:val="footnote reference"/>
-        </w:rPr>
         <w:footnoteReference w:id="15"/>
-      </w:r>
-    </w:p>
-    <w:p>
-      <w:pPr/>
-      <w:r>
-        <w:t>단순해 보이는 에이전트에서도 이 루프는 존재한다. 단일 Q&amp;A 에이전트를 예로 들어 보자. 사용자의 질문을 받아 한 번에 답을 돌려주는 구조처럼 보이지만, 내부적으로는 다음과 같은 하위 단계가 있다.</w:t>
-      </w:r>
-      <w:r>
-        <w:rPr>
-          <w:rStyle w:val="footnote reference"/>
-        </w:rPr>
-        <w:footnoteReference w:id="16"/>
-      </w:r>
-    </w:p>
-    <w:p>
-      <w:pPr>
-        <w:pStyle w:val="af5"/>
-      </w:pPr>
-      <w:r>
-        <w:rPr>
-          <w:b/>
-        </w:rPr>
-        <w:t>컨텍스트 어셈블리</w:t>
-      </w:r>
-      <w:r>
-        <w:t>: 시스템 프롬프트와 사용자 메시지를 결합해 모델 입력을 구성한다. (Memory + Model)</w:t>
-      </w:r>
-    </w:p>
-    <w:p>
-      <w:pPr>
-        <w:pStyle w:val="af5"/>
-      </w:pPr>
-      <w:r>
-        <w:rPr>
-          <w:b/>
-        </w:rPr>
-        <w:t>추론 및 생성</w:t>
-      </w:r>
-      <w:r>
-        <w:t>: 모델이 입력을 받아 응답 토큰을 생성한다. (Model)</w:t>
-      </w:r>
-    </w:p>
-    <w:p>
-      <w:pPr>
-        <w:pStyle w:val="af5"/>
-      </w:pPr>
-      <w:r>
-        <w:rPr>
-          <w:b/>
-        </w:rPr>
-        <w:t>응답 파싱</w:t>
-      </w:r>
-      <w:r>
-        <w:t>: 생성된 텍스트를 구조화된 형식으로 변환하거나 후처리한다. (Tool Use의 경량 형태)</w:t>
-      </w:r>
-    </w:p>
-    <w:p>
-      <w:pPr/>
-      <w:r>
-        <w:t>루프가 한 번만 돌고 끝날 뿐, 세 단계의 구조는 그대로다. Thought→Action→Observation이 한 번의 사이클로 완결되는 것이지, 루프가 없는 것이 아니다.</w:t>
-      </w:r>
-    </w:p>
-    <w:p>
-      <w:pPr>
-        <w:pStyle w:val="a4"/>
-      </w:pPr>
-      <w:r>
-        <w:t>워크플로우와 에이전트의 경계 — Anthropic 가이드의 아키텍처 구분</w:t>
-      </w:r>
-    </w:p>
-    <w:p>
-      <w:pPr>
-        <w:pStyle w:val="a8"/>
-      </w:pPr>
-      <w:r>
-        <w:t>Anthropic의 에이전트 설계 가이드는 시스템을 크게 두 유형으로 구분한다.</w:t>
-      </w:r>
-      <w:r>
-        <w:rPr>
-          <w:rStyle w:val="footnote reference"/>
-        </w:rPr>
-        <w:footnoteReference w:id="17"/>
-      </w:r>
-    </w:p>
-    <w:p>
-      <w:pPr>
-        <w:pStyle w:val="a8"/>
-      </w:pPr>
-      <w:r>
-        <w:rPr>
-          <w:b/>
-        </w:rPr>
-        <w:t>워크플로우(Workflow)</w:t>
-      </w:r>
-      <w:r>
-        <w:t>: 실행 경로가 미리 정해진 시스템. 모델이 각 단계에서 판단을 내리지만, 어떤 단계를 거칠지는 개발자가 사전에 정의한다. 조건 분기도 명시적으로 코딩된다.</w:t>
-      </w:r>
-    </w:p>
-    <w:p>
-      <w:pPr>
-        <w:pStyle w:val="a8"/>
-      </w:pPr>
-      <w:r>
-        <w:rPr>
-          <w:b/>
-        </w:rPr>
-        <w:t>에이전트(Agent)</w:t>
-      </w:r>
-      <w:r>
-        <w:t>: 실행 경로가 모델의 판단에 따라 동적으로 결정되는 시스템. 어떤 도구를 몇 번 호출할지, 언제 멈출지를 모델이 스스로 결정한다.</w:t>
-      </w:r>
-    </w:p>
-    <w:p>
-      <w:pPr>
-        <w:pStyle w:val="a8"/>
-      </w:pPr>
-      <w:r>
-        <w:t>이 구분이 중요한 이유는 두 시스템에서 실패가 발생하는 위치가 다르기 때문이다. 워크플로우에서는 실행 경로 자체가 잘못 설계되었을 때 실패한다. 에이전트에서는 모델의 판단이 불충분할 때, 또는 루프가 종료 조건을 찾지 못할 때 실패한다. Anthropic 가이드는 "복잡도는 필요할 때만 추가하라"고 권고하는데, 이는 에이전트 형태가 항상 더 낫다는 뜻이 아니라 두 유형의 실패 경로가 다르다는 것을 인식하고 선택하라는 의미다.</w:t>
-      </w:r>
-    </w:p>
-    <w:p>
-      <w:pPr/>
-      <w:r>
-        <w:t>이처럼 Thought→Action→Observation 루프는 에이전트의 규모나 복잡도와 무관하게 내부 흐름의 기본 단위로 적용된다. 중요한 것은 이 루프가 각 컴포넌트를 어떤 계약(contract, 컴포넌트 간에 서로 기대하는 입출력의 형식과 조건)으로 연결하느냐에 있다. 컴포넌트를 분리하는 것만으로 충분하지 않다. 분리된 컴포넌트들이 어떤 인터페이스로 연결되는지, 그리고 한 컴포넌트의 실패가 다른 컴포넌트로 어떻게 전파되는지가 시스템의 실제 동작을 결정한다. 다음 절에서는 바로 이 연결의 문제를 다룬다.</w:t>
-      </w:r>
-    </w:p>
-    <w:p>
-      <w:pPr>
-        <w:pStyle w:val="2"/>
-      </w:pPr>
-      <w:r>
-        <w:t>6.2 컴포넌트 간 계약과 실패의 전파</w:t>
-      </w:r>
-    </w:p>
-    <w:p>
-      <w:pPr/>
-      <w:r>
-        <w:t>앞에서 에이전트 내부를 Planning·Memory·Tool Use·Model 레이어로 분해하고, Thought→Action→Observation 루프가 어떻게 작동하는지 살펴보았다. 이제 그 컴포넌트들 사이를 잇는 연결선을 들여다볼 차례다. 컴포넌트를 나누는 것만으로는 충분하지 않다. 분리된 컴포넌트들이 어떤 약속으로 데이터를 주고받는지, 그리고 한 컴포넌트에서 발생한 문제가 나머지 컴포넌트로 어떻게 번져 나가는지를 이해해야 "원인은 모델에 있는가, 시스템에 있는가"라는 질문에 구조적으로 답할 수 있다.</w:t>
-      </w:r>
-    </w:p>
-    <w:p>
-      <w:pPr>
-        <w:pStyle w:val="3"/>
-      </w:pPr>
-      <w:r>
-        <w:t>6.2.1 컴포넌트 간 인터페이스 계약: 무엇이 명시되어야 하는가</w:t>
-      </w:r>
-    </w:p>
-    <w:p>
-      <w:pPr/>
-      <w:r>
-        <w:t xml:space="preserve">컴포넌트 사이에서 데이터가 오가는 경계를 </w:t>
-      </w:r>
-      <w:r>
-        <w:rPr>
-          <w:b/>
-        </w:rPr>
-        <w:t>인터페이스 계약(interface contract)</w:t>
-      </w:r>
-      <w:r>
-        <w:t xml:space="preserve"> 이라고 부른다. 여기서 '계약'이란 법적 의미의 계약이 아니라, 두 컴포넌트가 서로에게 기대하는 입출력의 형식·타이밍·예외 처리 방식을 명시한 약속이다. 인터페이스 계약이 명시되어 있으면 한쪽이 기대와 다른 값을 내보냈을 때 즉시 감지할 수 있다. 명시되어 있지 않으면 문제가 발생해도 어느 쪽의 책임인지 구분하기 어렵다.</w:t>
-      </w:r>
-      <w:r>
-        <w:rPr>
-          <w:rStyle w:val="footnote reference"/>
-        </w:rPr>
-        <w:footnoteReference w:id="18"/>
       </w:r>
     </w:p>
     <w:p>
@@ -1091,667 +1091,667 @@
         <w:rPr>
           <w:rStyle w:val="footnote reference"/>
         </w:rPr>
+        <w:footnoteReference w:id="15"/>
+      </w:r>
+      <w:r>
+        <w:t xml:space="preserve"> 외부 API가 반환하는 데이터 형식은 에이전트 내부 설계자가 통제할 수 없다. 따라서 Planning → Tool Use 경계에서의 계약은 특히 엄밀하게 정의되어야 한다. "도구가 예상과 다른 형식을 반환할 경우 어떻게 처리하는가"를 명시하지 않으면, 외부 API의 사소한 변경이 에이전트 전체를 중단시킬 수 있다.</w:t>
+      </w:r>
+    </w:p>
+    <w:p>
+      <w:pPr/>
+      <w:r>
+        <w:t>2장에서 다룬 컨텍스트 역시 이 관점에서 재해석할 수 있다. 컨텍스트는 단순히 모델에게 전달하는 텍스트 덩어리가 아니라, Memory → Model 경계를 통해 흐르는 구조화된 데이터다. 어떤 정보를 얼마나 담아 보낼지, 우선순위는 어떻게 정하는지가 이 경계의 계약 내용이다. 계약이 느슨하면 컨텍스트가 너무 많거나 너무 적게 채워지고, 모델은 엉뚱한 전제 위에서 추론을 시작하게 된다.</w:t>
+      </w:r>
+    </w:p>
+    <w:p>
+      <w:pPr>
+        <w:pStyle w:val="3"/>
+      </w:pPr>
+      <w:r>
+        <w:t>6.2.2 실패 전파 메커니즘: 어디서 시작해서 어디까지 가는가</w:t>
+      </w:r>
+    </w:p>
+    <w:p>
+      <w:pPr/>
+      <w:r>
+        <w:t>계약이 깨졌을 때 어떤 일이 생기는지를 이해하려면 실패가 단일 컴포넌트 안에서 머물지 않는다는 사실을 먼저 받아들여야 한다. 한 컴포넌트의 오작동은 그 출력에 의존하는 다음 컴포넌트로 흘러가고, 거기서 다시 다음 단계로 번져나간다. Zhu et al.의 분석은 이 전파 경로를 memory → reflection → planning → action → system 순서로 추적한다.</w:t>
+      </w:r>
+      <w:r>
+        <w:rPr>
+          <w:rStyle w:val="footnote reference"/>
+        </w:rPr>
+        <w:footnoteReference w:id="16"/>
+      </w:r>
+      <w:r>
+        <w:t xml:space="preserve"> 오류는 시작점에서 끝나지 않고, 파이프라인을 따라 증폭된다.</w:t>
+      </w:r>
+    </w:p>
+    <w:p>
+      <w:pPr>
+        <w:pStyle w:val="ae"/>
+      </w:pPr>
+      <w:r>
+        <w:t>그림 6-3. 오류 전파 경로 — 컴포넌트 단계별 실패 확산 구조</w:t>
+      </w:r>
+    </w:p>
+    <w:p>
+      <w:pPr>
+        <w:pStyle w:val="a5"/>
+      </w:pPr>
+      <w:r>
+        <w:t xml:space="preserve">  ┌──────────┐   잘못된 컨텍스트   ┌────────────┐   왜곡된 반영   ┌──────────┐</w:t>
+      </w:r>
+    </w:p>
+    <w:p>
+      <w:pPr>
+        <w:pStyle w:val="a5"/>
+      </w:pPr>
+      <w:r>
+        <w:t xml:space="preserve">  │  Memory  │──────────────────▶│ Reflection │──────────────▶│ Planning │</w:t>
+      </w:r>
+    </w:p>
+    <w:p>
+      <w:pPr>
+        <w:pStyle w:val="a5"/>
+      </w:pPr>
+      <w:r>
+        <w:t xml:space="preserve">  │(검색 오류)│                   │(오염된 평가)│               │(잘못된 계획)│</w:t>
+      </w:r>
+    </w:p>
+    <w:p>
+      <w:pPr>
+        <w:pStyle w:val="a5"/>
+      </w:pPr>
+      <w:r>
+        <w:t xml:space="preserve">  └──────────┘                   └────────────┘               └────┬─────┘</w:t>
+      </w:r>
+    </w:p>
+    <w:p>
+      <w:pPr>
+        <w:pStyle w:val="a5"/>
+      </w:pPr>
+      <w:r>
+        <w:t xml:space="preserve">                                                                   │ 잘못된 지시</w:t>
+      </w:r>
+    </w:p>
+    <w:p>
+      <w:pPr>
+        <w:pStyle w:val="a5"/>
+      </w:pPr>
+      <w:r>
+        <w:t xml:space="preserve">                                                                   ▼</w:t>
+      </w:r>
+    </w:p>
+    <w:p>
+      <w:pPr>
+        <w:pStyle w:val="a5"/>
+      </w:pPr>
+      <w:r>
+        <w:t xml:space="preserve">                                                             ┌──────────┐   최종 오류</w:t>
+      </w:r>
+    </w:p>
+    <w:p>
+      <w:pPr>
+        <w:pStyle w:val="a5"/>
+      </w:pPr>
+      <w:r>
+        <w:t xml:space="preserve">                                                             │  Action  │──────────▶ 시스템 출력</w:t>
+      </w:r>
+    </w:p>
+    <w:p>
+      <w:pPr>
+        <w:pStyle w:val="a5"/>
+      </w:pPr>
+      <w:r>
+        <w:t xml:space="preserve">                                                             │(오작동)  │</w:t>
+      </w:r>
+    </w:p>
+    <w:p>
+      <w:pPr>
+        <w:pStyle w:val="a5"/>
+      </w:pPr>
+      <w:r>
+        <w:t xml:space="preserve">                                                             └──────────┘</w:t>
+      </w:r>
+    </w:p>
+    <w:p>
+      <w:pPr/>
+      <w:r>
+        <w:t>전파 경로에서 주목할 점은 최종 출력에서 관찰되는 증상이 실제 오류 발생 지점과 멀리 떨어져 있을 수 있다는 것이다. Memory 레이어에서 잘못된 정보를 검색했다고 하자. 이 오염된 컨텍스트는 Reflection(이전 행동에 대한 평가와 갱신)을 거치면서 에이전트가 자신의 상황을 잘못 판단하게 만들고, 그 판단이 Planning에 반영되어 잘못된 계획이 생성되며, 최종적으로 Action 단계에서 엉뚱한 도구가 호출되거나 잘못된 파라미터가 전달된다. 개발자가 관찰하는 것은 마지막 Action의 오작동뿐이다.</w:t>
+      </w:r>
+    </w:p>
+    <w:p>
+      <w:pPr/>
+      <w:r>
+        <w:t>MAST 프레임워크는 이런 실패를 분류하는 세 가지 범주를 제시한다.</w:t>
+      </w:r>
+      <w:r>
+        <w:rPr>
+          <w:rStyle w:val="footnote reference"/>
+        </w:rPr>
+        <w:footnoteReference w:id="17"/>
+      </w:r>
+    </w:p>
+    <w:p>
+      <w:pPr>
+        <w:pStyle w:val="af5"/>
+      </w:pPr>
+      <w:r>
+        <w:rPr>
+          <w:b/>
+        </w:rPr>
+        <w:t>시스템 설계 이슈</w:t>
+      </w:r>
+      <w:r>
+        <w:t>: 컴포넌트 간 계약 자체가 잘못 설계된 경우. 예를 들어 도구 호출 응답 포맷이 에이전트 내부 파서의 기대와 다르게 정의된 경우.</w:t>
+      </w:r>
+    </w:p>
+    <w:p>
+      <w:pPr>
+        <w:pStyle w:val="af5"/>
+      </w:pPr>
+      <w:r>
+        <w:rPr>
+          <w:b/>
+        </w:rPr>
+        <w:t>에이전트 간 불일치</w:t>
+      </w:r>
+      <w:r>
+        <w:t>: 다중 에이전트 환경에서 에이전트들이 서로 다른 전제를 가지고 동작하는 경우. 단일 에이전트 수준에서는 컴포넌트 간 상태 불일치로 해석할 수 있다.</w:t>
+      </w:r>
+    </w:p>
+    <w:p>
+      <w:pPr>
+        <w:pStyle w:val="af5"/>
+      </w:pPr>
+      <w:r>
+        <w:rPr>
+          <w:b/>
+        </w:rPr>
+        <w:t>태스크 검증 실패</w:t>
+      </w:r>
+      <w:r>
+        <w:t>: 특정 단계의 출력이 다음 단계의 입력 조건을 충족하는지 확인하지 않는 경우.</w:t>
+      </w:r>
+    </w:p>
+    <w:p>
+      <w:pPr/>
+      <w:r>
+        <w:t>이 세 범주를 앞서 살펴본 컴포넌트 계약과 연결하면 실패 원인을 진단하는 구체적인 언어가 생긴다. 동일한 증상이 서로 다른 컴포넌트의 실패에서 비롯될 수 있다는 점이 핵심이다.</w:t>
+      </w:r>
+    </w:p>
+    <w:p>
+      <w:pPr/>
+      <w:r>
+        <w:t>예를 들어 에이전트가 "항공편을 찾지 못했다"는 결과를 반환했다고 하자. 이 증상의 원인은 여러 위치에 있을 수 있다.</w:t>
+      </w:r>
+    </w:p>
+    <w:p>
+      <w:pPr>
+        <w:pStyle w:val="af5"/>
+      </w:pPr>
+      <w:r>
+        <w:t>Tool Use 레이어에서 API 호출 파라미터가 잘못 조립된 경우 → 시스템 설계 이슈</w:t>
+      </w:r>
+    </w:p>
+    <w:p>
+      <w:pPr>
+        <w:pStyle w:val="af5"/>
+      </w:pPr>
+      <w:r>
+        <w:t>Memory 레이어가 이미 검색된 결과를 잘못 저장해 Planning이 불필요한 재검색을 생략한 경우 → 상태 오염에 의한 전파</w:t>
+      </w:r>
+    </w:p>
+    <w:p>
+      <w:pPr>
+        <w:pStyle w:val="af5"/>
+      </w:pPr>
+      <w:r>
+        <w:t>Planning 레이어가 날짜 파싱 오류를 검증하지 않고 Tool Use에 전달한 경우 → 태스크 검증 실패</w:t>
+      </w:r>
+    </w:p>
+    <w:p>
+      <w:pPr/>
+      <w:r>
+        <w:t>증상만 보고 진단하면 Tool Use 레이어의 API 연결을 수정하려 할 것이다. 그러나 원인이 Memory나 Planning에 있다면, API를 아무리 수정해도 같은 증상이 반복된다.</w:t>
+      </w:r>
+    </w:p>
+    <w:p>
+      <w:pPr>
+        <w:pStyle w:val="a4"/>
+      </w:pPr>
+      <w:r>
+        <w:t>Replit 사례: 모델 교체로 해결하려 했던 문제가 시스템 경계 설계 문제였던 경위</w:t>
+      </w:r>
+    </w:p>
+    <w:p>
+      <w:pPr>
+        <w:pStyle w:val="a8"/>
+      </w:pPr>
+      <w:r>
+        <w:t>실배포 환경에서 이 진단 오류가 어떤 결과를 낳는지 보여주는 사례가 있다. Replit의 에이전트 개발 과정에서 나타난 실패 사례는 초기에 모델 성능 문제로 분류되었다.</w:t>
+      </w:r>
+      <w:r>
+        <w:rPr>
+          <w:rStyle w:val="footnote reference"/>
+        </w:rPr>
+        <w:footnoteReference w:id="18"/>
+      </w:r>
+      <w:r>
+        <w:t xml:space="preserve"> 더 강력한 모델로 교체하면 문제가 해결될 것이라는 가정이었다.</w:t>
+      </w:r>
+    </w:p>
+    <w:p>
+      <w:pPr>
+        <w:pStyle w:val="a8"/>
+      </w:pPr>
+      <w:r>
+        <w:t>그러나 모델 교체 이후에도 같은 유형의 실패가 반복되었다. 추적 결과 문제는 컴포넌트 간 경계 설계에 있었다. 에이전트가 도구 호출 결과를 컨텍스트에 누적하는 방식이 명시되어 있지 않았고, 누적된 컨텍스트가 일정 크기를 넘어서면 초기 지시가 잘려나가는 상황이 반복되고 있었다. 이는 Memory → Model 경계의 계약 부재에서 비롯된 시스템 설계 이슈였다.</w:t>
+      </w:r>
+    </w:p>
+    <w:p>
+      <w:pPr>
+        <w:pStyle w:val="a8"/>
+      </w:pPr>
+      <w:r>
+        <w:t>'models propose, architectures dispose'라는 명제가 실무에서 의미하는 바는 이것이다.</w:t>
+      </w:r>
+      <w:r>
+        <w:rPr>
+          <w:rStyle w:val="footnote reference"/>
+        </w:rPr>
+        <w:footnoteReference w:id="15"/>
+      </w:r>
+      <w:r>
+        <w:t xml:space="preserve"> 모델의 출력 품질과 시스템의 신뢰성은 별개의 문제다. 모델이 개별 추론을 잘 수행하더라도, 그 추론의 전제가 되는 컨텍스트가 오염되어 있거나 컴포넌트 간 계약이 지켜지지 않으면 시스템 전체는 신뢰할 수 없는 결과를 낸다.</w:t>
+      </w:r>
+    </w:p>
+    <w:p>
+      <w:pPr/>
+      <w:r>
+        <w:t>실패 전파를 이해하면 자연스럽게 하나의 질문이 뒤따른다. 전파 경로를 사후에 추적하려면 각 컴포넌트가 어떤 상태에 있었는지를 외부에서 볼 수 있어야 한다. 어느 컴포넌트가 무엇을 받고, 무엇을 내보냈는지를 기록하지 않으면, 발생한 실패의 경로를 소급해 재구성하는 것은 불가능에 가깝다. 이 필요성이 시스템 관찰 가능성(observability)을 요구하는 근거다. 다음 절에서는 에이전트 시스템의 경계를 어떻게 정의하고, 그 내부 상태를 어떻게 외부에서 관찰 가능하게 만들 것인지를 살펴본다.</w:t>
+      </w:r>
+    </w:p>
+    <w:p>
+      <w:pPr>
+        <w:pStyle w:val="2"/>
+      </w:pPr>
+      <w:r>
+        <w:t>6.3 시스템 경계와 관찰 가능성</w:t>
+      </w:r>
+    </w:p>
+    <w:p>
+      <w:pPr/>
+      <w:r>
+        <w:t>앞 절에서는 실패가 하나의 컴포넌트에서 발생해 다른 컴포넌트로 전파되는 경로를 살펴보았다. 그런데 그 경로를 추적하는 작업 자체가 가능하려면 두 가지 전제가 충족되어야 한다. 첫째, 에이전트 시스템이 어디서 시작하고 어디서 끝나는지가 명확하게 정의되어 있어야 한다. 둘째, 시스템 내부에서 무슨 일이 일어났는지를 외부에서 볼 수 있어야 한다. 이 두 조건을 각각 시스템 경계(system boundary)와 관찰 가능성(observability)이라 부른다. 이 절에서는 두 개념을 순서대로 살펴보고, 이 둘이 왜 분리된 설계 문제가 아니라 하나의 쌍을 이루는 원칙인지를 정리한다.</w:t>
+      </w:r>
+    </w:p>
+    <w:p>
+      <w:pPr>
+        <w:pStyle w:val="3"/>
+      </w:pPr>
+      <w:r>
+        <w:t>6.3.1 시스템 경계 정의: 에이전트는 어디서 시작하고 어디서 끝나는가</w:t>
+      </w:r>
+    </w:p>
+    <w:p>
+      <w:pPr/>
+      <w:r>
+        <w:t>시스템 경계란 에이전트 내부 컴포넌트와 외부 의존 요소를 가르는 선이다. 이 경계가 불명확하면 실패의 책임 소재가 모호해진다.</w:t>
+      </w:r>
+    </w:p>
+    <w:p>
+      <w:pPr>
+        <w:pStyle w:val="afd"/>
+      </w:pPr>
+      <w:r>
+        <w:t>시스템 경계(system boundary)</w:t>
+      </w:r>
+    </w:p>
+    <w:p>
+      <w:pPr>
+        <w:pStyle w:val="afd"/>
+      </w:pPr>
+      <w:r>
+        <w:t>에이전트 시스템이 직접 통제하는 컴포넌트(내부)와 그 바깥에 위치한 외부 서비스·저장소·사용자 인터페이스(외부) 사이의 구분선. 이 경계를 명시하는 것은 책임 소재 분석의 전제 조건이다.</w:t>
+      </w:r>
+      <w:r>
+        <w:rPr>
+          <w:rStyle w:val="footnote reference"/>
+        </w:rPr>
+        <w:footnoteReference w:id="14"/>
+      </w:r>
+    </w:p>
+    <w:p>
+      <w:pPr>
+        <w:pStyle w:val="ae"/>
+      </w:pPr>
+      <w:r>
+        <w:t>그림 6-4. 에이전트 시스템 경계 — 내부 컴포넌트와 외부 의존의 구분</w:t>
+      </w:r>
+    </w:p>
+    <w:p>
+      <w:pPr>
+        <w:pStyle w:val="a5"/>
+      </w:pPr>
+      <w:r>
+        <w:t>┌──────────────────────────────────────────────────────┐</w:t>
+      </w:r>
+    </w:p>
+    <w:p>
+      <w:pPr>
+        <w:pStyle w:val="a5"/>
+      </w:pPr>
+      <w:r>
+        <w:t>│                  에이전트 시스템 (내부)                 │</w:t>
+      </w:r>
+    </w:p>
+    <w:p>
+      <w:pPr>
+        <w:pStyle w:val="a5"/>
+      </w:pPr>
+      <w:r>
+        <w:t>│                                                      │</w:t>
+      </w:r>
+    </w:p>
+    <w:p>
+      <w:pPr>
+        <w:pStyle w:val="a5"/>
+      </w:pPr>
+      <w:r>
+        <w:t>│  ┌────────────┐   ┌────────────┐   ┌─────────────┐  │</w:t>
+      </w:r>
+    </w:p>
+    <w:p>
+      <w:pPr>
+        <w:pStyle w:val="a5"/>
+      </w:pPr>
+      <w:r>
+        <w:t>│  │  Planning  │──▶│   Model    │──▶│   Memory    │  │</w:t>
+      </w:r>
+    </w:p>
+    <w:p>
+      <w:pPr>
+        <w:pStyle w:val="a5"/>
+      </w:pPr>
+      <w:r>
+        <w:t>│  └────────────┘   └─────┬──────┘   └─────────────┘  │</w:t>
+      </w:r>
+    </w:p>
+    <w:p>
+      <w:pPr>
+        <w:pStyle w:val="a5"/>
+      </w:pPr>
+      <w:r>
+        <w:t>│                         │                           │</w:t>
+      </w:r>
+    </w:p>
+    <w:p>
+      <w:pPr>
+        <w:pStyle w:val="a5"/>
+      </w:pPr>
+      <w:r>
+        <w:t>│                   ┌─────▼──────┐                    │</w:t>
+      </w:r>
+    </w:p>
+    <w:p>
+      <w:pPr>
+        <w:pStyle w:val="a5"/>
+      </w:pPr>
+      <w:r>
+        <w:t>│                   │  Tool Use  │                    │</w:t>
+      </w:r>
+    </w:p>
+    <w:p>
+      <w:pPr>
+        <w:pStyle w:val="a5"/>
+      </w:pPr>
+      <w:r>
+        <w:t>│                   └─────┬──────┘                    │</w:t>
+      </w:r>
+    </w:p>
+    <w:p>
+      <w:pPr>
+        <w:pStyle w:val="a5"/>
+      </w:pPr>
+      <w:r>
+        <w:t>└─────────────────────────┼────────────────────────────┘</w:t>
+      </w:r>
+    </w:p>
+    <w:p>
+      <w:pPr>
+        <w:pStyle w:val="a5"/>
+      </w:pPr>
+      <w:r>
+        <w:t xml:space="preserve">          시스템 경계       │</w:t>
+      </w:r>
+    </w:p>
+    <w:p>
+      <w:pPr>
+        <w:pStyle w:val="a5"/>
+      </w:pPr>
+      <w:r>
+        <w:t xml:space="preserve">        ─ ─ ─ ─ ─ ─ ─ ─ ─ ─│─ ─ ─ ─ ─ ─ ─ ─ ─ ─ ─ ─ ─</w:t>
+      </w:r>
+    </w:p>
+    <w:p>
+      <w:pPr>
+        <w:pStyle w:val="a5"/>
+      </w:pPr>
+      <w:r>
+        <w:t xml:space="preserve">                           │</w:t>
+      </w:r>
+    </w:p>
+    <w:p>
+      <w:pPr>
+        <w:pStyle w:val="a5"/>
+      </w:pPr>
+      <w:r>
+        <w:t xml:space="preserve">          ┌────────────────┼────────────────┐</w:t>
+      </w:r>
+    </w:p>
+    <w:p>
+      <w:pPr>
+        <w:pStyle w:val="a5"/>
+      </w:pPr>
+      <w:r>
+        <w:t xml:space="preserve">          │                │                │</w:t>
+      </w:r>
+    </w:p>
+    <w:p>
+      <w:pPr>
+        <w:pStyle w:val="a5"/>
+      </w:pPr>
+      <w:r>
+        <w:t xml:space="preserve">    ┌─────▼─────┐   ┌──────▼──────┐  ┌─────▼──────┐</w:t>
+      </w:r>
+    </w:p>
+    <w:p>
+      <w:pPr>
+        <w:pStyle w:val="a5"/>
+      </w:pPr>
+      <w:r>
+        <w:t xml:space="preserve">    │ 외부 API  │   │  데이터베이스  │  │  사용자 UI │</w:t>
+      </w:r>
+    </w:p>
+    <w:p>
+      <w:pPr>
+        <w:pStyle w:val="a5"/>
+      </w:pPr>
+      <w:r>
+        <w:t xml:space="preserve">    └───────────┘   └─────────────┘  └────────────┘</w:t>
+      </w:r>
+    </w:p>
+    <w:p>
+      <w:pPr/>
+      <w:r>
+        <w:t>이 경계가 무너지면 어떤 일이 생기는지 두 가지 시나리오로 살펴보자.</w:t>
+      </w:r>
+    </w:p>
+    <w:p>
+      <w:pPr/>
+      <w:r>
+        <w:rPr>
+          <w:b/>
+        </w:rPr>
+        <w:t>시나리오 A — 외부 오류가 내부 오류로 잘못 분류되는 경우.</w:t>
+      </w:r>
+      <w:r>
+        <w:t xml:space="preserve"> 항공편 검색 API가 타임아웃을 반환했다. 에이전트는 "항공편을 찾지 못했다"는 결과를 출력한다. 시스템 경계가 명시되어 있지 않으면 개발자는 이것을 에이전트의 Planning 또는 Tool Use 레이어 문제로 볼 가능성이 높다. 프롬프트를 수정하거나 도구 호출 로직을 수정하지만 문제는 재현된다. 원인은 외부 API 가용성에 있었는데, 경계가 흐릿하여 내부 컴포넌트를 반복 점검하는 데 시간을 낭비한 것이다.</w:t>
+      </w:r>
+    </w:p>
+    <w:p>
+      <w:pPr/>
+      <w:r>
+        <w:rPr>
+          <w:b/>
+        </w:rPr>
+        <w:t>시나리오 B — 내부 상태 오염이 외부 입력 문제로 오진되는 경우.</w:t>
+      </w:r>
+      <w:r>
+        <w:t xml:space="preserve"> 에이전트가 사용자의 이전 선호도를 무시하는 것처럼 보인다. Memory 레이어가 이전 세션의 잔여 상태를 그대로 유지하면서 새 세션의 입력을 덮어쓰고 있는 상황이다. 그러나 시스템 경계가 명시되어 있지 않으면 이것을 사용자 입력 파싱 문제로 오해할 수 있다. 외부 입력 처리 로직을 수정하지만 증상은 반복된다.</w:t>
+      </w:r>
+    </w:p>
+    <w:p>
+      <w:pPr/>
+      <w:r>
+        <w:t>3장에서 다룬 도구 호출을 이 관점에서 다시 위치 지정하면, 도구 호출은 "시스템 경계를 넘는 외부 의존"이다. 에이전트가 API를 호출하는 순간, 제어권은 일시적으로 외부로 넘어간다. 외부 서비스의 응답 형식, 지연, 가용성은 에이전트 내부에서 통제할 수 없다. 이 사실을 설계 시점에 인식하지 못하면, 외부 의존의 실패를 내부 컴포넌트의 문제로 혼동하게 된다.</w:t>
+      </w:r>
+      <w:r>
+        <w:rPr>
+          <w:rStyle w:val="footnote reference"/>
+        </w:rPr>
+        <w:footnoteReference w:id="14"/>
+      </w:r>
+    </w:p>
+    <w:p>
+      <w:pPr/>
+      <w:r>
+        <w:t>Anthropic의 운영 가이드는 에이전트 배포 전에 시스템 경계를 명시적으로 문서화할 것을 권장한다.</w:t>
+      </w:r>
+      <w:r>
+        <w:rPr>
+          <w:rStyle w:val="footnote reference"/>
+        </w:rPr>
+        <w:footnoteReference w:id="14"/>
+      </w:r>
+      <w:r>
+        <w:t xml:space="preserve"> 이는 단순한 아키텍처 기술이 아니라, 실패 대응 시 어디부터 점검할지를 사전에 합의해 두는 작업이다.</w:t>
+      </w:r>
+    </w:p>
+    <w:p>
+      <w:pPr>
+        <w:pStyle w:val="3"/>
+      </w:pPr>
+      <w:r>
+        <w:t>6.3.2 관찰 가능성의 설계: 내부 상태를 외부에서 읽는 구조</w:t>
+      </w:r>
+    </w:p>
+    <w:p>
+      <w:pPr/>
+      <w:r>
+        <w:t>시스템 경계를 정의했다면, 다음 질문은 경계 내부에서 무슨 일이 일어나는지를 어떻게 알 수 있는가다. 관찰 가능성은 시스템 내부 상태를 외부에서 읽을 수 있도록 만드는 설계 속성이다. 이것은 성능 최적화를 위한 부가 기능이 아니라, 시스템이 의도대로 작동하고 있는지 확인하는 최소 조건이다.</w:t>
+      </w:r>
+      <w:r>
+        <w:rPr>
+          <w:rStyle w:val="footnote reference"/>
+        </w:rPr>
+        <w:footnoteReference w:id="15"/>
+      </w:r>
+    </w:p>
+    <w:p>
+      <w:pPr>
+        <w:pStyle w:val="a4"/>
+      </w:pPr>
+      <w:r>
+        <w:t>관찰 가능성이 없었을 때의 디버깅 — 컴포넌트 간 갈림점을 찾지 못하는 상황</w:t>
+      </w:r>
+    </w:p>
+    <w:p>
+      <w:pPr>
+        <w:pStyle w:val="a8"/>
+      </w:pPr>
+      <w:r>
+        <w:t>같은 입력에서 두 번의 실행이 서로 다른 출력을 냈다고 하자. 내부 상태를 전혀 기록하지 않은 시스템에서는 다음과 같은 질문에 답할 수 없다.</w:t>
+      </w:r>
+    </w:p>
+    <w:p>
+      <w:pPr>
+        <w:pStyle w:val="a8"/>
+      </w:pPr>
+      <w:r>
+        <w:t>- Memory 레이어가 두 실행에서 동일한 컨텍스트를 조립했는가? - Planning 레이어가 두 번 모두 같은 하위 태스크 순서를 생성했는가? - Tool Use 레이어의 API 응답이 두 실행 간에 달랐는가?</w:t>
+      </w:r>
+    </w:p>
+    <w:p>
+      <w:pPr>
+        <w:pStyle w:val="a8"/>
+      </w:pPr>
+      <w:r>
+        <w:t>이 질문 중 하나에라도 답하지 못하면 갈림점을 특정할 수 없다. 개발자가 할 수 있는 것은 전체 시스템을 재실행하며 운에 맡기는 것뿐이다. 결과의 비결정성(non-determinism)이 모델 때문인지, 외부 API 응답 변동 때문인지, 메모리 상태 차이 때문인지를 구분하지 못하면 수정의 방향도 없다.</w:t>
+      </w:r>
+    </w:p>
+    <w:p>
+      <w:pPr/>
+      <w:r>
+        <w:t xml:space="preserve">관찰 가능성을 구현하는 기술적 수단으로는 크게 세 가지가 있다. </w:t>
+      </w:r>
+      <w:r>
+        <w:rPr>
+          <w:b/>
+        </w:rPr>
+        <w:t>로그(log)</w:t>
+      </w:r>
+      <w:r>
+        <w:t xml:space="preserve">는 특정 시점의 이벤트와 상태를 텍스트로 기록한다. </w:t>
+      </w:r>
+      <w:r>
+        <w:rPr>
+          <w:b/>
+        </w:rPr>
+        <w:t>트레이스(trace)</w:t>
+      </w:r>
+      <w:r>
+        <w:t xml:space="preserve">는 요청 하나가 시스템을 통과하는 전체 경로를 추적한다. </w:t>
+      </w:r>
+      <w:r>
+        <w:rPr>
+          <w:b/>
+        </w:rPr>
+        <w:t>스팬(span)</w:t>
+      </w:r>
+      <w:r>
+        <w:t>은 트레이스 내에서 개별 컴포넌트의 시작과 종료 시점 및 내부 속성을 기록하는 단위다. 세 가지 중 어느 하나만 있어도 없는 것보다 낫지만, 컴포넌트 경계를 따라 전파되는 실패를 추적하려면 트레이스와 스팬의 조합이 실질적으로 필요하다.</w:t>
+      </w:r>
+    </w:p>
+    <w:p>
+      <w:pPr/>
+      <w:r>
+        <w:t xml:space="preserve">이 구조를 Böckeler의 harness 모델에서 나온 어휘로 정리하면 더 명확해진다. 에이전트에게 행동 방향을 공급하는 구조를 </w:t>
+      </w:r>
+      <w:r>
+        <w:rPr>
+          <w:b/>
+        </w:rPr>
+        <w:t>guides(피드포워드)</w:t>
+      </w:r>
+      <w:r>
+        <w:t xml:space="preserve">, 에이전트의 행동 결과를 수집하는 구조를 </w:t>
+      </w:r>
+      <w:r>
+        <w:rPr>
+          <w:b/>
+        </w:rPr>
+        <w:t>sensors(피드백)</w:t>
+      </w:r>
+      <w:r>
+        <w:t>라 구분한다.</w:t>
+      </w:r>
+      <w:r>
+        <w:rPr>
+          <w:rStyle w:val="footnote reference"/>
+        </w:rPr>
         <w:footnoteReference w:id="19"/>
-      </w:r>
-      <w:r>
-        <w:t xml:space="preserve"> 외부 API가 반환하는 데이터 형식은 에이전트 내부 설계자가 통제할 수 없다. 따라서 Planning → Tool Use 경계에서의 계약은 특히 엄밀하게 정의되어야 한다. "도구가 예상과 다른 형식을 반환할 경우 어떻게 처리하는가"를 명시하지 않으면, 외부 API의 사소한 변경이 에이전트 전체를 중단시킬 수 있다.</w:t>
-      </w:r>
-    </w:p>
-    <w:p>
-      <w:pPr/>
-      <w:r>
-        <w:t>2장에서 다룬 컨텍스트 역시 이 관점에서 재해석할 수 있다. 컨텍스트는 단순히 모델에게 전달하는 텍스트 덩어리가 아니라, Memory → Model 경계를 통해 흐르는 구조화된 데이터다. 어떤 정보를 얼마나 담아 보낼지, 우선순위는 어떻게 정하는지가 이 경계의 계약 내용이다. 계약이 느슨하면 컨텍스트가 너무 많거나 너무 적게 채워지고, 모델은 엉뚱한 전제 위에서 추론을 시작하게 된다.</w:t>
-      </w:r>
-    </w:p>
-    <w:p>
-      <w:pPr>
-        <w:pStyle w:val="3"/>
-      </w:pPr>
-      <w:r>
-        <w:t>6.2.2 실패 전파 메커니즘: 어디서 시작해서 어디까지 가는가</w:t>
-      </w:r>
-    </w:p>
-    <w:p>
-      <w:pPr/>
-      <w:r>
-        <w:t>계약이 깨졌을 때 어떤 일이 생기는지를 이해하려면 실패가 단일 컴포넌트 안에서 머물지 않는다는 사실을 먼저 받아들여야 한다. 한 컴포넌트의 오작동은 그 출력에 의존하는 다음 컴포넌트로 흘러가고, 거기서 다시 다음 단계로 번져나간다. Zhu et al.의 분석은 이 전파 경로를 memory → reflection → planning → action → system 순서로 추적한다.</w:t>
-      </w:r>
-      <w:r>
-        <w:rPr>
-          <w:rStyle w:val="footnote reference"/>
-        </w:rPr>
-        <w:footnoteReference w:id="20"/>
-      </w:r>
-      <w:r>
-        <w:t xml:space="preserve"> 오류는 시작점에서 끝나지 않고, 파이프라인을 따라 증폭된다.</w:t>
-      </w:r>
-    </w:p>
-    <w:p>
-      <w:pPr>
-        <w:pStyle w:val="ae"/>
-      </w:pPr>
-      <w:r>
-        <w:t>그림 6-3. 오류 전파 경로 — 컴포넌트 단계별 실패 확산 구조</w:t>
-      </w:r>
-    </w:p>
-    <w:p>
-      <w:pPr>
-        <w:pStyle w:val="a5"/>
-      </w:pPr>
-      <w:r>
-        <w:t xml:space="preserve">  ┌──────────┐   잘못된 컨텍스트   ┌────────────┐   왜곡된 반영   ┌──────────┐</w:t>
-      </w:r>
-    </w:p>
-    <w:p>
-      <w:pPr>
-        <w:pStyle w:val="a5"/>
-      </w:pPr>
-      <w:r>
-        <w:t xml:space="preserve">  │  Memory  │──────────────────▶│ Reflection │──────────────▶│ Planning │</w:t>
-      </w:r>
-    </w:p>
-    <w:p>
-      <w:pPr>
-        <w:pStyle w:val="a5"/>
-      </w:pPr>
-      <w:r>
-        <w:t xml:space="preserve">  │(검색 오류)│                   │(오염된 평가)│               │(잘못된 계획)│</w:t>
-      </w:r>
-    </w:p>
-    <w:p>
-      <w:pPr>
-        <w:pStyle w:val="a5"/>
-      </w:pPr>
-      <w:r>
-        <w:t xml:space="preserve">  └──────────┘                   └────────────┘               └────┬─────┘</w:t>
-      </w:r>
-    </w:p>
-    <w:p>
-      <w:pPr>
-        <w:pStyle w:val="a5"/>
-      </w:pPr>
-      <w:r>
-        <w:t xml:space="preserve">                                                                   │ 잘못된 지시</w:t>
-      </w:r>
-    </w:p>
-    <w:p>
-      <w:pPr>
-        <w:pStyle w:val="a5"/>
-      </w:pPr>
-      <w:r>
-        <w:t xml:space="preserve">                                                                   ▼</w:t>
-      </w:r>
-    </w:p>
-    <w:p>
-      <w:pPr>
-        <w:pStyle w:val="a5"/>
-      </w:pPr>
-      <w:r>
-        <w:t xml:space="preserve">                                                             ┌──────────┐   최종 오류</w:t>
-      </w:r>
-    </w:p>
-    <w:p>
-      <w:pPr>
-        <w:pStyle w:val="a5"/>
-      </w:pPr>
-      <w:r>
-        <w:t xml:space="preserve">                                                             │  Action  │──────────▶ 시스템 출력</w:t>
-      </w:r>
-    </w:p>
-    <w:p>
-      <w:pPr>
-        <w:pStyle w:val="a5"/>
-      </w:pPr>
-      <w:r>
-        <w:t xml:space="preserve">                                                             │(오작동)  │</w:t>
-      </w:r>
-    </w:p>
-    <w:p>
-      <w:pPr>
-        <w:pStyle w:val="a5"/>
-      </w:pPr>
-      <w:r>
-        <w:t xml:space="preserve">                                                             └──────────┘</w:t>
-      </w:r>
-    </w:p>
-    <w:p>
-      <w:pPr/>
-      <w:r>
-        <w:t>전파 경로에서 주목할 점은 최종 출력에서 관찰되는 증상이 실제 오류 발생 지점과 멀리 떨어져 있을 수 있다는 것이다. Memory 레이어에서 잘못된 정보를 검색했다고 하자. 이 오염된 컨텍스트는 Reflection(이전 행동에 대한 평가와 갱신)을 거치면서 에이전트가 자신의 상황을 잘못 판단하게 만들고, 그 판단이 Planning에 반영되어 잘못된 계획이 생성되며, 최종적으로 Action 단계에서 엉뚱한 도구가 호출되거나 잘못된 파라미터가 전달된다. 개발자가 관찰하는 것은 마지막 Action의 오작동뿐이다.</w:t>
-      </w:r>
-    </w:p>
-    <w:p>
-      <w:pPr/>
-      <w:r>
-        <w:t>MAST 프레임워크는 이런 실패를 분류하는 세 가지 범주를 제시한다.</w:t>
-      </w:r>
-      <w:r>
-        <w:rPr>
-          <w:rStyle w:val="footnote reference"/>
-        </w:rPr>
-        <w:footnoteReference w:id="21"/>
-      </w:r>
-    </w:p>
-    <w:p>
-      <w:pPr>
-        <w:pStyle w:val="af5"/>
-      </w:pPr>
-      <w:r>
-        <w:rPr>
-          <w:b/>
-        </w:rPr>
-        <w:t>시스템 설계 이슈</w:t>
-      </w:r>
-      <w:r>
-        <w:t>: 컴포넌트 간 계약 자체가 잘못 설계된 경우. 예를 들어 도구 호출 응답 포맷이 에이전트 내부 파서의 기대와 다르게 정의된 경우.</w:t>
-      </w:r>
-    </w:p>
-    <w:p>
-      <w:pPr>
-        <w:pStyle w:val="af5"/>
-      </w:pPr>
-      <w:r>
-        <w:rPr>
-          <w:b/>
-        </w:rPr>
-        <w:t>에이전트 간 불일치</w:t>
-      </w:r>
-      <w:r>
-        <w:t>: 다중 에이전트 환경에서 에이전트들이 서로 다른 전제를 가지고 동작하는 경우. 단일 에이전트 수준에서는 컴포넌트 간 상태 불일치로 해석할 수 있다.</w:t>
-      </w:r>
-    </w:p>
-    <w:p>
-      <w:pPr>
-        <w:pStyle w:val="af5"/>
-      </w:pPr>
-      <w:r>
-        <w:rPr>
-          <w:b/>
-        </w:rPr>
-        <w:t>태스크 검증 실패</w:t>
-      </w:r>
-      <w:r>
-        <w:t>: 특정 단계의 출력이 다음 단계의 입력 조건을 충족하는지 확인하지 않는 경우.</w:t>
-      </w:r>
-    </w:p>
-    <w:p>
-      <w:pPr/>
-      <w:r>
-        <w:t>이 세 범주를 앞서 살펴본 컴포넌트 계약과 연결하면 실패 원인을 진단하는 구체적인 언어가 생긴다. 동일한 증상이 서로 다른 컴포넌트의 실패에서 비롯될 수 있다는 점이 핵심이다.</w:t>
-      </w:r>
-    </w:p>
-    <w:p>
-      <w:pPr/>
-      <w:r>
-        <w:t>예를 들어 에이전트가 "항공편을 찾지 못했다"는 결과를 반환했다고 하자. 이 증상의 원인은 여러 위치에 있을 수 있다.</w:t>
-      </w:r>
-    </w:p>
-    <w:p>
-      <w:pPr>
-        <w:pStyle w:val="af5"/>
-      </w:pPr>
-      <w:r>
-        <w:t>Tool Use 레이어에서 API 호출 파라미터가 잘못 조립된 경우 → 시스템 설계 이슈</w:t>
-      </w:r>
-    </w:p>
-    <w:p>
-      <w:pPr>
-        <w:pStyle w:val="af5"/>
-      </w:pPr>
-      <w:r>
-        <w:t>Memory 레이어가 이미 검색된 결과를 잘못 저장해 Planning이 불필요한 재검색을 생략한 경우 → 상태 오염에 의한 전파</w:t>
-      </w:r>
-    </w:p>
-    <w:p>
-      <w:pPr>
-        <w:pStyle w:val="af5"/>
-      </w:pPr>
-      <w:r>
-        <w:t>Planning 레이어가 날짜 파싱 오류를 검증하지 않고 Tool Use에 전달한 경우 → 태스크 검증 실패</w:t>
-      </w:r>
-    </w:p>
-    <w:p>
-      <w:pPr/>
-      <w:r>
-        <w:t>증상만 보고 진단하면 Tool Use 레이어의 API 연결을 수정하려 할 것이다. 그러나 원인이 Memory나 Planning에 있다면, API를 아무리 수정해도 같은 증상이 반복된다.</w:t>
-      </w:r>
-    </w:p>
-    <w:p>
-      <w:pPr>
-        <w:pStyle w:val="a4"/>
-      </w:pPr>
-      <w:r>
-        <w:t>Replit 사례: 모델 교체로 해결하려 했던 문제가 시스템 경계 설계 문제였던 경위</w:t>
-      </w:r>
-    </w:p>
-    <w:p>
-      <w:pPr>
-        <w:pStyle w:val="a8"/>
-      </w:pPr>
-      <w:r>
-        <w:t>실배포 환경에서 이 진단 오류가 어떤 결과를 낳는지 보여주는 사례가 있다. Replit의 에이전트 개발 과정에서 나타난 실패 사례는 초기에 모델 성능 문제로 분류되었다.</w:t>
-      </w:r>
-      <w:r>
-        <w:rPr>
-          <w:rStyle w:val="footnote reference"/>
-        </w:rPr>
-        <w:footnoteReference w:id="22"/>
-      </w:r>
-      <w:r>
-        <w:t xml:space="preserve"> 더 강력한 모델로 교체하면 문제가 해결될 것이라는 가정이었다.</w:t>
-      </w:r>
-    </w:p>
-    <w:p>
-      <w:pPr>
-        <w:pStyle w:val="a8"/>
-      </w:pPr>
-      <w:r>
-        <w:t>그러나 모델 교체 이후에도 같은 유형의 실패가 반복되었다. 추적 결과 문제는 컴포넌트 간 경계 설계에 있었다. 에이전트가 도구 호출 결과를 컨텍스트에 누적하는 방식이 명시되어 있지 않았고, 누적된 컨텍스트가 일정 크기를 넘어서면 초기 지시가 잘려나가는 상황이 반복되고 있었다. 이는 Memory → Model 경계의 계약 부재에서 비롯된 시스템 설계 이슈였다.</w:t>
-      </w:r>
-    </w:p>
-    <w:p>
-      <w:pPr>
-        <w:pStyle w:val="a8"/>
-      </w:pPr>
-      <w:r>
-        <w:t>'models propose, architectures dispose'라는 명제가 실무에서 의미하는 바는 이것이다.</w:t>
-      </w:r>
-      <w:r>
-        <w:rPr>
-          <w:rStyle w:val="footnote reference"/>
-        </w:rPr>
-        <w:footnoteReference w:id="23"/>
-      </w:r>
-      <w:r>
-        <w:t xml:space="preserve"> 모델의 출력 품질과 시스템의 신뢰성은 별개의 문제다. 모델이 개별 추론을 잘 수행하더라도, 그 추론의 전제가 되는 컨텍스트가 오염되어 있거나 컴포넌트 간 계약이 지켜지지 않으면 시스템 전체는 신뢰할 수 없는 결과를 낸다.</w:t>
-      </w:r>
-    </w:p>
-    <w:p>
-      <w:pPr/>
-      <w:r>
-        <w:t>실패 전파를 이해하면 자연스럽게 하나의 질문이 뒤따른다. 전파 경로를 사후에 추적하려면 각 컴포넌트가 어떤 상태에 있었는지를 외부에서 볼 수 있어야 한다. 어느 컴포넌트가 무엇을 받고, 무엇을 내보냈는지를 기록하지 않으면, 발생한 실패의 경로를 소급해 재구성하는 것은 불가능에 가깝다. 이 필요성이 시스템 관찰 가능성(observability)을 요구하는 근거다. 다음 절에서는 에이전트 시스템의 경계를 어떻게 정의하고, 그 내부 상태를 어떻게 외부에서 관찰 가능하게 만들 것인지를 살펴본다.</w:t>
-      </w:r>
-    </w:p>
-    <w:p>
-      <w:pPr>
-        <w:pStyle w:val="2"/>
-      </w:pPr>
-      <w:r>
-        <w:t>6.3 시스템 경계와 관찰 가능성</w:t>
-      </w:r>
-    </w:p>
-    <w:p>
-      <w:pPr/>
-      <w:r>
-        <w:t>앞 절에서는 실패가 하나의 컴포넌트에서 발생해 다른 컴포넌트로 전파되는 경로를 살펴보았다. 그런데 그 경로를 추적하는 작업 자체가 가능하려면 두 가지 전제가 충족되어야 한다. 첫째, 에이전트 시스템이 어디서 시작하고 어디서 끝나는지가 명확하게 정의되어 있어야 한다. 둘째, 시스템 내부에서 무슨 일이 일어났는지를 외부에서 볼 수 있어야 한다. 이 두 조건을 각각 시스템 경계(system boundary)와 관찰 가능성(observability)이라 부른다. 이 절에서는 두 개념을 순서대로 살펴보고, 이 둘이 왜 분리된 설계 문제가 아니라 하나의 쌍을 이루는 원칙인지를 정리한다.</w:t>
-      </w:r>
-    </w:p>
-    <w:p>
-      <w:pPr>
-        <w:pStyle w:val="3"/>
-      </w:pPr>
-      <w:r>
-        <w:t>6.3.1 시스템 경계 정의: 에이전트는 어디서 시작하고 어디서 끝나는가</w:t>
-      </w:r>
-    </w:p>
-    <w:p>
-      <w:pPr/>
-      <w:r>
-        <w:t>시스템 경계란 에이전트 내부 컴포넌트와 외부 의존 요소를 가르는 선이다. 이 경계가 불명확하면 실패의 책임 소재가 모호해진다.</w:t>
-      </w:r>
-    </w:p>
-    <w:p>
-      <w:pPr>
-        <w:pStyle w:val="afd"/>
-      </w:pPr>
-      <w:r>
-        <w:t>시스템 경계(system boundary)</w:t>
-      </w:r>
-    </w:p>
-    <w:p>
-      <w:pPr>
-        <w:pStyle w:val="afd"/>
-      </w:pPr>
-      <w:r>
-        <w:t>에이전트 시스템이 직접 통제하는 컴포넌트(내부)와 그 바깥에 위치한 외부 서비스·저장소·사용자 인터페이스(외부) 사이의 구분선. 이 경계를 명시하는 것은 책임 소재 분석의 전제 조건이다.</w:t>
-      </w:r>
-      <w:r>
-        <w:rPr>
-          <w:rStyle w:val="footnote reference"/>
-        </w:rPr>
-        <w:footnoteReference w:id="24"/>
-      </w:r>
-    </w:p>
-    <w:p>
-      <w:pPr>
-        <w:pStyle w:val="ae"/>
-      </w:pPr>
-      <w:r>
-        <w:t>그림 6-4. 에이전트 시스템 경계 — 내부 컴포넌트와 외부 의존의 구분</w:t>
-      </w:r>
-    </w:p>
-    <w:p>
-      <w:pPr>
-        <w:pStyle w:val="a5"/>
-      </w:pPr>
-      <w:r>
-        <w:t>┌──────────────────────────────────────────────────────┐</w:t>
-      </w:r>
-    </w:p>
-    <w:p>
-      <w:pPr>
-        <w:pStyle w:val="a5"/>
-      </w:pPr>
-      <w:r>
-        <w:t>│                  에이전트 시스템 (내부)                 │</w:t>
-      </w:r>
-    </w:p>
-    <w:p>
-      <w:pPr>
-        <w:pStyle w:val="a5"/>
-      </w:pPr>
-      <w:r>
-        <w:t>│                                                      │</w:t>
-      </w:r>
-    </w:p>
-    <w:p>
-      <w:pPr>
-        <w:pStyle w:val="a5"/>
-      </w:pPr>
-      <w:r>
-        <w:t>│  ┌────────────┐   ┌────────────┐   ┌─────────────┐  │</w:t>
-      </w:r>
-    </w:p>
-    <w:p>
-      <w:pPr>
-        <w:pStyle w:val="a5"/>
-      </w:pPr>
-      <w:r>
-        <w:t>│  │  Planning  │──▶│   Model    │──▶│   Memory    │  │</w:t>
-      </w:r>
-    </w:p>
-    <w:p>
-      <w:pPr>
-        <w:pStyle w:val="a5"/>
-      </w:pPr>
-      <w:r>
-        <w:t>│  └────────────┘   └─────┬──────┘   └─────────────┘  │</w:t>
-      </w:r>
-    </w:p>
-    <w:p>
-      <w:pPr>
-        <w:pStyle w:val="a5"/>
-      </w:pPr>
-      <w:r>
-        <w:t>│                         │                           │</w:t>
-      </w:r>
-    </w:p>
-    <w:p>
-      <w:pPr>
-        <w:pStyle w:val="a5"/>
-      </w:pPr>
-      <w:r>
-        <w:t>│                   ┌─────▼──────┐                    │</w:t>
-      </w:r>
-    </w:p>
-    <w:p>
-      <w:pPr>
-        <w:pStyle w:val="a5"/>
-      </w:pPr>
-      <w:r>
-        <w:t>│                   │  Tool Use  │                    │</w:t>
-      </w:r>
-    </w:p>
-    <w:p>
-      <w:pPr>
-        <w:pStyle w:val="a5"/>
-      </w:pPr>
-      <w:r>
-        <w:t>│                   └─────┬──────┘                    │</w:t>
-      </w:r>
-    </w:p>
-    <w:p>
-      <w:pPr>
-        <w:pStyle w:val="a5"/>
-      </w:pPr>
-      <w:r>
-        <w:t>└─────────────────────────┼────────────────────────────┘</w:t>
-      </w:r>
-    </w:p>
-    <w:p>
-      <w:pPr>
-        <w:pStyle w:val="a5"/>
-      </w:pPr>
-      <w:r>
-        <w:t xml:space="preserve">          시스템 경계       │</w:t>
-      </w:r>
-    </w:p>
-    <w:p>
-      <w:pPr>
-        <w:pStyle w:val="a5"/>
-      </w:pPr>
-      <w:r>
-        <w:t xml:space="preserve">        ─ ─ ─ ─ ─ ─ ─ ─ ─ ─│─ ─ ─ ─ ─ ─ ─ ─ ─ ─ ─ ─ ─</w:t>
-      </w:r>
-    </w:p>
-    <w:p>
-      <w:pPr>
-        <w:pStyle w:val="a5"/>
-      </w:pPr>
-      <w:r>
-        <w:t xml:space="preserve">                           │</w:t>
-      </w:r>
-    </w:p>
-    <w:p>
-      <w:pPr>
-        <w:pStyle w:val="a5"/>
-      </w:pPr>
-      <w:r>
-        <w:t xml:space="preserve">          ┌────────────────┼────────────────┐</w:t>
-      </w:r>
-    </w:p>
-    <w:p>
-      <w:pPr>
-        <w:pStyle w:val="a5"/>
-      </w:pPr>
-      <w:r>
-        <w:t xml:space="preserve">          │                │                │</w:t>
-      </w:r>
-    </w:p>
-    <w:p>
-      <w:pPr>
-        <w:pStyle w:val="a5"/>
-      </w:pPr>
-      <w:r>
-        <w:t xml:space="preserve">    ┌─────▼─────┐   ┌──────▼──────┐  ┌─────▼──────┐</w:t>
-      </w:r>
-    </w:p>
-    <w:p>
-      <w:pPr>
-        <w:pStyle w:val="a5"/>
-      </w:pPr>
-      <w:r>
-        <w:t xml:space="preserve">    │ 외부 API  │   │  데이터베이스  │  │  사용자 UI │</w:t>
-      </w:r>
-    </w:p>
-    <w:p>
-      <w:pPr>
-        <w:pStyle w:val="a5"/>
-      </w:pPr>
-      <w:r>
-        <w:t xml:space="preserve">    └───────────┘   └─────────────┘  └────────────┘</w:t>
-      </w:r>
-    </w:p>
-    <w:p>
-      <w:pPr/>
-      <w:r>
-        <w:t>이 경계가 무너지면 어떤 일이 생기는지 두 가지 시나리오로 살펴보자.</w:t>
-      </w:r>
-    </w:p>
-    <w:p>
-      <w:pPr/>
-      <w:r>
-        <w:rPr>
-          <w:b/>
-        </w:rPr>
-        <w:t>시나리오 A — 외부 오류가 내부 오류로 잘못 분류되는 경우.</w:t>
-      </w:r>
-      <w:r>
-        <w:t xml:space="preserve"> 항공편 검색 API가 타임아웃을 반환했다. 에이전트는 "항공편을 찾지 못했다"는 결과를 출력한다. 시스템 경계가 명시되어 있지 않으면 개발자는 이것을 에이전트의 Planning 또는 Tool Use 레이어 문제로 볼 가능성이 높다. 프롬프트를 수정하거나 도구 호출 로직을 수정하지만 문제는 재현된다. 원인은 외부 API 가용성에 있었는데, 경계가 흐릿하여 내부 컴포넌트를 반복 점검하는 데 시간을 낭비한 것이다.</w:t>
-      </w:r>
-    </w:p>
-    <w:p>
-      <w:pPr/>
-      <w:r>
-        <w:rPr>
-          <w:b/>
-        </w:rPr>
-        <w:t>시나리오 B — 내부 상태 오염이 외부 입력 문제로 오진되는 경우.</w:t>
-      </w:r>
-      <w:r>
-        <w:t xml:space="preserve"> 에이전트가 사용자의 이전 선호도를 무시하는 것처럼 보인다. Memory 레이어가 이전 세션의 잔여 상태를 그대로 유지하면서 새 세션의 입력을 덮어쓰고 있는 상황이다. 그러나 시스템 경계가 명시되어 있지 않으면 이것을 사용자 입력 파싱 문제로 오해할 수 있다. 외부 입력 처리 로직을 수정하지만 증상은 반복된다.</w:t>
-      </w:r>
-    </w:p>
-    <w:p>
-      <w:pPr/>
-      <w:r>
-        <w:t>3장에서 다룬 도구 호출을 이 관점에서 다시 위치 지정하면, 도구 호출은 "시스템 경계를 넘는 외부 의존"이다. 에이전트가 API를 호출하는 순간, 제어권은 일시적으로 외부로 넘어간다. 외부 서비스의 응답 형식, 지연, 가용성은 에이전트 내부에서 통제할 수 없다. 이 사실을 설계 시점에 인식하지 못하면, 외부 의존의 실패를 내부 컴포넌트의 문제로 혼동하게 된다.</w:t>
-      </w:r>
-      <w:r>
-        <w:rPr>
-          <w:rStyle w:val="footnote reference"/>
-        </w:rPr>
-        <w:footnoteReference w:id="25"/>
-      </w:r>
-    </w:p>
-    <w:p>
-      <w:pPr/>
-      <w:r>
-        <w:t>Anthropic의 운영 가이드는 에이전트 배포 전에 시스템 경계를 명시적으로 문서화할 것을 권장한다.</w:t>
-      </w:r>
-      <w:r>
-        <w:rPr>
-          <w:rStyle w:val="footnote reference"/>
-        </w:rPr>
-        <w:footnoteReference w:id="26"/>
-      </w:r>
-      <w:r>
-        <w:t xml:space="preserve"> 이는 단순한 아키텍처 기술이 아니라, 실패 대응 시 어디부터 점검할지를 사전에 합의해 두는 작업이다.</w:t>
-      </w:r>
-    </w:p>
-    <w:p>
-      <w:pPr>
-        <w:pStyle w:val="3"/>
-      </w:pPr>
-      <w:r>
-        <w:t>6.3.2 관찰 가능성의 설계: 내부 상태를 외부에서 읽는 구조</w:t>
-      </w:r>
-    </w:p>
-    <w:p>
-      <w:pPr/>
-      <w:r>
-        <w:t>시스템 경계를 정의했다면, 다음 질문은 경계 내부에서 무슨 일이 일어나는지를 어떻게 알 수 있는가다. 관찰 가능성은 시스템 내부 상태를 외부에서 읽을 수 있도록 만드는 설계 속성이다. 이것은 성능 최적화를 위한 부가 기능이 아니라, 시스템이 의도대로 작동하고 있는지 확인하는 최소 조건이다.</w:t>
-      </w:r>
-      <w:r>
-        <w:rPr>
-          <w:rStyle w:val="footnote reference"/>
-        </w:rPr>
-        <w:footnoteReference w:id="27"/>
-      </w:r>
-    </w:p>
-    <w:p>
-      <w:pPr>
-        <w:pStyle w:val="a4"/>
-      </w:pPr>
-      <w:r>
-        <w:t>관찰 가능성이 없었을 때의 디버깅 — 컴포넌트 간 갈림점을 찾지 못하는 상황</w:t>
-      </w:r>
-    </w:p>
-    <w:p>
-      <w:pPr>
-        <w:pStyle w:val="a8"/>
-      </w:pPr>
-      <w:r>
-        <w:t>같은 입력에서 두 번의 실행이 서로 다른 출력을 냈다고 하자. 내부 상태를 전혀 기록하지 않은 시스템에서는 다음과 같은 질문에 답할 수 없다.</w:t>
-      </w:r>
-    </w:p>
-    <w:p>
-      <w:pPr>
-        <w:pStyle w:val="a8"/>
-      </w:pPr>
-      <w:r>
-        <w:t>- Memory 레이어가 두 실행에서 동일한 컨텍스트를 조립했는가? - Planning 레이어가 두 번 모두 같은 하위 태스크 순서를 생성했는가? - Tool Use 레이어의 API 응답이 두 실행 간에 달랐는가?</w:t>
-      </w:r>
-    </w:p>
-    <w:p>
-      <w:pPr>
-        <w:pStyle w:val="a8"/>
-      </w:pPr>
-      <w:r>
-        <w:t>이 질문 중 하나에라도 답하지 못하면 갈림점을 특정할 수 없다. 개발자가 할 수 있는 것은 전체 시스템을 재실행하며 운에 맡기는 것뿐이다. 결과의 비결정성(non-determinism)이 모델 때문인지, 외부 API 응답 변동 때문인지, 메모리 상태 차이 때문인지를 구분하지 못하면 수정의 방향도 없다.</w:t>
-      </w:r>
-    </w:p>
-    <w:p>
-      <w:pPr/>
-      <w:r>
-        <w:t xml:space="preserve">관찰 가능성을 구현하는 기술적 수단으로는 크게 세 가지가 있다. </w:t>
-      </w:r>
-      <w:r>
-        <w:rPr>
-          <w:b/>
-        </w:rPr>
-        <w:t>로그(log)</w:t>
-      </w:r>
-      <w:r>
-        <w:t xml:space="preserve">는 특정 시점의 이벤트와 상태를 텍스트로 기록한다. </w:t>
-      </w:r>
-      <w:r>
-        <w:rPr>
-          <w:b/>
-        </w:rPr>
-        <w:t>트레이스(trace)</w:t>
-      </w:r>
-      <w:r>
-        <w:t xml:space="preserve">는 요청 하나가 시스템을 통과하는 전체 경로를 추적한다. </w:t>
-      </w:r>
-      <w:r>
-        <w:rPr>
-          <w:b/>
-        </w:rPr>
-        <w:t>스팬(span)</w:t>
-      </w:r>
-      <w:r>
-        <w:t>은 트레이스 내에서 개별 컴포넌트의 시작과 종료 시점 및 내부 속성을 기록하는 단위다. 세 가지 중 어느 하나만 있어도 없는 것보다 낫지만, 컴포넌트 경계를 따라 전파되는 실패를 추적하려면 트레이스와 스팬의 조합이 실질적으로 필요하다.</w:t>
-      </w:r>
-    </w:p>
-    <w:p>
-      <w:pPr/>
-      <w:r>
-        <w:t xml:space="preserve">이 구조를 Böckeler의 harness 모델에서 나온 어휘로 정리하면 더 명확해진다. 에이전트에게 행동 방향을 공급하는 구조를 </w:t>
-      </w:r>
-      <w:r>
-        <w:rPr>
-          <w:b/>
-        </w:rPr>
-        <w:t>guides(피드포워드)</w:t>
-      </w:r>
-      <w:r>
-        <w:t xml:space="preserve">, 에이전트의 행동 결과를 수집하는 구조를 </w:t>
-      </w:r>
-      <w:r>
-        <w:rPr>
-          <w:b/>
-        </w:rPr>
-        <w:t>sensors(피드백)</w:t>
-      </w:r>
-      <w:r>
-        <w:t>라 구분한다.</w:t>
-      </w:r>
-      <w:r>
-        <w:rPr>
-          <w:rStyle w:val="footnote reference"/>
-        </w:rPr>
-        <w:footnoteReference w:id="28"/>
       </w:r>
       <w:r>
         <w:t xml:space="preserve"> 시스템 프롬프트, 도구 스펙, 메모리에서 끌어온 컨텍스트는 guides에 해당한다. 로그, 트레이스, 스팬은 sensors에 해당한다. 이 구분이 유용한 이유는, 시스템에 문제가 생겼을 때 guides 쪽을 고쳐야 하는지 sensors 쪽을 보강해야 하는지를 먼저 분리해서 생각하게 만들기 때문이다.</w:t>
@@ -1882,7 +1882,7 @@
         <w:rPr>
           <w:rStyle w:val="footnote reference"/>
         </w:rPr>
-        <w:footnoteReference w:id="29"/>
+        <w:footnoteReference w:id="15"/>
       </w:r>
       <w:r>
         <w:t xml:space="preserve"> MAST의 태스크 검증 범주, 즉 특정 단계의 출력이 다음 단계의 입력 조건을 충족하는지 확인하지 않아 발생하는 실패가 드러나지 않는 경우도 마찬가지다. 중간 단계의 출력을 기록하지 않으면, 태스크 검증 실패는 최종 출력의 이상 증상으로만 나타나고 그 원인은 보이지 않는다.</w:t>
@@ -1891,7 +1891,7 @@
         <w:rPr>
           <w:rStyle w:val="footnote reference"/>
         </w:rPr>
-        <w:footnoteReference w:id="30"/>
+        <w:footnoteReference w:id="17"/>
       </w:r>
     </w:p>
     <w:p>
@@ -2013,7 +2013,7 @@
         <w:rPr>
           <w:rStyle w:val="footnote reference"/>
         </w:rPr>
-        <w:footnoteReference w:id="31"/>
+        <w:footnoteReference w:id="19"/>
       </w:r>
       <w:r>
         <w:t xml:space="preserve"> 이 공식에서 모델이 추론의 주체라면, 하네스는 모델이 올바른 방향으로 작동하도록 입력을 공급하고 그 결과를 수집하는 구조 전체다. 하네스는 두 채널로 나뉜다.</w:t>
@@ -2463,7 +2463,7 @@
         <w:rPr>
           <w:rStyle w:val="footnote reference"/>
         </w:rPr>
-        <w:footnoteReference w:id="32"/>
+        <w:footnoteReference w:id="17"/>
       </w:r>
       <w:r>
         <w:t xml:space="preserve"> 태스크 검증 실패는 최종 출력에서 이상 증상으로만 나타나기 때문에, 중간 단계의 출력을 외부에서 독립적으로 기록하고 판단하는 구조가 없으면 어느 단계에서 검증이 깨졌는지 역추적하지 못한다. 폴트 격리가 작동하고 있는지 확인하는 것도 마찬가지다. 외부에서 반복 실행하며 격리 경계가 유지되는지를 체계적으로 관찰해야 격리 설계가 실제로 의도대로 작동하는지 알 수 있다.</w:t>
@@ -2472,7 +2472,7 @@
         <w:rPr>
           <w:rStyle w:val="footnote reference"/>
         </w:rPr>
-        <w:footnoteReference w:id="33"/>
+        <w:footnoteReference w:id="15"/>
       </w:r>
     </w:p>
     <w:p>
@@ -2647,7 +2647,7 @@
         <w:rPr>
           <w:rStyle w:val="footnote reference"/>
         </w:rPr>
-        <w:footnoteReference w:id="34"/>
+        <w:footnoteReference w:id="15"/>
       </w:r>
       <w:r>
         <w:t xml:space="preserve"> 모델이 제안하는 것과, 시스템이 그 제안을 어떻게 처리하는가는 별개의 책임 영역이다. 모델 품질이 올라간다고 시스템이 자동으로 더 안정적으로 동작하지 않는 이유가 여기에 있다. 시스템 설계가 모델의 출력을 신뢰 가능한 방식으로 처리하도록 구성되어 있지 않으면, 더 좋은 모델을 연결해도 전체 결과의 신뢰성은 올라가지 않는다.</w:t>
@@ -2676,7 +2676,7 @@
         <w:rPr>
           <w:rStyle w:val="footnote reference"/>
         </w:rPr>
-        <w:footnoteReference w:id="35"/>
+        <w:footnoteReference w:id="14"/>
       </w:r>
       <w:r>
         <w:t xml:space="preserve"> 도구를 추가하면 실패 경로도 추가된다. 새로운 실패 경로를 추적하지 않은 채 도구만 붙이는 것은 시스템을 설계하는 것이 아니라 시스템을 확대하는 것이다.</w:t>
@@ -2924,7 +2924,7 @@
         <w:rPr>
           <w:rStyle w:val="footnote reference"/>
         </w:rPr>
-        <w:footnoteReference w:id="36"/>
+        <w:footnoteReference w:id="12"/>
       </w:r>
       <w:r>
         <w:t xml:space="preserve"> 단일 에이전트에서 확립한 시스템 경계 사고가 없으면, 에이전트를 추가하는 것이 시스템을 확장하는 것인지 복잡성을 증가시키는 것인지 구분하지 못한다.</w:t>
@@ -2939,7 +2939,7 @@
         <w:rPr>
           <w:rStyle w:val="footnote reference"/>
         </w:rPr>
-        <w:footnoteReference w:id="37"/>
+        <w:footnoteReference w:id="14"/>
       </w:r>
       <w:r>
         <w:t xml:space="preserve"> 멀티 에이전트 구성도 마찬가지다. 에이전트를 추가하는 결정은 "이 태스크가 단일 에이전트로 해결할 수 없는가"가 아니라 "이 추가가 시스템 경계를 명확하게 재정의할 수 있는가"로 판단해야 한다.</w:t>
@@ -2962,7 +2962,7 @@
         <w:rPr>
           <w:rStyle w:val="footnote reference"/>
         </w:rPr>
-        <w:footnoteReference w:id="38"/>
+        <w:footnoteReference w:id="19"/>
       </w:r>
       <w:r>
         <w:t xml:space="preserve"> 개발 단계에서 관찰 가능성 인터페이스를 열어 두지 않으면, 운영 단계에서 이를 추가하기 위해 시스템 내부를 다시 수정해야 한다.</w:t>
@@ -4482,7 +4482,7 @@
         <w:t xml:space="preserve"> </w:t>
       </w:r>
       <w:r>
-        <w:t xml:space="preserve">Lilian Weng, "LLM Powered Autonomous Agents", lilianweng.github.io, 2023. Planning·Memory·Tool Use 컴포넌트 분류.</w:t>
+        <w:t xml:space="preserve">Yao et al., "ReAct: Synergizing Reasoning and Acting in Language Models", arXiv:2210.03629, 2022. Thought→Action→Observation 사이클의 출처.</w:t>
       </w:r>
     </w:p>
   </w:footnote>
@@ -4501,7 +4501,7 @@
         <w:t xml:space="preserve"> </w:t>
       </w:r>
       <w:r>
-        <w:t xml:space="preserve">Yao et al., "ReAct: Synergizing Reasoning and Acting in Language Models", arXiv:2210.03629, 2022. Thought→Action→Observation 사이클의 출처.</w:t>
+        <w:t xml:space="preserve">Anthropic, "Building Effective Agents", Anthropic documentation, 2024. 복잡성은 필요할 때만 도입한다는 설계 원칙, 워크플로우와 에이전트 구분.</w:t>
       </w:r>
     </w:p>
   </w:footnote>
@@ -4520,7 +4520,7 @@
         <w:t xml:space="preserve"> </w:t>
       </w:r>
       <w:r>
-        <w:t xml:space="preserve">Yao et al., "ReAct: Synergizing Reasoning and Acting in Language Models", arXiv:2210.03629, 2022. Thought→Action→Observation 사이클의 출처.</w:t>
+        <w:t xml:space="preserve">Lin &amp; Zhang, arXiv:2512.09458, 2024. 'models propose, architectures dispose' 명제, 컴포넌트화와 교체 가능성 처방.</w:t>
       </w:r>
     </w:p>
   </w:footnote>
@@ -4539,7 +4539,7 @@
         <w:t xml:space="preserve"> </w:t>
       </w:r>
       <w:r>
-        <w:t xml:space="preserve">Anthropic, "Building Effective Agents", Anthropic documentation, 2024. 복잡성은 필요할 때만 도입한다는 설계 원칙, 워크플로우와 에이전트 구분.</w:t>
+        <w:t xml:space="preserve">Zhu et al., 2024. memory→reflection→planning→action→system 순서의 오류 전파 분석.</w:t>
       </w:r>
     </w:p>
   </w:footnote>
@@ -4558,7 +4558,7 @@
         <w:t xml:space="preserve"> </w:t>
       </w:r>
       <w:r>
-        <w:t xml:space="preserve">Anthropic, "Building Effective Agents", Anthropic documentation, 2024. 복잡성은 필요할 때만 도입한다는 설계 원칙, 워크플로우와 에이전트 구분.</w:t>
+        <w:t xml:space="preserve">Cemri et al., "MAST: Multi-Agent System Testing", 2024. 태스크 검증 범주 — 시스템 외부에서의 관찰이 없을 때 드러나지 않는 실패 유형.</w:t>
       </w:r>
     </w:p>
   </w:footnote>
@@ -4577,372 +4577,11 @@
         <w:t xml:space="preserve"> </w:t>
       </w:r>
       <w:r>
-        <w:t xml:space="preserve">Lin &amp; Zhang, arXiv:2512.09458, 2024. 'models propose, architectures dispose' 명제, 컴포넌트화와 교체 가능성 처방.</w:t>
+        <w:t xml:space="preserve">AI Agent Reliability, 2024. Replit 사례 등 실배포 실패 사례.</w:t>
       </w:r>
     </w:p>
   </w:footnote>
   <w:footnote w:id="19">
-    <w:p>
-      <w:pPr>
-        <w:pStyle w:val="footnote text"/>
-      </w:pPr>
-      <w:r>
-        <w:rPr>
-          <w:rStyle w:val="footnote reference"/>
-        </w:rPr>
-        <w:footnoteRef/>
-      </w:r>
-      <w:r>
-        <w:t xml:space="preserve"> </w:t>
-      </w:r>
-      <w:r>
-        <w:t xml:space="preserve">Lin &amp; Zhang, arXiv:2512.09458, 2024. 'models propose, architectures dispose' 명제, 컴포넌트화와 교체 가능성 처방.</w:t>
-      </w:r>
-    </w:p>
-  </w:footnote>
-  <w:footnote w:id="20">
-    <w:p>
-      <w:pPr>
-        <w:pStyle w:val="footnote text"/>
-      </w:pPr>
-      <w:r>
-        <w:rPr>
-          <w:rStyle w:val="footnote reference"/>
-        </w:rPr>
-        <w:footnoteRef/>
-      </w:r>
-      <w:r>
-        <w:t xml:space="preserve"> </w:t>
-      </w:r>
-      <w:r>
-        <w:t xml:space="preserve">Zhu et al., 2024. memory→reflection→planning→action→system 순서의 오류 전파 분석.</w:t>
-      </w:r>
-    </w:p>
-  </w:footnote>
-  <w:footnote w:id="21">
-    <w:p>
-      <w:pPr>
-        <w:pStyle w:val="footnote text"/>
-      </w:pPr>
-      <w:r>
-        <w:rPr>
-          <w:rStyle w:val="footnote reference"/>
-        </w:rPr>
-        <w:footnoteRef/>
-      </w:r>
-      <w:r>
-        <w:t xml:space="preserve"> </w:t>
-      </w:r>
-      <w:r>
-        <w:t xml:space="preserve">Cemri et al., "MAST: Multi-Agent System Testing", 2024. 태스크 검증 범주 — 시스템 외부에서의 관찰이 없을 때 드러나지 않는 실패 유형.</w:t>
-      </w:r>
-    </w:p>
-  </w:footnote>
-  <w:footnote w:id="22">
-    <w:p>
-      <w:pPr>
-        <w:pStyle w:val="footnote text"/>
-      </w:pPr>
-      <w:r>
-        <w:rPr>
-          <w:rStyle w:val="footnote reference"/>
-        </w:rPr>
-        <w:footnoteRef/>
-      </w:r>
-      <w:r>
-        <w:t xml:space="preserve"> </w:t>
-      </w:r>
-      <w:r>
-        <w:t xml:space="preserve">AI Agent Reliability, 2024. Replit 사례 등 실배포 실패 사례.</w:t>
-      </w:r>
-    </w:p>
-  </w:footnote>
-  <w:footnote w:id="23">
-    <w:p>
-      <w:pPr>
-        <w:pStyle w:val="footnote text"/>
-      </w:pPr>
-      <w:r>
-        <w:rPr>
-          <w:rStyle w:val="footnote reference"/>
-        </w:rPr>
-        <w:footnoteRef/>
-      </w:r>
-      <w:r>
-        <w:t xml:space="preserve"> </w:t>
-      </w:r>
-      <w:r>
-        <w:t xml:space="preserve">Lin &amp; Zhang, arXiv:2512.09458, 2024. 'models propose, architectures dispose' 명제, 컴포넌트화와 교체 가능성 처방.</w:t>
-      </w:r>
-    </w:p>
-  </w:footnote>
-  <w:footnote w:id="24">
-    <w:p>
-      <w:pPr>
-        <w:pStyle w:val="footnote text"/>
-      </w:pPr>
-      <w:r>
-        <w:rPr>
-          <w:rStyle w:val="footnote reference"/>
-        </w:rPr>
-        <w:footnoteRef/>
-      </w:r>
-      <w:r>
-        <w:t xml:space="preserve"> </w:t>
-      </w:r>
-      <w:r>
-        <w:t xml:space="preserve">Anthropic, "Building Effective Agents", Anthropic documentation, 2024. 복잡성은 필요할 때만 도입한다는 설계 원칙, 워크플로우와 에이전트 구분.</w:t>
-      </w:r>
-    </w:p>
-  </w:footnote>
-  <w:footnote w:id="25">
-    <w:p>
-      <w:pPr>
-        <w:pStyle w:val="footnote text"/>
-      </w:pPr>
-      <w:r>
-        <w:rPr>
-          <w:rStyle w:val="footnote reference"/>
-        </w:rPr>
-        <w:footnoteRef/>
-      </w:r>
-      <w:r>
-        <w:t xml:space="preserve"> </w:t>
-      </w:r>
-      <w:r>
-        <w:t xml:space="preserve">Anthropic, "Building Effective Agents", Anthropic documentation, 2024. 복잡성은 필요할 때만 도입한다는 설계 원칙, 워크플로우와 에이전트 구분.</w:t>
-      </w:r>
-    </w:p>
-  </w:footnote>
-  <w:footnote w:id="26">
-    <w:p>
-      <w:pPr>
-        <w:pStyle w:val="footnote text"/>
-      </w:pPr>
-      <w:r>
-        <w:rPr>
-          <w:rStyle w:val="footnote reference"/>
-        </w:rPr>
-        <w:footnoteRef/>
-      </w:r>
-      <w:r>
-        <w:t xml:space="preserve"> </w:t>
-      </w:r>
-      <w:r>
-        <w:t xml:space="preserve">Anthropic, "Building Effective Agents", Anthropic documentation, 2024. 복잡성은 필요할 때만 도입한다는 설계 원칙, 워크플로우와 에이전트 구분.</w:t>
-      </w:r>
-    </w:p>
-  </w:footnote>
-  <w:footnote w:id="27">
-    <w:p>
-      <w:pPr>
-        <w:pStyle w:val="footnote text"/>
-      </w:pPr>
-      <w:r>
-        <w:rPr>
-          <w:rStyle w:val="footnote reference"/>
-        </w:rPr>
-        <w:footnoteRef/>
-      </w:r>
-      <w:r>
-        <w:t xml:space="preserve"> </w:t>
-      </w:r>
-      <w:r>
-        <w:t xml:space="preserve">Lin &amp; Zhang, arXiv:2512.09458, 2024. 'models propose, architectures dispose' 명제, 컴포넌트화와 교체 가능성 처방.</w:t>
-      </w:r>
-    </w:p>
-  </w:footnote>
-  <w:footnote w:id="28">
-    <w:p>
-      <w:pPr>
-        <w:pStyle w:val="footnote text"/>
-      </w:pPr>
-      <w:r>
-        <w:rPr>
-          <w:rStyle w:val="footnote reference"/>
-        </w:rPr>
-        <w:footnoteRef/>
-      </w:r>
-      <w:r>
-        <w:t xml:space="preserve"> </w:t>
-      </w:r>
-      <w:r>
-        <w:t xml:space="preserve">Böckeler, "AI Agents", martinfowler.com, 2024. guides(피드포워드)와 sensors(피드백) 구분, 운영 환경에서의 관찰 가능성 요구사항.</w:t>
-      </w:r>
-    </w:p>
-  </w:footnote>
-  <w:footnote w:id="29">
-    <w:p>
-      <w:pPr>
-        <w:pStyle w:val="footnote text"/>
-      </w:pPr>
-      <w:r>
-        <w:rPr>
-          <w:rStyle w:val="footnote reference"/>
-        </w:rPr>
-        <w:footnoteRef/>
-      </w:r>
-      <w:r>
-        <w:t xml:space="preserve"> </w:t>
-      </w:r>
-      <w:r>
-        <w:t xml:space="preserve">Lin &amp; Zhang, arXiv:2512.09458, 2024. 'models propose, architectures dispose' 명제, 컴포넌트화와 교체 가능성 처방.</w:t>
-      </w:r>
-    </w:p>
-  </w:footnote>
-  <w:footnote w:id="30">
-    <w:p>
-      <w:pPr>
-        <w:pStyle w:val="footnote text"/>
-      </w:pPr>
-      <w:r>
-        <w:rPr>
-          <w:rStyle w:val="footnote reference"/>
-        </w:rPr>
-        <w:footnoteRef/>
-      </w:r>
-      <w:r>
-        <w:t xml:space="preserve"> </w:t>
-      </w:r>
-      <w:r>
-        <w:t xml:space="preserve">Cemri et al., "MAST: Multi-Agent System Testing", 2024. 태스크 검증 범주 — 시스템 외부에서의 관찰이 없을 때 드러나지 않는 실패 유형.</w:t>
-      </w:r>
-    </w:p>
-  </w:footnote>
-  <w:footnote w:id="31">
-    <w:p>
-      <w:pPr>
-        <w:pStyle w:val="footnote text"/>
-      </w:pPr>
-      <w:r>
-        <w:rPr>
-          <w:rStyle w:val="footnote reference"/>
-        </w:rPr>
-        <w:footnoteRef/>
-      </w:r>
-      <w:r>
-        <w:t xml:space="preserve"> </w:t>
-      </w:r>
-      <w:r>
-        <w:t xml:space="preserve">Böckeler, "AI Agents", martinfowler.com, 2024. guides(피드포워드)와 sensors(피드백) 구분, 운영 환경에서의 관찰 가능성 요구사항.</w:t>
-      </w:r>
-    </w:p>
-  </w:footnote>
-  <w:footnote w:id="32">
-    <w:p>
-      <w:pPr>
-        <w:pStyle w:val="footnote text"/>
-      </w:pPr>
-      <w:r>
-        <w:rPr>
-          <w:rStyle w:val="footnote reference"/>
-        </w:rPr>
-        <w:footnoteRef/>
-      </w:r>
-      <w:r>
-        <w:t xml:space="preserve"> </w:t>
-      </w:r>
-      <w:r>
-        <w:t xml:space="preserve">Cemri et al., "MAST: Multi-Agent System Testing", 2024. 태스크 검증 범주 — 시스템 외부에서의 관찰이 없을 때 드러나지 않는 실패 유형.</w:t>
-      </w:r>
-    </w:p>
-  </w:footnote>
-  <w:footnote w:id="33">
-    <w:p>
-      <w:pPr>
-        <w:pStyle w:val="footnote text"/>
-      </w:pPr>
-      <w:r>
-        <w:rPr>
-          <w:rStyle w:val="footnote reference"/>
-        </w:rPr>
-        <w:footnoteRef/>
-      </w:r>
-      <w:r>
-        <w:t xml:space="preserve"> </w:t>
-      </w:r>
-      <w:r>
-        <w:t xml:space="preserve">Lin &amp; Zhang, arXiv:2512.09458, 2024. 'models propose, architectures dispose' 명제, 컴포넌트화와 교체 가능성 처방.</w:t>
-      </w:r>
-    </w:p>
-  </w:footnote>
-  <w:footnote w:id="34">
-    <w:p>
-      <w:pPr>
-        <w:pStyle w:val="footnote text"/>
-      </w:pPr>
-      <w:r>
-        <w:rPr>
-          <w:rStyle w:val="footnote reference"/>
-        </w:rPr>
-        <w:footnoteRef/>
-      </w:r>
-      <w:r>
-        <w:t xml:space="preserve"> </w:t>
-      </w:r>
-      <w:r>
-        <w:t xml:space="preserve">Lin &amp; Zhang, arXiv:2512.09458, 2024. 'models propose, architectures dispose' 명제, 컴포넌트화와 교체 가능성 처방.</w:t>
-      </w:r>
-    </w:p>
-  </w:footnote>
-  <w:footnote w:id="35">
-    <w:p>
-      <w:pPr>
-        <w:pStyle w:val="footnote text"/>
-      </w:pPr>
-      <w:r>
-        <w:rPr>
-          <w:rStyle w:val="footnote reference"/>
-        </w:rPr>
-        <w:footnoteRef/>
-      </w:r>
-      <w:r>
-        <w:t xml:space="preserve"> </w:t>
-      </w:r>
-      <w:r>
-        <w:t xml:space="preserve">Anthropic, "Building Effective Agents", Anthropic documentation, 2024. 복잡성은 필요할 때만 도입한다는 설계 원칙, 워크플로우와 에이전트 구분.</w:t>
-      </w:r>
-    </w:p>
-  </w:footnote>
-  <w:footnote w:id="36">
-    <w:p>
-      <w:pPr>
-        <w:pStyle w:val="footnote text"/>
-      </w:pPr>
-      <w:r>
-        <w:rPr>
-          <w:rStyle w:val="footnote reference"/>
-        </w:rPr>
-        <w:footnoteRef/>
-      </w:r>
-      <w:r>
-        <w:t xml:space="preserve"> </w:t>
-      </w:r>
-      <w:r>
-        <w:t xml:space="preserve">Lilian Weng, "LLM Powered Autonomous Agents", lilianweng.github.io, 2023. Planning·Memory·Tool Use 컴포넌트 분류.</w:t>
-      </w:r>
-    </w:p>
-  </w:footnote>
-  <w:footnote w:id="37">
-    <w:p>
-      <w:pPr>
-        <w:pStyle w:val="footnote text"/>
-      </w:pPr>
-      <w:r>
-        <w:rPr>
-          <w:rStyle w:val="footnote reference"/>
-        </w:rPr>
-        <w:footnoteRef/>
-      </w:r>
-      <w:r>
-        <w:t xml:space="preserve"> </w:t>
-      </w:r>
-      <w:r>
-        <w:t xml:space="preserve">Anthropic, "Building Effective Agents", Anthropic documentation, 2024. 복잡성은 필요할 때만 도입한다는 설계 원칙, 워크플로우와 에이전트 구분.</w:t>
-      </w:r>
-    </w:p>
-  </w:footnote>
-  <w:footnote w:id="38">
     <w:p>
       <w:pPr>
         <w:pStyle w:val="footnote text"/>

--- a/export/ch06_draft_v2.docx
+++ b/export/ch06_draft_v2.docx
@@ -33,7 +33,7 @@
         <w:rPr>
           <w:rStyle w:val="footnote reference"/>
         </w:rPr>
-        <w:footnoteReference w:id="12"/>
+        <w:footnoteReference w:id="1"/>
       </w:r>
       <w:r>
         <w:t xml:space="preserve"> 1장부터 5장까지 각각 다루어진 모델, 컨텍스트, 도구, 메모리, 평가는 이 분해 구조 위에 다시 배치될 때 서로의 관계가 비로소 선명해진다.</w:t>
@@ -56,7 +56,7 @@
         <w:rPr>
           <w:rStyle w:val="footnote reference"/>
         </w:rPr>
-        <w:footnoteReference w:id="12"/>
+        <w:footnoteReference w:id="1"/>
       </w:r>
     </w:p>
     <w:p>
@@ -393,7 +393,7 @@
         <w:rPr>
           <w:rStyle w:val="footnote reference"/>
         </w:rPr>
-        <w:footnoteReference w:id="13"/>
+        <w:footnoteReference w:id="2"/>
       </w:r>
     </w:p>
     <w:p>
@@ -616,7 +616,7 @@
         <w:rPr>
           <w:rStyle w:val="footnote reference"/>
         </w:rPr>
-        <w:footnoteReference w:id="13"/>
+        <w:footnoteReference w:id="2"/>
       </w:r>
     </w:p>
     <w:p>
@@ -628,7 +628,7 @@
         <w:rPr>
           <w:rStyle w:val="footnote reference"/>
         </w:rPr>
-        <w:footnoteReference w:id="14"/>
+        <w:footnoteReference w:id="3"/>
       </w:r>
     </w:p>
     <w:p>
@@ -698,7 +698,7 @@
         <w:rPr>
           <w:rStyle w:val="footnote reference"/>
         </w:rPr>
-        <w:footnoteReference w:id="14"/>
+        <w:footnoteReference w:id="3"/>
       </w:r>
     </w:p>
     <w:p>
@@ -783,7 +783,7 @@
         <w:rPr>
           <w:rStyle w:val="footnote reference"/>
         </w:rPr>
-        <w:footnoteReference w:id="15"/>
+        <w:footnoteReference w:id="4"/>
       </w:r>
     </w:p>
     <w:p>
@@ -1091,7 +1091,7 @@
         <w:rPr>
           <w:rStyle w:val="footnote reference"/>
         </w:rPr>
-        <w:footnoteReference w:id="15"/>
+        <w:footnoteReference w:id="4"/>
       </w:r>
       <w:r>
         <w:t xml:space="preserve"> 외부 API가 반환하는 데이터 형식은 에이전트 내부 설계자가 통제할 수 없다. 따라서 Planning → Tool Use 경계에서의 계약은 특히 엄밀하게 정의되어야 한다. "도구가 예상과 다른 형식을 반환할 경우 어떻게 처리하는가"를 명시하지 않으면, 외부 API의 사소한 변경이 에이전트 전체를 중단시킬 수 있다.</w:t>
@@ -1120,7 +1120,7 @@
         <w:rPr>
           <w:rStyle w:val="footnote reference"/>
         </w:rPr>
-        <w:footnoteReference w:id="16"/>
+        <w:footnoteReference w:id="5"/>
       </w:r>
       <w:r>
         <w:t xml:space="preserve"> 오류는 시작점에서 끝나지 않고, 파이프라인을 따라 증폭된다.</w:t>
@@ -1229,7 +1229,7 @@
         <w:rPr>
           <w:rStyle w:val="footnote reference"/>
         </w:rPr>
-        <w:footnoteReference w:id="17"/>
+        <w:footnoteReference w:id="6"/>
       </w:r>
     </w:p>
     <w:p>
@@ -1335,7 +1335,7 @@
         <w:rPr>
           <w:rStyle w:val="footnote reference"/>
         </w:rPr>
-        <w:footnoteReference w:id="18"/>
+        <w:footnoteReference w:id="7"/>
       </w:r>
       <w:r>
         <w:t xml:space="preserve"> 더 강력한 모델로 교체하면 문제가 해결될 것이라는 가정이었다.</w:t>
@@ -1360,7 +1360,7 @@
         <w:rPr>
           <w:rStyle w:val="footnote reference"/>
         </w:rPr>
-        <w:footnoteReference w:id="15"/>
+        <w:footnoteReference w:id="4"/>
       </w:r>
       <w:r>
         <w:t xml:space="preserve"> 모델의 출력 품질과 시스템의 신뢰성은 별개의 문제다. 모델이 개별 추론을 잘 수행하더라도, 그 추론의 전제가 되는 컨텍스트가 오염되어 있거나 컴포넌트 간 계약이 지켜지지 않으면 시스템 전체는 신뢰할 수 없는 결과를 낸다.</w:t>
@@ -1419,7 +1419,7 @@
         <w:rPr>
           <w:rStyle w:val="footnote reference"/>
         </w:rPr>
-        <w:footnoteReference w:id="14"/>
+        <w:footnoteReference w:id="3"/>
       </w:r>
     </w:p>
     <w:p>
@@ -1621,7 +1621,7 @@
         <w:rPr>
           <w:rStyle w:val="footnote reference"/>
         </w:rPr>
-        <w:footnoteReference w:id="14"/>
+        <w:footnoteReference w:id="3"/>
       </w:r>
     </w:p>
     <w:p>
@@ -1633,7 +1633,7 @@
         <w:rPr>
           <w:rStyle w:val="footnote reference"/>
         </w:rPr>
-        <w:footnoteReference w:id="14"/>
+        <w:footnoteReference w:id="3"/>
       </w:r>
       <w:r>
         <w:t xml:space="preserve"> 이는 단순한 아키텍처 기술이 아니라, 실패 대응 시 어디부터 점검할지를 사전에 합의해 두는 작업이다.</w:t>
@@ -1656,7 +1656,7 @@
         <w:rPr>
           <w:rStyle w:val="footnote reference"/>
         </w:rPr>
-        <w:footnoteReference w:id="15"/>
+        <w:footnoteReference w:id="4"/>
       </w:r>
     </w:p>
     <w:p>
@@ -1751,7 +1751,7 @@
         <w:rPr>
           <w:rStyle w:val="footnote reference"/>
         </w:rPr>
-        <w:footnoteReference w:id="19"/>
+        <w:footnoteReference w:id="8"/>
       </w:r>
       <w:r>
         <w:t xml:space="preserve"> 시스템 프롬프트, 도구 스펙, 메모리에서 끌어온 컨텍스트는 guides에 해당한다. 로그, 트레이스, 스팬은 sensors에 해당한다. 이 구분이 유용한 이유는, 시스템에 문제가 생겼을 때 guides 쪽을 고쳐야 하는지 sensors 쪽을 보강해야 하는지를 먼저 분리해서 생각하게 만들기 때문이다.</w:t>
@@ -1882,7 +1882,7 @@
         <w:rPr>
           <w:rStyle w:val="footnote reference"/>
         </w:rPr>
-        <w:footnoteReference w:id="15"/>
+        <w:footnoteReference w:id="4"/>
       </w:r>
       <w:r>
         <w:t xml:space="preserve"> MAST의 태스크 검증 범주, 즉 특정 단계의 출력이 다음 단계의 입력 조건을 충족하는지 확인하지 않아 발생하는 실패가 드러나지 않는 경우도 마찬가지다. 중간 단계의 출력을 기록하지 않으면, 태스크 검증 실패는 최종 출력의 이상 증상으로만 나타나고 그 원인은 보이지 않는다.</w:t>
@@ -1891,7 +1891,7 @@
         <w:rPr>
           <w:rStyle w:val="footnote reference"/>
         </w:rPr>
-        <w:footnoteReference w:id="17"/>
+        <w:footnoteReference w:id="6"/>
       </w:r>
     </w:p>
     <w:p>
@@ -2013,7 +2013,7 @@
         <w:rPr>
           <w:rStyle w:val="footnote reference"/>
         </w:rPr>
-        <w:footnoteReference w:id="19"/>
+        <w:footnoteReference w:id="8"/>
       </w:r>
       <w:r>
         <w:t xml:space="preserve"> 이 공식에서 모델이 추론의 주체라면, 하네스는 모델이 올바른 방향으로 작동하도록 입력을 공급하고 그 결과를 수집하는 구조 전체다. 하네스는 두 채널로 나뉜다.</w:t>
@@ -2463,7 +2463,7 @@
         <w:rPr>
           <w:rStyle w:val="footnote reference"/>
         </w:rPr>
-        <w:footnoteReference w:id="17"/>
+        <w:footnoteReference w:id="6"/>
       </w:r>
       <w:r>
         <w:t xml:space="preserve"> 태스크 검증 실패는 최종 출력에서 이상 증상으로만 나타나기 때문에, 중간 단계의 출력을 외부에서 독립적으로 기록하고 판단하는 구조가 없으면 어느 단계에서 검증이 깨졌는지 역추적하지 못한다. 폴트 격리가 작동하고 있는지 확인하는 것도 마찬가지다. 외부에서 반복 실행하며 격리 경계가 유지되는지를 체계적으로 관찰해야 격리 설계가 실제로 의도대로 작동하는지 알 수 있다.</w:t>
@@ -2472,7 +2472,7 @@
         <w:rPr>
           <w:rStyle w:val="footnote reference"/>
         </w:rPr>
-        <w:footnoteReference w:id="15"/>
+        <w:footnoteReference w:id="4"/>
       </w:r>
     </w:p>
     <w:p>
@@ -2647,7 +2647,7 @@
         <w:rPr>
           <w:rStyle w:val="footnote reference"/>
         </w:rPr>
-        <w:footnoteReference w:id="15"/>
+        <w:footnoteReference w:id="4"/>
       </w:r>
       <w:r>
         <w:t xml:space="preserve"> 모델이 제안하는 것과, 시스템이 그 제안을 어떻게 처리하는가는 별개의 책임 영역이다. 모델 품질이 올라간다고 시스템이 자동으로 더 안정적으로 동작하지 않는 이유가 여기에 있다. 시스템 설계가 모델의 출력을 신뢰 가능한 방식으로 처리하도록 구성되어 있지 않으면, 더 좋은 모델을 연결해도 전체 결과의 신뢰성은 올라가지 않는다.</w:t>
@@ -2676,7 +2676,7 @@
         <w:rPr>
           <w:rStyle w:val="footnote reference"/>
         </w:rPr>
-        <w:footnoteReference w:id="14"/>
+        <w:footnoteReference w:id="3"/>
       </w:r>
       <w:r>
         <w:t xml:space="preserve"> 도구를 추가하면 실패 경로도 추가된다. 새로운 실패 경로를 추적하지 않은 채 도구만 붙이는 것은 시스템을 설계하는 것이 아니라 시스템을 확대하는 것이다.</w:t>
@@ -2924,7 +2924,7 @@
         <w:rPr>
           <w:rStyle w:val="footnote reference"/>
         </w:rPr>
-        <w:footnoteReference w:id="12"/>
+        <w:footnoteReference w:id="1"/>
       </w:r>
       <w:r>
         <w:t xml:space="preserve"> 단일 에이전트에서 확립한 시스템 경계 사고가 없으면, 에이전트를 추가하는 것이 시스템을 확장하는 것인지 복잡성을 증가시키는 것인지 구분하지 못한다.</w:t>
@@ -2939,7 +2939,7 @@
         <w:rPr>
           <w:rStyle w:val="footnote reference"/>
         </w:rPr>
-        <w:footnoteReference w:id="14"/>
+        <w:footnoteReference w:id="3"/>
       </w:r>
       <w:r>
         <w:t xml:space="preserve"> 멀티 에이전트 구성도 마찬가지다. 에이전트를 추가하는 결정은 "이 태스크가 단일 에이전트로 해결할 수 없는가"가 아니라 "이 추가가 시스템 경계를 명확하게 재정의할 수 있는가"로 판단해야 한다.</w:t>
@@ -2962,7 +2962,7 @@
         <w:rPr>
           <w:rStyle w:val="footnote reference"/>
         </w:rPr>
-        <w:footnoteReference w:id="19"/>
+        <w:footnoteReference w:id="8"/>
       </w:r>
       <w:r>
         <w:t xml:space="preserve"> 개발 단계에서 관찰 가능성 인터페이스를 열어 두지 않으면, 운영 단계에서 이를 추가하기 위해 시스템 내부를 다시 수정해야 한다.</w:t>
@@ -4135,11 +4135,11 @@
   <w:footnote w:id="1">
     <w:p>
       <w:pPr>
-        <w:pStyle w:val="a7"/>
-      </w:pPr>
-      <w:r>
-        <w:rPr>
-          <w:rStyle w:val="a6"/>
+        <w:pStyle w:val="footnote text"/>
+      </w:pPr>
+      <w:r>
+        <w:rPr>
+          <w:rStyle w:val="footnote reference"/>
         </w:rPr>
         <w:footnoteRef/>
       </w:r>
@@ -4147,25 +4147,18 @@
         <w:t xml:space="preserve"> </w:t>
       </w:r>
       <w:r>
-        <w:t xml:space="preserve">RAND Corporation. </w:t>
-      </w:r>
-      <w:r>
-        <w:rPr>
-          <w:i/>
-          <w:iCs/>
-        </w:rPr>
-        <w:t>*AI and the Future of Work: Opportunities and Challenges</w:t>
+        <w:t xml:space="preserve">Lilian Weng, "LLM Powered Autonomous Agents", lilianweng.github.io, 2023. Planning·Memory·Tool Use 컴포넌트 분류.</w:t>
       </w:r>
     </w:p>
   </w:footnote>
   <w:footnote w:id="2">
     <w:p>
       <w:pPr>
-        <w:pStyle w:val="a7"/>
-      </w:pPr>
-      <w:r>
-        <w:rPr>
-          <w:rStyle w:val="a6"/>
+        <w:pStyle w:val="footnote text"/>
+      </w:pPr>
+      <w:r>
+        <w:rPr>
+          <w:rStyle w:val="footnote reference"/>
         </w:rPr>
         <w:footnoteRef/>
       </w:r>
@@ -4173,28 +4166,18 @@
         <w:t xml:space="preserve"> </w:t>
       </w:r>
       <w:r>
-        <w:t xml:space="preserve">Gartner. </w:t>
-      </w:r>
-      <w:r>
-        <w:rPr>
-          <w:i/>
-          <w:iCs/>
-        </w:rPr>
-        <w:t>*Gartner Predicts 2024: Generative AI*</w:t>
-      </w:r>
-      <w:r>
-        <w:t>. 2024.</w:t>
+        <w:t xml:space="preserve">Yao et al., "ReAct: Synergizing Reasoning and Acting in Language Models", arXiv:2210.03629, 2022. Thought→Action→Observation 사이클의 출처.</w:t>
       </w:r>
     </w:p>
   </w:footnote>
   <w:footnote w:id="3">
     <w:p>
       <w:pPr>
-        <w:pStyle w:val="a7"/>
-      </w:pPr>
-      <w:r>
-        <w:rPr>
-          <w:rStyle w:val="a6"/>
+        <w:pStyle w:val="footnote text"/>
+      </w:pPr>
+      <w:r>
+        <w:rPr>
+          <w:rStyle w:val="footnote reference"/>
         </w:rPr>
         <w:footnoteRef/>
       </w:r>
@@ -4202,28 +4185,18 @@
         <w:t xml:space="preserve"> </w:t>
       </w:r>
       <w:r>
-        <w:t xml:space="preserve"> Boston Consulting Group. </w:t>
-      </w:r>
-      <w:r>
-        <w:rPr>
-          <w:i/>
-          <w:iCs/>
-        </w:rPr>
-        <w:t>*AI at Scale: Closing the Value Gap*</w:t>
-      </w:r>
-      <w:r>
-        <w:t>. 2024.</w:t>
+        <w:t xml:space="preserve">Anthropic, "Building Effective Agents", Anthropic documentation, 2024. 복잡성은 필요할 때만 도입한다는 설계 원칙, 워크플로우와 에이전트 구분.</w:t>
       </w:r>
     </w:p>
   </w:footnote>
   <w:footnote w:id="4">
     <w:p>
       <w:pPr>
-        <w:pStyle w:val="a7"/>
-      </w:pPr>
-      <w:r>
-        <w:rPr>
-          <w:rStyle w:val="a6"/>
+        <w:pStyle w:val="footnote text"/>
+      </w:pPr>
+      <w:r>
+        <w:rPr>
+          <w:rStyle w:val="footnote reference"/>
         </w:rPr>
         <w:footnoteRef/>
       </w:r>
@@ -4231,28 +4204,18 @@
         <w:t xml:space="preserve"> </w:t>
       </w:r>
       <w:r>
-        <w:t xml:space="preserve">Deloitte. </w:t>
-      </w:r>
-      <w:r>
-        <w:rPr>
-          <w:i/>
-          <w:iCs/>
-        </w:rPr>
-        <w:t>*State of Generative AI in the Enterprise Q4 2024*</w:t>
-      </w:r>
-      <w:r>
-        <w:t>. 2024.</w:t>
+        <w:t xml:space="preserve">Lin &amp; Zhang, arXiv:2512.09458, 2024. 'models propose, architectures dispose' 명제, 컴포넌트화와 교체 가능성 처방.</w:t>
       </w:r>
     </w:p>
   </w:footnote>
   <w:footnote w:id="5">
     <w:p>
       <w:pPr>
-        <w:pStyle w:val="a7"/>
-      </w:pPr>
-      <w:r>
-        <w:rPr>
-          <w:rStyle w:val="a6"/>
+        <w:pStyle w:val="footnote text"/>
+      </w:pPr>
+      <w:r>
+        <w:rPr>
+          <w:rStyle w:val="footnote reference"/>
         </w:rPr>
         <w:footnoteRef/>
       </w:r>
@@ -4260,28 +4223,18 @@
         <w:t xml:space="preserve"> </w:t>
       </w:r>
       <w:r>
-        <w:t xml:space="preserve">ZenML. </w:t>
-      </w:r>
-      <w:r>
-        <w:rPr>
-          <w:i/>
-          <w:iCs/>
-        </w:rPr>
-        <w:t>*The State of AI Engineering 2024: Analysis of 1,200+ Deployments*</w:t>
-      </w:r>
-      <w:r>
-        <w:t>. 2024.</w:t>
+        <w:t xml:space="preserve">Zhu et al., 2024. memory→reflection→planning→action→system 순서의 오류 전파 분석.</w:t>
       </w:r>
     </w:p>
   </w:footnote>
   <w:footnote w:id="6">
     <w:p>
       <w:pPr>
-        <w:pStyle w:val="a7"/>
-      </w:pPr>
-      <w:r>
-        <w:rPr>
-          <w:rStyle w:val="a6"/>
+        <w:pStyle w:val="footnote text"/>
+      </w:pPr>
+      <w:r>
+        <w:rPr>
+          <w:rStyle w:val="footnote reference"/>
         </w:rPr>
         <w:footnoteRef/>
       </w:r>
@@ -4289,28 +4242,18 @@
         <w:t xml:space="preserve"> </w:t>
       </w:r>
       <w:r>
-        <w:t>Ouyang, S., et al. "On the Reliability of LLM-Generated Code." </w:t>
-      </w:r>
-      <w:r>
-        <w:rPr>
-          <w:i/>
-          <w:iCs/>
-        </w:rPr>
-        <w:t>arXiv</w:t>
-      </w:r>
-      <w:r>
-        <w:t>, 2025</w:t>
+        <w:t xml:space="preserve">Cemri et al., "MAST: Multi-Agent System Testing", 2024. 태스크 검증 범주 — 시스템 외부에서의 관찰이 없을 때 드러나지 않는 실패 유형.</w:t>
       </w:r>
     </w:p>
   </w:footnote>
   <w:footnote w:id="7">
     <w:p>
       <w:pPr>
-        <w:pStyle w:val="a7"/>
-      </w:pPr>
-      <w:r>
-        <w:rPr>
-          <w:rStyle w:val="a6"/>
+        <w:pStyle w:val="footnote text"/>
+      </w:pPr>
+      <w:r>
+        <w:rPr>
+          <w:rStyle w:val="footnote reference"/>
         </w:rPr>
         <w:footnoteRef/>
       </w:r>
@@ -4318,270 +4261,11 @@
         <w:t xml:space="preserve"> </w:t>
       </w:r>
       <w:r>
-        <w:t>Atil, B., et al. "Nondeterminism in Large Language Models: A Study of Temperature and Sampling." </w:t>
-      </w:r>
-      <w:r>
-        <w:rPr>
-          <w:i/>
-          <w:iCs/>
-        </w:rPr>
-        <w:t>arXiv</w:t>
-      </w:r>
-      <w:r>
-        <w:t>, 2024. </w:t>
+        <w:t xml:space="preserve">AI Agent Reliability, 2024. Replit 사례 등 실배포 실패 사례.</w:t>
       </w:r>
     </w:p>
   </w:footnote>
   <w:footnote w:id="8">
-    <w:p>
-      <w:pPr>
-        <w:pStyle w:val="a7"/>
-      </w:pPr>
-      <w:r>
-        <w:rPr>
-          <w:rStyle w:val="a6"/>
-        </w:rPr>
-        <w:footnoteRef/>
-      </w:r>
-      <w:r>
-        <w:t xml:space="preserve"> </w:t>
-      </w:r>
-      <w:r>
-        <w:t>O'Reilly Radar. </w:t>
-      </w:r>
-      <w:r>
-        <w:rPr>
-          <w:i/>
-          <w:iCs/>
-        </w:rPr>
-        <w:t>AI Trends Report 2026</w:t>
-      </w:r>
-      <w:r>
-        <w:t>. 2026</w:t>
-      </w:r>
-    </w:p>
-  </w:footnote>
-  <w:footnote w:id="9">
-    <w:p>
-      <w:pPr>
-        <w:pStyle w:val="a7"/>
-      </w:pPr>
-      <w:r>
-        <w:rPr>
-          <w:rStyle w:val="a6"/>
-        </w:rPr>
-        <w:footnoteRef/>
-      </w:r>
-      <w:r>
-        <w:t xml:space="preserve"> </w:t>
-      </w:r>
-      <w:r>
-        <w:t>Sculley, D., et al. "Hidden Technical Debt in Machine Learning Systems." </w:t>
-      </w:r>
-      <w:r>
-        <w:rPr>
-          <w:i/>
-          <w:iCs/>
-        </w:rPr>
-        <w:t>Advances in Neural Information Processing Systems (NeurIPS)</w:t>
-      </w:r>
-      <w:r>
-        <w:t>, 2015</w:t>
-      </w:r>
-    </w:p>
-  </w:footnote>
-  <w:footnote w:id="10">
-    <w:p>
-      <w:pPr>
-        <w:pStyle w:val="a7"/>
-      </w:pPr>
-      <w:r>
-        <w:rPr>
-          <w:rStyle w:val="a6"/>
-        </w:rPr>
-        <w:footnoteRef/>
-      </w:r>
-      <w:r>
-        <w:t xml:space="preserve"> </w:t>
-      </w:r>
-      <w:r>
-        <w:t>Fowler, M. et al. "Patterns for Building LLM-based Systems &amp; Products." </w:t>
-      </w:r>
-      <w:r>
-        <w:rPr>
-          <w:i/>
-          <w:iCs/>
-        </w:rPr>
-        <w:t>martinfowler.com</w:t>
-      </w:r>
-      <w:r>
-        <w:t>, 2024.</w:t>
-      </w:r>
-    </w:p>
-  </w:footnote>
-  <w:footnote w:id="11">
-    <w:p>
-      <w:pPr>
-        <w:pStyle w:val="a7"/>
-      </w:pPr>
-      <w:r>
-        <w:rPr>
-          <w:rStyle w:val="a6"/>
-        </w:rPr>
-        <w:footnoteRef/>
-      </w:r>
-      <w:r>
-        <w:t xml:space="preserve"> </w:t>
-      </w:r>
-      <w:r>
-        <w:t> ZenML. </w:t>
-      </w:r>
-      <w:r>
-        <w:rPr>
-          <w:i/>
-          <w:iCs/>
-        </w:rPr>
-        <w:t>The State of AI Engineering 2024: Analysis of 1,200+ Deployments</w:t>
-      </w:r>
-      <w:r>
-        <w:t>. 2024. </w:t>
-      </w:r>
-    </w:p>
-  </w:footnote>
-  <w:footnote w:id="12">
-    <w:p>
-      <w:pPr>
-        <w:pStyle w:val="footnote text"/>
-      </w:pPr>
-      <w:r>
-        <w:rPr>
-          <w:rStyle w:val="footnote reference"/>
-        </w:rPr>
-        <w:footnoteRef/>
-      </w:r>
-      <w:r>
-        <w:t xml:space="preserve"> </w:t>
-      </w:r>
-      <w:r>
-        <w:t xml:space="preserve">Lilian Weng, "LLM Powered Autonomous Agents", lilianweng.github.io, 2023. Planning·Memory·Tool Use 컴포넌트 분류.</w:t>
-      </w:r>
-    </w:p>
-  </w:footnote>
-  <w:footnote w:id="13">
-    <w:p>
-      <w:pPr>
-        <w:pStyle w:val="footnote text"/>
-      </w:pPr>
-      <w:r>
-        <w:rPr>
-          <w:rStyle w:val="footnote reference"/>
-        </w:rPr>
-        <w:footnoteRef/>
-      </w:r>
-      <w:r>
-        <w:t xml:space="preserve"> </w:t>
-      </w:r>
-      <w:r>
-        <w:t xml:space="preserve">Yao et al., "ReAct: Synergizing Reasoning and Acting in Language Models", arXiv:2210.03629, 2022. Thought→Action→Observation 사이클의 출처.</w:t>
-      </w:r>
-    </w:p>
-  </w:footnote>
-  <w:footnote w:id="14">
-    <w:p>
-      <w:pPr>
-        <w:pStyle w:val="footnote text"/>
-      </w:pPr>
-      <w:r>
-        <w:rPr>
-          <w:rStyle w:val="footnote reference"/>
-        </w:rPr>
-        <w:footnoteRef/>
-      </w:r>
-      <w:r>
-        <w:t xml:space="preserve"> </w:t>
-      </w:r>
-      <w:r>
-        <w:t xml:space="preserve">Anthropic, "Building Effective Agents", Anthropic documentation, 2024. 복잡성은 필요할 때만 도입한다는 설계 원칙, 워크플로우와 에이전트 구분.</w:t>
-      </w:r>
-    </w:p>
-  </w:footnote>
-  <w:footnote w:id="15">
-    <w:p>
-      <w:pPr>
-        <w:pStyle w:val="footnote text"/>
-      </w:pPr>
-      <w:r>
-        <w:rPr>
-          <w:rStyle w:val="footnote reference"/>
-        </w:rPr>
-        <w:footnoteRef/>
-      </w:r>
-      <w:r>
-        <w:t xml:space="preserve"> </w:t>
-      </w:r>
-      <w:r>
-        <w:t xml:space="preserve">Lin &amp; Zhang, arXiv:2512.09458, 2024. 'models propose, architectures dispose' 명제, 컴포넌트화와 교체 가능성 처방.</w:t>
-      </w:r>
-    </w:p>
-  </w:footnote>
-  <w:footnote w:id="16">
-    <w:p>
-      <w:pPr>
-        <w:pStyle w:val="footnote text"/>
-      </w:pPr>
-      <w:r>
-        <w:rPr>
-          <w:rStyle w:val="footnote reference"/>
-        </w:rPr>
-        <w:footnoteRef/>
-      </w:r>
-      <w:r>
-        <w:t xml:space="preserve"> </w:t>
-      </w:r>
-      <w:r>
-        <w:t xml:space="preserve">Zhu et al., 2024. memory→reflection→planning→action→system 순서의 오류 전파 분석.</w:t>
-      </w:r>
-    </w:p>
-  </w:footnote>
-  <w:footnote w:id="17">
-    <w:p>
-      <w:pPr>
-        <w:pStyle w:val="footnote text"/>
-      </w:pPr>
-      <w:r>
-        <w:rPr>
-          <w:rStyle w:val="footnote reference"/>
-        </w:rPr>
-        <w:footnoteRef/>
-      </w:r>
-      <w:r>
-        <w:t xml:space="preserve"> </w:t>
-      </w:r>
-      <w:r>
-        <w:t xml:space="preserve">Cemri et al., "MAST: Multi-Agent System Testing", 2024. 태스크 검증 범주 — 시스템 외부에서의 관찰이 없을 때 드러나지 않는 실패 유형.</w:t>
-      </w:r>
-    </w:p>
-  </w:footnote>
-  <w:footnote w:id="18">
-    <w:p>
-      <w:pPr>
-        <w:pStyle w:val="footnote text"/>
-      </w:pPr>
-      <w:r>
-        <w:rPr>
-          <w:rStyle w:val="footnote reference"/>
-        </w:rPr>
-        <w:footnoteRef/>
-      </w:r>
-      <w:r>
-        <w:t xml:space="preserve"> </w:t>
-      </w:r>
-      <w:r>
-        <w:t xml:space="preserve">AI Agent Reliability, 2024. Replit 사례 등 실배포 실패 사례.</w:t>
-      </w:r>
-    </w:p>
-  </w:footnote>
-  <w:footnote w:id="19">
     <w:p>
       <w:pPr>
         <w:pStyle w:val="footnote text"/>

--- a/export/ch06_draft_v2.docx
+++ b/export/ch06_draft_v2.docx
@@ -4147,7 +4147,7 @@
         <w:t xml:space="preserve"> </w:t>
       </w:r>
       <w:r>
-        <w:t xml:space="preserve">Lilian Weng, "LLM Powered Autonomous Agents", lilianweng.github.io, 2023. Planning·Memory·Tool Use 컴포넌트 분류.</w:t>
+        <w:t xml:space="preserve">Lilian Weng. (2023). LLM Powered Autonomous Agents. https://lilianweng.github.io/posts/2023-06-23-agent/</w:t>
       </w:r>
     </w:p>
   </w:footnote>
@@ -4166,7 +4166,7 @@
         <w:t xml:space="preserve"> </w:t>
       </w:r>
       <w:r>
-        <w:t xml:space="preserve">Yao et al., "ReAct: Synergizing Reasoning and Acting in Language Models", arXiv:2210.03629, 2022. Thought→Action→Observation 사이클의 출처.</w:t>
+        <w:t xml:space="preserve">Shunyu Yao, Jeffrey Zhao, Dian Yu, Nan Du, Izhak Shafran, Karthik Narasimhan, Yuan Cao. (2023). ReAct: Synergizing Reasoning and Acting in Language Models. https://arxiv.org/abs/2210.03629</w:t>
       </w:r>
     </w:p>
   </w:footnote>
@@ -4185,7 +4185,7 @@
         <w:t xml:space="preserve"> </w:t>
       </w:r>
       <w:r>
-        <w:t xml:space="preserve">Anthropic, "Building Effective Agents", Anthropic documentation, 2024. 복잡성은 필요할 때만 도입한다는 설계 원칙, 워크플로우와 에이전트 구분.</w:t>
+        <w:t xml:space="preserve">Erik Schluntz, Barry Zhang. (2024). Building Effective Agents. https://www.anthropic.com/research/building-effective-agents</w:t>
       </w:r>
     </w:p>
   </w:footnote>
@@ -4204,7 +4204,7 @@
         <w:t xml:space="preserve"> </w:t>
       </w:r>
       <w:r>
-        <w:t xml:space="preserve">Lin &amp; Zhang, arXiv:2512.09458, 2024. 'models propose, architectures dispose' 명제, 컴포넌트화와 교체 가능성 처방.</w:t>
+        <w:t xml:space="preserve">Janet (Jing) Lin, Liangwei Zhang. (2025). Chapter 3: Architectures for Building Agentic AI (Reliable and Responsible Generative AI, arxiv 2512.09458). https://arxiv.org/html/2512.09458v1</w:t>
       </w:r>
     </w:p>
   </w:footnote>
@@ -4223,7 +4223,7 @@
         <w:t xml:space="preserve"> </w:t>
       </w:r>
       <w:r>
-        <w:t xml:space="preserve">Zhu et al., 2024. memory→reflection→planning→action→system 순서의 오류 전파 분석.</w:t>
+        <w:t xml:space="preserve">Kunlun Zhu, et al.. (2025). Where LLM Agents Fail and How They Can Learn From Failures. https://arxiv.org/abs/2509.25370</w:t>
       </w:r>
     </w:p>
   </w:footnote>
@@ -4242,7 +4242,7 @@
         <w:t xml:space="preserve"> </w:t>
       </w:r>
       <w:r>
-        <w:t xml:space="preserve">Cemri et al., "MAST: Multi-Agent System Testing", 2024. 태스크 검증 범주 — 시스템 외부에서의 관찰이 없을 때 드러나지 않는 실패 유형.</w:t>
+        <w:t xml:space="preserve">Mert Cemri, Melissa Z. Pan, Shuyi Yang, Lakshya A. Agrawal, Bhavya Chopra, Rishabh Tiwari, Kurt Keutzer, Aditya Parameswaran, Dan Klein, Kannan Ramchandran, Matei Zaharia, Joseph E. Gonzalez, Ion Stoica. (2025). Why Do Multi-Agent LLM Systems Fail? (MAST). https://arxiv.org/abs/2503.13657</w:t>
       </w:r>
     </w:p>
   </w:footnote>
@@ -4261,7 +4261,7 @@
         <w:t xml:space="preserve"> </w:t>
       </w:r>
       <w:r>
-        <w:t xml:space="preserve">AI Agent Reliability, 2024. Replit 사례 등 실배포 실패 사례.</w:t>
+        <w:t xml:space="preserve">복수 저자. (2026). Towards a Science of AI Agent Reliability. https://arxiv.org/html/2602.16666v1</w:t>
       </w:r>
     </w:p>
   </w:footnote>
@@ -4280,7 +4280,7 @@
         <w:t xml:space="preserve"> </w:t>
       </w:r>
       <w:r>
-        <w:t xml:space="preserve">Böckeler, "AI Agents", martinfowler.com, 2024. guides(피드포워드)와 sensors(피드백) 구분, 운영 환경에서의 관찰 가능성 요구사항.</w:t>
+        <w:t xml:space="preserve">Birgitta Böckeler. (2026). Harness Engineering for Coding Agent Users. https://martinfowler.com/articles/harness-engineering.html</w:t>
       </w:r>
     </w:p>
   </w:footnote>
